--- a/Assignment-123/word file/Homework-3.docx
+++ b/Assignment-123/word file/Homework-3.docx
@@ -67,7 +67,7 @@
                     </pic:cNvPicPr>
                   </pic:nvPicPr>
                   <pic:blipFill rotWithShape="1">
-                    <a:blip r:embed="rId5" cstate="print">
+                    <a:blip r:embed="rId7" cstate="print">
                       <a:extLst>
                         <a:ext uri="{28A0092B-C50C-407E-A947-70E740481C1C}">
                           <a14:useLocalDpi xmlns:a14="http://schemas.microsoft.com/office/drawing/2010/main" val="0"/>
@@ -698,43 +698,7 @@
         <w:rPr>
           <w:rFonts w:ascii="Times New Roman" w:hAnsi="Times New Roman" w:cs="Times New Roman"/>
         </w:rPr>
-        <w:t xml:space="preserve">Following the Box-Jenkins Methodology, </w:t>
-      </w:r>
-      <w:r>
-        <w:rPr>
-          <w:rFonts w:ascii="Times New Roman" w:hAnsi="Times New Roman" w:cs="Times New Roman"/>
-        </w:rPr>
-        <w:t xml:space="preserve">we </w:t>
-      </w:r>
-      <w:r>
-        <w:rPr>
-          <w:rFonts w:ascii="Times New Roman" w:hAnsi="Times New Roman" w:cs="Times New Roman"/>
-        </w:rPr>
-        <w:t>will follow (a) Identification (b) Estimation (c) Diagnostic</w:t>
-      </w:r>
-      <w:r>
-        <w:rPr>
-          <w:rFonts w:ascii="Times New Roman" w:hAnsi="Times New Roman" w:cs="Times New Roman"/>
-        </w:rPr>
-        <w:t xml:space="preserve"> Test</w:t>
-      </w:r>
-      <w:r>
-        <w:rPr>
-          <w:rFonts w:ascii="Times New Roman" w:hAnsi="Times New Roman" w:cs="Times New Roman"/>
-        </w:rPr>
-        <w:t xml:space="preserve">, these 3 procedures to find the best Univariate ARMA model that </w:t>
-      </w:r>
-      <w:r>
-        <w:rPr>
-          <w:rFonts w:ascii="Times New Roman" w:hAnsi="Times New Roman" w:cs="Times New Roman"/>
-        </w:rPr>
-        <w:t>this variable y</w:t>
-      </w:r>
-      <w:r>
-        <w:rPr>
-          <w:rFonts w:ascii="Times New Roman" w:hAnsi="Times New Roman" w:cs="Times New Roman"/>
-        </w:rPr>
-        <w:t xml:space="preserve"> follows.</w:t>
+        <w:t>Following the Box-Jenkins Methodology, we will follow (a) Identification (b) Estimation (c) Diagnostic Test, these 3 procedures to find the best Univariate ARMA model that this variable y follows.</w:t>
       </w:r>
     </w:p>
     <w:p>
@@ -807,7 +771,7 @@
                     <pic:cNvPicPr/>
                   </pic:nvPicPr>
                   <pic:blipFill>
-                    <a:blip r:embed="rId6"/>
+                    <a:blip r:embed="rId8"/>
                     <a:stretch>
                       <a:fillRect/>
                     </a:stretch>
@@ -1424,6 +1388,5067 @@
           <w:rFonts w:ascii="Times New Roman" w:hAnsi="Times New Roman" w:cs="Times New Roman"/>
         </w:rPr>
       </w:pPr>
+      <w:r>
+        <w:rPr>
+          <w:rFonts w:ascii="Times New Roman" w:hAnsi="Times New Roman" w:cs="Times New Roman"/>
+        </w:rPr>
+        <w:t xml:space="preserve">The Time Series plot of the </w:t>
+      </w:r>
+      <w:r>
+        <w:rPr>
+          <w:rFonts w:ascii="Times New Roman" w:hAnsi="Times New Roman" w:cs="Times New Roman"/>
+        </w:rPr>
+        <w:t>variable y</w:t>
+      </w:r>
+      <w:r>
+        <w:rPr>
+          <w:rFonts w:ascii="Times New Roman" w:hAnsi="Times New Roman" w:cs="Times New Roman"/>
+        </w:rPr>
+        <w:t xml:space="preserve"> clearly shows no significant trend. And the</w:t>
+      </w:r>
+      <w:r>
+        <w:rPr>
+          <w:rFonts w:ascii="Times New Roman" w:hAnsi="Times New Roman" w:cs="Times New Roman"/>
+        </w:rPr>
+        <w:t xml:space="preserve"> Augmented</w:t>
+      </w:r>
+      <w:r>
+        <w:rPr>
+          <w:rFonts w:ascii="Times New Roman" w:hAnsi="Times New Roman" w:cs="Times New Roman"/>
+        </w:rPr>
+        <w:t xml:space="preserve"> Dicky-Fuller Test also rejects the Null Hypothesis of </w:t>
+      </w:r>
+      <w:r>
+        <w:rPr>
+          <w:rFonts w:ascii="Times New Roman" w:hAnsi="Times New Roman" w:cs="Times New Roman"/>
+        </w:rPr>
+        <w:t>a</w:t>
+      </w:r>
+      <w:r>
+        <w:rPr>
+          <w:rFonts w:ascii="Times New Roman" w:hAnsi="Times New Roman" w:cs="Times New Roman"/>
+        </w:rPr>
+        <w:t xml:space="preserve"> Unit Root Process</w:t>
+      </w:r>
+      <w:r>
+        <w:rPr>
+          <w:rFonts w:ascii="Times New Roman" w:hAnsi="Times New Roman" w:cs="Times New Roman"/>
+        </w:rPr>
+        <w:t xml:space="preserve"> at lag 4. So, we can conclude that variable y is stationary.</w:t>
+      </w:r>
+    </w:p>
+    <w:p>
+      <w:pPr>
+        <w:rPr>
+          <w:rFonts w:ascii="Times New Roman" w:hAnsi="Times New Roman" w:cs="Times New Roman"/>
+        </w:rPr>
+      </w:pPr>
+    </w:p>
+    <w:p>
+      <w:pPr>
+        <w:rPr>
+          <w:rFonts w:ascii="Times New Roman" w:hAnsi="Times New Roman" w:cs="Times New Roman"/>
+        </w:rPr>
+      </w:pPr>
+      <w:r>
+        <w:rPr>
+          <w:rFonts w:ascii="Times New Roman" w:hAnsi="Times New Roman" w:cs="Times New Roman"/>
+          <w:noProof/>
+        </w:rPr>
+        <w:drawing>
+          <wp:anchor distT="0" distB="0" distL="114300" distR="114300" simplePos="0" relativeHeight="251659264" behindDoc="0" locked="0" layoutInCell="1" allowOverlap="1" wp14:anchorId="72C25DFB" wp14:editId="07856DF7">
+            <wp:simplePos x="0" y="0"/>
+            <wp:positionH relativeFrom="column">
+              <wp:posOffset>0</wp:posOffset>
+            </wp:positionH>
+            <wp:positionV relativeFrom="paragraph">
+              <wp:posOffset>2313</wp:posOffset>
+            </wp:positionV>
+            <wp:extent cx="5943600" cy="2971800"/>
+            <wp:effectExtent l="0" t="0" r="0" b="0"/>
+            <wp:wrapSquare wrapText="bothSides"/>
+            <wp:docPr id="1308759247" name="Picture 1"/>
+            <wp:cNvGraphicFramePr>
+              <a:graphicFrameLocks xmlns:a="http://schemas.openxmlformats.org/drawingml/2006/main" noChangeAspect="1"/>
+            </wp:cNvGraphicFramePr>
+            <a:graphic xmlns:a="http://schemas.openxmlformats.org/drawingml/2006/main">
+              <a:graphicData uri="http://schemas.openxmlformats.org/drawingml/2006/picture">
+                <pic:pic xmlns:pic="http://schemas.openxmlformats.org/drawingml/2006/picture">
+                  <pic:nvPicPr>
+                    <pic:cNvPr id="1308759247" name="Picture 1308759247"/>
+                    <pic:cNvPicPr/>
+                  </pic:nvPicPr>
+                  <pic:blipFill>
+                    <a:blip r:embed="rId9">
+                      <a:extLst>
+                        <a:ext uri="{28A0092B-C50C-407E-A947-70E740481C1C}">
+                          <a14:useLocalDpi xmlns:a14="http://schemas.microsoft.com/office/drawing/2010/main" val="0"/>
+                        </a:ext>
+                      </a:extLst>
+                    </a:blip>
+                    <a:stretch>
+                      <a:fillRect/>
+                    </a:stretch>
+                  </pic:blipFill>
+                  <pic:spPr>
+                    <a:xfrm>
+                      <a:off x="0" y="0"/>
+                      <a:ext cx="5943600" cy="2971800"/>
+                    </a:xfrm>
+                    <a:prstGeom prst="rect">
+                      <a:avLst/>
+                    </a:prstGeom>
+                  </pic:spPr>
+                </pic:pic>
+              </a:graphicData>
+            </a:graphic>
+          </wp:anchor>
+        </w:drawing>
+      </w:r>
+    </w:p>
+    <w:p>
+      <w:pPr>
+        <w:rPr>
+          <w:rFonts w:ascii="Times New Roman" w:hAnsi="Times New Roman" w:cs="Times New Roman"/>
+        </w:rPr>
+      </w:pPr>
+      <w:r>
+        <w:rPr>
+          <w:rFonts w:ascii="Times New Roman" w:hAnsi="Times New Roman" w:cs="Times New Roman"/>
+        </w:rPr>
+        <w:t xml:space="preserve">Both the Autocorrelation and Partial Auto-correlation Function of </w:t>
+      </w:r>
+      <w:r>
+        <w:rPr>
+          <w:rFonts w:ascii="Times New Roman" w:hAnsi="Times New Roman" w:cs="Times New Roman"/>
+        </w:rPr>
+        <w:t>y</w:t>
+      </w:r>
+      <w:r>
+        <w:rPr>
+          <w:rFonts w:ascii="Times New Roman" w:hAnsi="Times New Roman" w:cs="Times New Roman"/>
+        </w:rPr>
+        <w:t xml:space="preserve"> variable show significant spikes till lag 3 </w:t>
+      </w:r>
+      <w:r>
+        <w:rPr>
+          <w:rFonts w:ascii="Times New Roman" w:hAnsi="Times New Roman" w:cs="Times New Roman"/>
+        </w:rPr>
+        <w:t>and</w:t>
+      </w:r>
+      <w:r>
+        <w:rPr>
+          <w:rFonts w:ascii="Times New Roman" w:hAnsi="Times New Roman" w:cs="Times New Roman"/>
+        </w:rPr>
+        <w:t xml:space="preserve"> exponential decay. So, I assume the presence of ARMA (2,3), ARMA (3,2), ARMA (3,3), ARMA (3,4), ARMA (4,3). Now I will estimate all the assumed models and compare their information criteria to get the parsimonious model. </w:t>
+      </w:r>
+    </w:p>
+    <w:p>
+      <w:pPr>
+        <w:rPr>
+          <w:rFonts w:ascii="Times New Roman" w:hAnsi="Times New Roman" w:cs="Times New Roman"/>
+        </w:rPr>
+      </w:pPr>
+    </w:p>
+    <w:p>
+      <w:pPr>
+        <w:rPr>
+          <w:rFonts w:ascii="Times New Roman" w:hAnsi="Times New Roman" w:cs="Times New Roman"/>
+        </w:rPr>
+      </w:pPr>
+    </w:p>
+    <w:p>
+      <w:pPr>
+        <w:tabs>
+          <w:tab w:val="left" w:pos="2108"/>
+        </w:tabs>
+        <w:rPr>
+          <w:rFonts w:ascii="Times New Roman" w:hAnsi="Times New Roman" w:cs="Times New Roman"/>
+        </w:rPr>
+      </w:pPr>
+      <w:r>
+        <w:rPr>
+          <w:rFonts w:ascii="Times New Roman" w:hAnsi="Times New Roman" w:cs="Times New Roman"/>
+        </w:rPr>
+        <w:lastRenderedPageBreak/>
+        <w:t>Information Criteria:</w:t>
+      </w:r>
+    </w:p>
+    <w:tbl>
+      <w:tblPr>
+        <w:tblStyle w:val="TableGrid"/>
+        <w:tblW w:w="9540" w:type="dxa"/>
+        <w:tblLook w:val="04A0" w:firstRow="1" w:lastRow="0" w:firstColumn="1" w:lastColumn="0" w:noHBand="0" w:noVBand="1"/>
+      </w:tblPr>
+      <w:tblGrid>
+        <w:gridCol w:w="2240"/>
+        <w:gridCol w:w="894"/>
+        <w:gridCol w:w="2271"/>
+        <w:gridCol w:w="673"/>
+        <w:gridCol w:w="1731"/>
+        <w:gridCol w:w="1731"/>
+      </w:tblGrid>
+      <w:tr>
+        <w:trPr>
+          <w:trHeight w:val="617"/>
+        </w:trPr>
+        <w:tc>
+          <w:tcPr>
+            <w:tcW w:w="0" w:type="auto"/>
+          </w:tcPr>
+          <w:p>
+            <w:pPr>
+              <w:tabs>
+                <w:tab w:val="left" w:pos="2108"/>
+              </w:tabs>
+              <w:rPr>
+                <w:rFonts w:ascii="Times New Roman" w:hAnsi="Times New Roman" w:cs="Times New Roman"/>
+                <w:i/>
+                <w:iCs/>
+                <w:sz w:val="28"/>
+                <w:szCs w:val="28"/>
+              </w:rPr>
+            </w:pPr>
+            <w:r>
+              <w:rPr>
+                <w:rFonts w:ascii="Times New Roman" w:hAnsi="Times New Roman" w:cs="Times New Roman"/>
+                <w:i/>
+                <w:iCs/>
+                <w:sz w:val="28"/>
+                <w:szCs w:val="28"/>
+              </w:rPr>
+              <w:t>Model</w:t>
+            </w:r>
+          </w:p>
+        </w:tc>
+        <w:tc>
+          <w:tcPr>
+            <w:tcW w:w="0" w:type="auto"/>
+          </w:tcPr>
+          <w:p>
+            <w:pPr>
+              <w:tabs>
+                <w:tab w:val="left" w:pos="2108"/>
+              </w:tabs>
+              <w:rPr>
+                <w:rFonts w:ascii="Times New Roman" w:hAnsi="Times New Roman" w:cs="Times New Roman"/>
+                <w:i/>
+                <w:iCs/>
+                <w:sz w:val="28"/>
+                <w:szCs w:val="28"/>
+              </w:rPr>
+            </w:pPr>
+            <w:r>
+              <w:rPr>
+                <w:rFonts w:ascii="Times New Roman" w:hAnsi="Times New Roman" w:cs="Times New Roman"/>
+                <w:i/>
+                <w:iCs/>
+                <w:sz w:val="28"/>
+                <w:szCs w:val="28"/>
+              </w:rPr>
+              <w:t>N</w:t>
+            </w:r>
+          </w:p>
+        </w:tc>
+        <w:tc>
+          <w:tcPr>
+            <w:tcW w:w="0" w:type="auto"/>
+          </w:tcPr>
+          <w:p>
+            <w:pPr>
+              <w:tabs>
+                <w:tab w:val="left" w:pos="2108"/>
+              </w:tabs>
+              <w:rPr>
+                <w:rFonts w:ascii="Times New Roman" w:hAnsi="Times New Roman" w:cs="Times New Roman"/>
+                <w:i/>
+                <w:iCs/>
+                <w:sz w:val="28"/>
+                <w:szCs w:val="28"/>
+              </w:rPr>
+            </w:pPr>
+            <w:r>
+              <w:rPr>
+                <w:rFonts w:ascii="Times New Roman" w:hAnsi="Times New Roman" w:cs="Times New Roman"/>
+                <w:i/>
+                <w:iCs/>
+                <w:sz w:val="28"/>
+                <w:szCs w:val="28"/>
+              </w:rPr>
+              <w:t>LL (model)</w:t>
+            </w:r>
+          </w:p>
+        </w:tc>
+        <w:tc>
+          <w:tcPr>
+            <w:tcW w:w="0" w:type="auto"/>
+          </w:tcPr>
+          <w:p>
+            <w:pPr>
+              <w:tabs>
+                <w:tab w:val="left" w:pos="2108"/>
+              </w:tabs>
+              <w:rPr>
+                <w:rFonts w:ascii="Times New Roman" w:hAnsi="Times New Roman" w:cs="Times New Roman"/>
+                <w:i/>
+                <w:iCs/>
+                <w:sz w:val="28"/>
+                <w:szCs w:val="28"/>
+              </w:rPr>
+            </w:pPr>
+            <w:proofErr w:type="spellStart"/>
+            <w:r>
+              <w:rPr>
+                <w:rFonts w:ascii="Times New Roman" w:hAnsi="Times New Roman" w:cs="Times New Roman"/>
+                <w:i/>
+                <w:iCs/>
+                <w:sz w:val="28"/>
+                <w:szCs w:val="28"/>
+              </w:rPr>
+              <w:t>df</w:t>
+            </w:r>
+            <w:proofErr w:type="spellEnd"/>
+          </w:p>
+        </w:tc>
+        <w:tc>
+          <w:tcPr>
+            <w:tcW w:w="0" w:type="auto"/>
+          </w:tcPr>
+          <w:p>
+            <w:pPr>
+              <w:tabs>
+                <w:tab w:val="left" w:pos="2108"/>
+              </w:tabs>
+              <w:rPr>
+                <w:rFonts w:ascii="Times New Roman" w:hAnsi="Times New Roman" w:cs="Times New Roman"/>
+                <w:i/>
+                <w:iCs/>
+                <w:sz w:val="28"/>
+                <w:szCs w:val="28"/>
+              </w:rPr>
+            </w:pPr>
+            <w:r>
+              <w:rPr>
+                <w:rFonts w:ascii="Times New Roman" w:hAnsi="Times New Roman" w:cs="Times New Roman"/>
+                <w:i/>
+                <w:iCs/>
+                <w:sz w:val="28"/>
+                <w:szCs w:val="28"/>
+              </w:rPr>
+              <w:t>AIC</w:t>
+            </w:r>
+          </w:p>
+        </w:tc>
+        <w:tc>
+          <w:tcPr>
+            <w:tcW w:w="0" w:type="auto"/>
+          </w:tcPr>
+          <w:p>
+            <w:pPr>
+              <w:tabs>
+                <w:tab w:val="left" w:pos="2108"/>
+              </w:tabs>
+              <w:rPr>
+                <w:rFonts w:ascii="Times New Roman" w:hAnsi="Times New Roman" w:cs="Times New Roman"/>
+                <w:i/>
+                <w:iCs/>
+                <w:sz w:val="28"/>
+                <w:szCs w:val="28"/>
+              </w:rPr>
+            </w:pPr>
+            <w:r>
+              <w:rPr>
+                <w:rFonts w:ascii="Times New Roman" w:hAnsi="Times New Roman" w:cs="Times New Roman"/>
+                <w:i/>
+                <w:iCs/>
+                <w:sz w:val="28"/>
+                <w:szCs w:val="28"/>
+              </w:rPr>
+              <w:t>BIC</w:t>
+            </w:r>
+          </w:p>
+        </w:tc>
+      </w:tr>
+      <w:tr>
+        <w:trPr>
+          <w:trHeight w:val="617"/>
+        </w:trPr>
+        <w:tc>
+          <w:tcPr>
+            <w:tcW w:w="0" w:type="auto"/>
+          </w:tcPr>
+          <w:p>
+            <w:pPr>
+              <w:tabs>
+                <w:tab w:val="left" w:pos="2108"/>
+              </w:tabs>
+              <w:rPr>
+                <w:rFonts w:ascii="Times New Roman" w:hAnsi="Times New Roman" w:cs="Times New Roman"/>
+              </w:rPr>
+            </w:pPr>
+            <w:r>
+              <w:rPr>
+                <w:rFonts w:ascii="Times New Roman" w:hAnsi="Times New Roman" w:cs="Times New Roman"/>
+              </w:rPr>
+              <w:t>ARMA (2,3)</w:t>
+            </w:r>
+          </w:p>
+        </w:tc>
+        <w:tc>
+          <w:tcPr>
+            <w:tcW w:w="0" w:type="auto"/>
+          </w:tcPr>
+          <w:p>
+            <w:pPr>
+              <w:tabs>
+                <w:tab w:val="left" w:pos="2108"/>
+              </w:tabs>
+              <w:rPr>
+                <w:rFonts w:ascii="Times New Roman" w:hAnsi="Times New Roman" w:cs="Times New Roman"/>
+              </w:rPr>
+            </w:pPr>
+            <w:r>
+              <w:rPr>
+                <w:rFonts w:ascii="Times New Roman" w:hAnsi="Times New Roman" w:cs="Times New Roman"/>
+              </w:rPr>
+              <w:t>100</w:t>
+            </w:r>
+          </w:p>
+        </w:tc>
+        <w:tc>
+          <w:tcPr>
+            <w:tcW w:w="0" w:type="auto"/>
+          </w:tcPr>
+          <w:p>
+            <w:pPr>
+              <w:tabs>
+                <w:tab w:val="left" w:pos="2108"/>
+              </w:tabs>
+              <w:rPr>
+                <w:rFonts w:ascii="Times New Roman" w:hAnsi="Times New Roman" w:cs="Times New Roman"/>
+              </w:rPr>
+            </w:pPr>
+            <w:r>
+              <w:rPr>
+                <w:rFonts w:ascii="Times New Roman" w:hAnsi="Times New Roman" w:cs="Times New Roman"/>
+              </w:rPr>
+              <w:t>-124.3935</w:t>
+            </w:r>
+          </w:p>
+        </w:tc>
+        <w:tc>
+          <w:tcPr>
+            <w:tcW w:w="0" w:type="auto"/>
+          </w:tcPr>
+          <w:p>
+            <w:pPr>
+              <w:tabs>
+                <w:tab w:val="left" w:pos="2108"/>
+              </w:tabs>
+              <w:rPr>
+                <w:rFonts w:ascii="Times New Roman" w:hAnsi="Times New Roman" w:cs="Times New Roman"/>
+              </w:rPr>
+            </w:pPr>
+            <w:r>
+              <w:rPr>
+                <w:rFonts w:ascii="Times New Roman" w:hAnsi="Times New Roman" w:cs="Times New Roman"/>
+              </w:rPr>
+              <w:t>7</w:t>
+            </w:r>
+          </w:p>
+        </w:tc>
+        <w:tc>
+          <w:tcPr>
+            <w:tcW w:w="0" w:type="auto"/>
+          </w:tcPr>
+          <w:p>
+            <w:pPr>
+              <w:tabs>
+                <w:tab w:val="left" w:pos="2108"/>
+              </w:tabs>
+              <w:rPr>
+                <w:rFonts w:ascii="Times New Roman" w:hAnsi="Times New Roman" w:cs="Times New Roman"/>
+              </w:rPr>
+            </w:pPr>
+            <w:r>
+              <w:rPr>
+                <w:rFonts w:ascii="Times New Roman" w:hAnsi="Times New Roman" w:cs="Times New Roman"/>
+              </w:rPr>
+              <w:t>262.7871</w:t>
+            </w:r>
+          </w:p>
+        </w:tc>
+        <w:tc>
+          <w:tcPr>
+            <w:tcW w:w="0" w:type="auto"/>
+          </w:tcPr>
+          <w:p>
+            <w:pPr>
+              <w:tabs>
+                <w:tab w:val="left" w:pos="2108"/>
+              </w:tabs>
+              <w:rPr>
+                <w:rFonts w:ascii="Times New Roman" w:hAnsi="Times New Roman" w:cs="Times New Roman"/>
+              </w:rPr>
+            </w:pPr>
+            <w:r>
+              <w:rPr>
+                <w:rFonts w:ascii="Times New Roman" w:hAnsi="Times New Roman" w:cs="Times New Roman"/>
+              </w:rPr>
+              <w:t>281.0233</w:t>
+            </w:r>
+          </w:p>
+        </w:tc>
+      </w:tr>
+      <w:tr>
+        <w:trPr>
+          <w:trHeight w:val="617"/>
+        </w:trPr>
+        <w:tc>
+          <w:tcPr>
+            <w:tcW w:w="0" w:type="auto"/>
+          </w:tcPr>
+          <w:p>
+            <w:pPr>
+              <w:tabs>
+                <w:tab w:val="left" w:pos="2108"/>
+              </w:tabs>
+              <w:rPr>
+                <w:rFonts w:ascii="Times New Roman" w:hAnsi="Times New Roman" w:cs="Times New Roman"/>
+              </w:rPr>
+            </w:pPr>
+            <w:r>
+              <w:rPr>
+                <w:rFonts w:ascii="Times New Roman" w:hAnsi="Times New Roman" w:cs="Times New Roman"/>
+              </w:rPr>
+              <w:t>ARMA (3,2)</w:t>
+            </w:r>
+          </w:p>
+        </w:tc>
+        <w:tc>
+          <w:tcPr>
+            <w:tcW w:w="0" w:type="auto"/>
+          </w:tcPr>
+          <w:p>
+            <w:pPr>
+              <w:tabs>
+                <w:tab w:val="left" w:pos="2108"/>
+              </w:tabs>
+              <w:rPr>
+                <w:rFonts w:ascii="Times New Roman" w:hAnsi="Times New Roman" w:cs="Times New Roman"/>
+              </w:rPr>
+            </w:pPr>
+            <w:r>
+              <w:rPr>
+                <w:rFonts w:ascii="Times New Roman" w:hAnsi="Times New Roman" w:cs="Times New Roman"/>
+              </w:rPr>
+              <w:t>100</w:t>
+            </w:r>
+          </w:p>
+        </w:tc>
+        <w:tc>
+          <w:tcPr>
+            <w:tcW w:w="0" w:type="auto"/>
+          </w:tcPr>
+          <w:p>
+            <w:pPr>
+              <w:tabs>
+                <w:tab w:val="left" w:pos="2108"/>
+              </w:tabs>
+              <w:rPr>
+                <w:rFonts w:ascii="Times New Roman" w:hAnsi="Times New Roman" w:cs="Times New Roman"/>
+              </w:rPr>
+            </w:pPr>
+            <w:r>
+              <w:rPr>
+                <w:rFonts w:ascii="Times New Roman" w:hAnsi="Times New Roman" w:cs="Times New Roman"/>
+              </w:rPr>
+              <w:t xml:space="preserve">-125.8966  </w:t>
+            </w:r>
+            <w:r>
+              <w:rPr>
+                <w:rFonts w:ascii="Times New Roman" w:hAnsi="Times New Roman" w:cs="Times New Roman"/>
+              </w:rPr>
+              <w:t xml:space="preserve">    </w:t>
+            </w:r>
+          </w:p>
+        </w:tc>
+        <w:tc>
+          <w:tcPr>
+            <w:tcW w:w="0" w:type="auto"/>
+          </w:tcPr>
+          <w:p>
+            <w:pPr>
+              <w:tabs>
+                <w:tab w:val="left" w:pos="2108"/>
+              </w:tabs>
+              <w:rPr>
+                <w:rFonts w:ascii="Times New Roman" w:hAnsi="Times New Roman" w:cs="Times New Roman"/>
+              </w:rPr>
+            </w:pPr>
+            <w:r>
+              <w:rPr>
+                <w:rFonts w:ascii="Times New Roman" w:hAnsi="Times New Roman" w:cs="Times New Roman"/>
+              </w:rPr>
+              <w:t>7</w:t>
+            </w:r>
+          </w:p>
+        </w:tc>
+        <w:tc>
+          <w:tcPr>
+            <w:tcW w:w="0" w:type="auto"/>
+          </w:tcPr>
+          <w:p>
+            <w:pPr>
+              <w:tabs>
+                <w:tab w:val="left" w:pos="2108"/>
+              </w:tabs>
+              <w:rPr>
+                <w:rFonts w:ascii="Times New Roman" w:hAnsi="Times New Roman" w:cs="Times New Roman"/>
+              </w:rPr>
+            </w:pPr>
+            <w:r>
+              <w:rPr>
+                <w:rFonts w:ascii="Times New Roman" w:hAnsi="Times New Roman" w:cs="Times New Roman"/>
+              </w:rPr>
+              <w:t>265.7933</w:t>
+            </w:r>
+          </w:p>
+        </w:tc>
+        <w:tc>
+          <w:tcPr>
+            <w:tcW w:w="0" w:type="auto"/>
+          </w:tcPr>
+          <w:p>
+            <w:pPr>
+              <w:tabs>
+                <w:tab w:val="left" w:pos="2108"/>
+              </w:tabs>
+              <w:rPr>
+                <w:rFonts w:ascii="Times New Roman" w:hAnsi="Times New Roman" w:cs="Times New Roman"/>
+              </w:rPr>
+            </w:pPr>
+            <w:r>
+              <w:rPr>
+                <w:rFonts w:ascii="Times New Roman" w:hAnsi="Times New Roman" w:cs="Times New Roman"/>
+              </w:rPr>
+              <w:t>284.0295</w:t>
+            </w:r>
+          </w:p>
+        </w:tc>
+      </w:tr>
+      <w:tr>
+        <w:trPr>
+          <w:trHeight w:val="617"/>
+        </w:trPr>
+        <w:tc>
+          <w:tcPr>
+            <w:tcW w:w="0" w:type="auto"/>
+          </w:tcPr>
+          <w:p>
+            <w:pPr>
+              <w:tabs>
+                <w:tab w:val="left" w:pos="2108"/>
+              </w:tabs>
+              <w:rPr>
+                <w:rFonts w:ascii="Times New Roman" w:hAnsi="Times New Roman" w:cs="Times New Roman"/>
+              </w:rPr>
+            </w:pPr>
+            <w:r>
+              <w:rPr>
+                <w:rFonts w:ascii="Times New Roman" w:hAnsi="Times New Roman" w:cs="Times New Roman"/>
+              </w:rPr>
+              <w:t>ARMA (3,3)</w:t>
+            </w:r>
+          </w:p>
+        </w:tc>
+        <w:tc>
+          <w:tcPr>
+            <w:tcW w:w="0" w:type="auto"/>
+          </w:tcPr>
+          <w:p>
+            <w:pPr>
+              <w:tabs>
+                <w:tab w:val="left" w:pos="2108"/>
+              </w:tabs>
+              <w:rPr>
+                <w:rFonts w:ascii="Times New Roman" w:hAnsi="Times New Roman" w:cs="Times New Roman"/>
+              </w:rPr>
+            </w:pPr>
+            <w:r>
+              <w:rPr>
+                <w:rFonts w:ascii="Times New Roman" w:hAnsi="Times New Roman" w:cs="Times New Roman"/>
+              </w:rPr>
+              <w:t>100</w:t>
+            </w:r>
+          </w:p>
+        </w:tc>
+        <w:tc>
+          <w:tcPr>
+            <w:tcW w:w="0" w:type="auto"/>
+          </w:tcPr>
+          <w:p>
+            <w:pPr>
+              <w:tabs>
+                <w:tab w:val="left" w:pos="2108"/>
+              </w:tabs>
+              <w:rPr>
+                <w:rFonts w:ascii="Times New Roman" w:hAnsi="Times New Roman" w:cs="Times New Roman"/>
+              </w:rPr>
+            </w:pPr>
+            <w:r>
+              <w:rPr>
+                <w:rFonts w:ascii="Times New Roman" w:hAnsi="Times New Roman" w:cs="Times New Roman"/>
+              </w:rPr>
+              <w:t xml:space="preserve">-124.1635   </w:t>
+            </w:r>
+          </w:p>
+        </w:tc>
+        <w:tc>
+          <w:tcPr>
+            <w:tcW w:w="0" w:type="auto"/>
+          </w:tcPr>
+          <w:p>
+            <w:pPr>
+              <w:tabs>
+                <w:tab w:val="left" w:pos="2108"/>
+              </w:tabs>
+              <w:rPr>
+                <w:rFonts w:ascii="Times New Roman" w:hAnsi="Times New Roman" w:cs="Times New Roman"/>
+              </w:rPr>
+            </w:pPr>
+            <w:r>
+              <w:rPr>
+                <w:rFonts w:ascii="Times New Roman" w:hAnsi="Times New Roman" w:cs="Times New Roman"/>
+              </w:rPr>
+              <w:t>8</w:t>
+            </w:r>
+          </w:p>
+        </w:tc>
+        <w:tc>
+          <w:tcPr>
+            <w:tcW w:w="0" w:type="auto"/>
+          </w:tcPr>
+          <w:p>
+            <w:pPr>
+              <w:tabs>
+                <w:tab w:val="left" w:pos="2108"/>
+              </w:tabs>
+              <w:rPr>
+                <w:rFonts w:ascii="Times New Roman" w:hAnsi="Times New Roman" w:cs="Times New Roman"/>
+              </w:rPr>
+            </w:pPr>
+            <w:r>
+              <w:rPr>
+                <w:rFonts w:ascii="Times New Roman" w:hAnsi="Times New Roman" w:cs="Times New Roman"/>
+              </w:rPr>
+              <w:t>264.327</w:t>
+            </w:r>
+          </w:p>
+        </w:tc>
+        <w:tc>
+          <w:tcPr>
+            <w:tcW w:w="0" w:type="auto"/>
+          </w:tcPr>
+          <w:p>
+            <w:pPr>
+              <w:tabs>
+                <w:tab w:val="left" w:pos="2108"/>
+              </w:tabs>
+              <w:rPr>
+                <w:rFonts w:ascii="Times New Roman" w:hAnsi="Times New Roman" w:cs="Times New Roman"/>
+              </w:rPr>
+            </w:pPr>
+            <w:r>
+              <w:rPr>
+                <w:rFonts w:ascii="Times New Roman" w:hAnsi="Times New Roman" w:cs="Times New Roman"/>
+              </w:rPr>
+              <w:t>285.1684</w:t>
+            </w:r>
+          </w:p>
+        </w:tc>
+      </w:tr>
+      <w:tr>
+        <w:trPr>
+          <w:trHeight w:val="617"/>
+        </w:trPr>
+        <w:tc>
+          <w:tcPr>
+            <w:tcW w:w="0" w:type="auto"/>
+          </w:tcPr>
+          <w:p>
+            <w:pPr>
+              <w:tabs>
+                <w:tab w:val="left" w:pos="2108"/>
+              </w:tabs>
+              <w:rPr>
+                <w:rFonts w:ascii="Times New Roman" w:hAnsi="Times New Roman" w:cs="Times New Roman"/>
+              </w:rPr>
+            </w:pPr>
+            <w:r>
+              <w:rPr>
+                <w:rFonts w:ascii="Times New Roman" w:hAnsi="Times New Roman" w:cs="Times New Roman"/>
+              </w:rPr>
+              <w:t>ARMA (3,4)</w:t>
+            </w:r>
+          </w:p>
+        </w:tc>
+        <w:tc>
+          <w:tcPr>
+            <w:tcW w:w="0" w:type="auto"/>
+          </w:tcPr>
+          <w:p>
+            <w:pPr>
+              <w:tabs>
+                <w:tab w:val="left" w:pos="2108"/>
+              </w:tabs>
+              <w:rPr>
+                <w:rFonts w:ascii="Times New Roman" w:hAnsi="Times New Roman" w:cs="Times New Roman"/>
+              </w:rPr>
+            </w:pPr>
+            <w:r>
+              <w:rPr>
+                <w:rFonts w:ascii="Times New Roman" w:hAnsi="Times New Roman" w:cs="Times New Roman"/>
+              </w:rPr>
+              <w:t>100</w:t>
+            </w:r>
+          </w:p>
+        </w:tc>
+        <w:tc>
+          <w:tcPr>
+            <w:tcW w:w="0" w:type="auto"/>
+          </w:tcPr>
+          <w:p>
+            <w:pPr>
+              <w:tabs>
+                <w:tab w:val="left" w:pos="2108"/>
+              </w:tabs>
+              <w:rPr>
+                <w:rFonts w:ascii="Times New Roman" w:hAnsi="Times New Roman" w:cs="Times New Roman"/>
+              </w:rPr>
+            </w:pPr>
+            <w:r>
+              <w:rPr>
+                <w:rFonts w:ascii="Times New Roman" w:hAnsi="Times New Roman" w:cs="Times New Roman"/>
+              </w:rPr>
+              <w:t xml:space="preserve">-123.6252      </w:t>
+            </w:r>
+            <w:r>
+              <w:rPr>
+                <w:rFonts w:ascii="Times New Roman" w:hAnsi="Times New Roman" w:cs="Times New Roman"/>
+              </w:rPr>
+              <w:t xml:space="preserve"> </w:t>
+            </w:r>
+          </w:p>
+        </w:tc>
+        <w:tc>
+          <w:tcPr>
+            <w:tcW w:w="0" w:type="auto"/>
+          </w:tcPr>
+          <w:p>
+            <w:pPr>
+              <w:tabs>
+                <w:tab w:val="left" w:pos="2108"/>
+              </w:tabs>
+              <w:rPr>
+                <w:rFonts w:ascii="Times New Roman" w:hAnsi="Times New Roman" w:cs="Times New Roman"/>
+              </w:rPr>
+            </w:pPr>
+            <w:r>
+              <w:rPr>
+                <w:rFonts w:ascii="Times New Roman" w:hAnsi="Times New Roman" w:cs="Times New Roman"/>
+              </w:rPr>
+              <w:t>9</w:t>
+            </w:r>
+          </w:p>
+        </w:tc>
+        <w:tc>
+          <w:tcPr>
+            <w:tcW w:w="0" w:type="auto"/>
+          </w:tcPr>
+          <w:p>
+            <w:pPr>
+              <w:tabs>
+                <w:tab w:val="left" w:pos="2108"/>
+              </w:tabs>
+              <w:rPr>
+                <w:rFonts w:ascii="Times New Roman" w:hAnsi="Times New Roman" w:cs="Times New Roman"/>
+              </w:rPr>
+            </w:pPr>
+            <w:r>
+              <w:rPr>
+                <w:rFonts w:ascii="Times New Roman" w:hAnsi="Times New Roman" w:cs="Times New Roman"/>
+              </w:rPr>
+              <w:t xml:space="preserve">265.2504 </w:t>
+            </w:r>
+          </w:p>
+        </w:tc>
+        <w:tc>
+          <w:tcPr>
+            <w:tcW w:w="0" w:type="auto"/>
+          </w:tcPr>
+          <w:p>
+            <w:pPr>
+              <w:tabs>
+                <w:tab w:val="left" w:pos="2108"/>
+              </w:tabs>
+              <w:rPr>
+                <w:rFonts w:ascii="Times New Roman" w:hAnsi="Times New Roman" w:cs="Times New Roman"/>
+              </w:rPr>
+            </w:pPr>
+            <w:r>
+              <w:rPr>
+                <w:rFonts w:ascii="Times New Roman" w:hAnsi="Times New Roman" w:cs="Times New Roman"/>
+              </w:rPr>
+              <w:t>288.6969</w:t>
+            </w:r>
+          </w:p>
+        </w:tc>
+      </w:tr>
+      <w:tr>
+        <w:trPr>
+          <w:trHeight w:val="617"/>
+        </w:trPr>
+        <w:tc>
+          <w:tcPr>
+            <w:tcW w:w="0" w:type="auto"/>
+          </w:tcPr>
+          <w:p>
+            <w:pPr>
+              <w:tabs>
+                <w:tab w:val="left" w:pos="2108"/>
+              </w:tabs>
+              <w:rPr>
+                <w:rFonts w:ascii="Times New Roman" w:hAnsi="Times New Roman" w:cs="Times New Roman"/>
+              </w:rPr>
+            </w:pPr>
+            <w:r>
+              <w:rPr>
+                <w:rFonts w:ascii="Times New Roman" w:hAnsi="Times New Roman" w:cs="Times New Roman"/>
+              </w:rPr>
+              <w:t>ARMA (4,3)</w:t>
+            </w:r>
+          </w:p>
+        </w:tc>
+        <w:tc>
+          <w:tcPr>
+            <w:tcW w:w="0" w:type="auto"/>
+          </w:tcPr>
+          <w:p>
+            <w:pPr>
+              <w:tabs>
+                <w:tab w:val="left" w:pos="2108"/>
+              </w:tabs>
+              <w:rPr>
+                <w:rFonts w:ascii="Times New Roman" w:hAnsi="Times New Roman" w:cs="Times New Roman"/>
+              </w:rPr>
+            </w:pPr>
+            <w:r>
+              <w:rPr>
+                <w:rFonts w:ascii="Times New Roman" w:hAnsi="Times New Roman" w:cs="Times New Roman"/>
+              </w:rPr>
+              <w:t>100</w:t>
+            </w:r>
+          </w:p>
+        </w:tc>
+        <w:tc>
+          <w:tcPr>
+            <w:tcW w:w="0" w:type="auto"/>
+          </w:tcPr>
+          <w:p>
+            <w:pPr>
+              <w:tabs>
+                <w:tab w:val="left" w:pos="2108"/>
+              </w:tabs>
+              <w:rPr>
+                <w:rFonts w:ascii="Times New Roman" w:hAnsi="Times New Roman" w:cs="Times New Roman"/>
+              </w:rPr>
+            </w:pPr>
+            <w:r>
+              <w:rPr>
+                <w:rFonts w:ascii="Times New Roman" w:hAnsi="Times New Roman" w:cs="Times New Roman"/>
+              </w:rPr>
+              <w:t xml:space="preserve">-123.5017       </w:t>
+            </w:r>
+            <w:r>
+              <w:rPr>
+                <w:rFonts w:ascii="Times New Roman" w:hAnsi="Times New Roman" w:cs="Times New Roman"/>
+              </w:rPr>
+              <w:t xml:space="preserve">      </w:t>
+            </w:r>
+          </w:p>
+        </w:tc>
+        <w:tc>
+          <w:tcPr>
+            <w:tcW w:w="0" w:type="auto"/>
+          </w:tcPr>
+          <w:p>
+            <w:pPr>
+              <w:tabs>
+                <w:tab w:val="left" w:pos="2108"/>
+              </w:tabs>
+              <w:rPr>
+                <w:rFonts w:ascii="Times New Roman" w:hAnsi="Times New Roman" w:cs="Times New Roman"/>
+              </w:rPr>
+            </w:pPr>
+            <w:r>
+              <w:rPr>
+                <w:rFonts w:ascii="Times New Roman" w:hAnsi="Times New Roman" w:cs="Times New Roman"/>
+              </w:rPr>
+              <w:t>9</w:t>
+            </w:r>
+          </w:p>
+        </w:tc>
+        <w:tc>
+          <w:tcPr>
+            <w:tcW w:w="0" w:type="auto"/>
+          </w:tcPr>
+          <w:p>
+            <w:pPr>
+              <w:tabs>
+                <w:tab w:val="left" w:pos="2108"/>
+              </w:tabs>
+              <w:rPr>
+                <w:rFonts w:ascii="Times New Roman" w:hAnsi="Times New Roman" w:cs="Times New Roman"/>
+              </w:rPr>
+            </w:pPr>
+            <w:r>
+              <w:rPr>
+                <w:rFonts w:ascii="Times New Roman" w:hAnsi="Times New Roman" w:cs="Times New Roman"/>
+              </w:rPr>
+              <w:t>265.0035</w:t>
+            </w:r>
+          </w:p>
+        </w:tc>
+        <w:tc>
+          <w:tcPr>
+            <w:tcW w:w="0" w:type="auto"/>
+          </w:tcPr>
+          <w:p>
+            <w:pPr>
+              <w:tabs>
+                <w:tab w:val="left" w:pos="2108"/>
+              </w:tabs>
+              <w:rPr>
+                <w:rFonts w:ascii="Times New Roman" w:hAnsi="Times New Roman" w:cs="Times New Roman"/>
+              </w:rPr>
+            </w:pPr>
+            <w:r>
+              <w:rPr>
+                <w:rFonts w:ascii="Times New Roman" w:hAnsi="Times New Roman" w:cs="Times New Roman"/>
+              </w:rPr>
+              <w:t>288.45</w:t>
+            </w:r>
+          </w:p>
+        </w:tc>
+      </w:tr>
+    </w:tbl>
+    <w:p>
+      <w:pPr>
+        <w:tabs>
+          <w:tab w:val="left" w:pos="2108"/>
+        </w:tabs>
+        <w:rPr>
+          <w:rFonts w:ascii="Times New Roman" w:hAnsi="Times New Roman" w:cs="Times New Roman"/>
+        </w:rPr>
+      </w:pPr>
+    </w:p>
+    <w:p>
+      <w:pPr>
+        <w:tabs>
+          <w:tab w:val="left" w:pos="1014"/>
+        </w:tabs>
+        <w:rPr>
+          <w:rFonts w:ascii="Times New Roman" w:hAnsi="Times New Roman" w:cs="Times New Roman"/>
+        </w:rPr>
+      </w:pPr>
+      <w:r>
+        <w:rPr>
+          <w:rFonts w:ascii="Times New Roman" w:hAnsi="Times New Roman" w:cs="Times New Roman"/>
+        </w:rPr>
+        <w:tab/>
+      </w:r>
+    </w:p>
+    <w:p>
+      <w:pPr>
+        <w:tabs>
+          <w:tab w:val="left" w:pos="1014"/>
+        </w:tabs>
+        <w:rPr>
+          <w:rFonts w:ascii="Times New Roman" w:hAnsi="Times New Roman" w:cs="Times New Roman"/>
+        </w:rPr>
+      </w:pPr>
+      <w:r>
+        <w:rPr>
+          <w:rFonts w:ascii="Times New Roman" w:hAnsi="Times New Roman" w:cs="Times New Roman"/>
+        </w:rPr>
+        <w:t xml:space="preserve">Among those guessed </w:t>
+      </w:r>
+      <w:r>
+        <w:rPr>
+          <w:rFonts w:ascii="Times New Roman" w:hAnsi="Times New Roman" w:cs="Times New Roman"/>
+        </w:rPr>
+        <w:t>model,</w:t>
+      </w:r>
+      <w:r>
+        <w:rPr>
+          <w:rFonts w:ascii="Times New Roman" w:hAnsi="Times New Roman" w:cs="Times New Roman"/>
+        </w:rPr>
+        <w:t xml:space="preserve"> ARMA (</w:t>
+      </w:r>
+      <w:r>
+        <w:rPr>
+          <w:rFonts w:ascii="Times New Roman" w:hAnsi="Times New Roman" w:cs="Times New Roman"/>
+        </w:rPr>
+        <w:t>2</w:t>
+      </w:r>
+      <w:r>
+        <w:rPr>
+          <w:rFonts w:ascii="Times New Roman" w:hAnsi="Times New Roman" w:cs="Times New Roman"/>
+        </w:rPr>
+        <w:t>,</w:t>
+      </w:r>
+      <w:r>
+        <w:rPr>
+          <w:rFonts w:ascii="Times New Roman" w:hAnsi="Times New Roman" w:cs="Times New Roman"/>
+        </w:rPr>
+        <w:t>3</w:t>
+      </w:r>
+      <w:r>
+        <w:rPr>
+          <w:rFonts w:ascii="Times New Roman" w:hAnsi="Times New Roman" w:cs="Times New Roman"/>
+        </w:rPr>
+        <w:t xml:space="preserve">) yields the lowest AIC and </w:t>
+      </w:r>
+      <w:proofErr w:type="gramStart"/>
+      <w:r>
+        <w:rPr>
+          <w:rFonts w:ascii="Times New Roman" w:hAnsi="Times New Roman" w:cs="Times New Roman"/>
+        </w:rPr>
+        <w:t>BIC</w:t>
+      </w:r>
+      <w:proofErr w:type="gramEnd"/>
+      <w:r>
+        <w:rPr>
+          <w:rFonts w:ascii="Times New Roman" w:hAnsi="Times New Roman" w:cs="Times New Roman"/>
+        </w:rPr>
+        <w:t xml:space="preserve"> so this is my chosen Univariate model for the </w:t>
+      </w:r>
+      <w:r>
+        <w:rPr>
+          <w:rFonts w:ascii="Times New Roman" w:hAnsi="Times New Roman" w:cs="Times New Roman"/>
+        </w:rPr>
+        <w:t>variable y.</w:t>
+      </w:r>
+    </w:p>
+    <w:p>
+      <w:pPr>
+        <w:tabs>
+          <w:tab w:val="left" w:pos="1014"/>
+        </w:tabs>
+        <w:rPr>
+          <w:rFonts w:ascii="Times New Roman" w:hAnsi="Times New Roman" w:cs="Times New Roman"/>
+        </w:rPr>
+      </w:pPr>
+    </w:p>
+    <w:p>
+      <w:pPr>
+        <w:pStyle w:val="ListParagraph"/>
+        <w:numPr>
+          <w:ilvl w:val="0"/>
+          <w:numId w:val="1"/>
+        </w:numPr>
+        <w:tabs>
+          <w:tab w:val="left" w:pos="1014"/>
+        </w:tabs>
+        <w:rPr>
+          <w:rFonts w:ascii="Times New Roman" w:hAnsi="Times New Roman" w:cs="Times New Roman"/>
+          <w:i/>
+          <w:iCs/>
+          <w:sz w:val="28"/>
+          <w:szCs w:val="28"/>
+          <w:u w:val="single"/>
+        </w:rPr>
+      </w:pPr>
+      <w:r>
+        <w:rPr>
+          <w:rFonts w:ascii="Times New Roman" w:hAnsi="Times New Roman" w:cs="Times New Roman"/>
+          <w:i/>
+          <w:iCs/>
+          <w:sz w:val="28"/>
+          <w:szCs w:val="28"/>
+          <w:u w:val="single"/>
+        </w:rPr>
+        <w:t>Estimation:</w:t>
+      </w:r>
+    </w:p>
+    <w:p>
+      <w:pPr>
+        <w:pStyle w:val="ListParagraph"/>
+        <w:widowControl w:val="0"/>
+        <w:autoSpaceDE w:val="0"/>
+        <w:autoSpaceDN w:val="0"/>
+        <w:adjustRightInd w:val="0"/>
+        <w:spacing w:after="0" w:line="240" w:lineRule="auto"/>
+        <w:rPr>
+          <w:rFonts w:ascii="Garamond" w:hAnsi="Garamond"/>
+          <w:b/>
+          <w:bCs/>
+          <w:kern w:val="0"/>
+          <w:sz w:val="20"/>
+          <w:szCs w:val="20"/>
+        </w:rPr>
+      </w:pPr>
+    </w:p>
+    <w:p>
+      <w:pPr>
+        <w:pStyle w:val="ListParagraph"/>
+        <w:widowControl w:val="0"/>
+        <w:autoSpaceDE w:val="0"/>
+        <w:autoSpaceDN w:val="0"/>
+        <w:adjustRightInd w:val="0"/>
+        <w:spacing w:after="0" w:line="240" w:lineRule="auto"/>
+        <w:rPr>
+          <w:rFonts w:ascii="Times New Roman" w:hAnsi="Times New Roman" w:cs="Times New Roman"/>
+          <w:kern w:val="0"/>
+        </w:rPr>
+      </w:pPr>
+      <w:r>
+        <w:rPr>
+          <w:rFonts w:ascii="Times New Roman" w:hAnsi="Times New Roman" w:cs="Times New Roman"/>
+          <w:b/>
+          <w:bCs/>
+          <w:kern w:val="0"/>
+        </w:rPr>
+        <w:br/>
+        <w:t>ARIMA</w:t>
+      </w:r>
+      <w:r>
+        <w:rPr>
+          <w:rFonts w:ascii="Times New Roman" w:hAnsi="Times New Roman" w:cs="Times New Roman"/>
+          <w:b/>
+          <w:bCs/>
+          <w:kern w:val="0"/>
+        </w:rPr>
+        <w:t xml:space="preserve"> (2,3)</w:t>
+      </w:r>
+      <w:r>
+        <w:rPr>
+          <w:rFonts w:ascii="Times New Roman" w:hAnsi="Times New Roman" w:cs="Times New Roman"/>
+          <w:b/>
+          <w:bCs/>
+          <w:kern w:val="0"/>
+        </w:rPr>
+        <w:t xml:space="preserve"> regression </w:t>
+      </w:r>
+    </w:p>
+    <w:tbl>
+      <w:tblPr>
+        <w:tblW w:w="0" w:type="auto"/>
+        <w:tblLayout w:type="fixed"/>
+        <w:tblLook w:val="0000" w:firstRow="0" w:lastRow="0" w:firstColumn="0" w:lastColumn="0" w:noHBand="0" w:noVBand="0"/>
+      </w:tblPr>
+      <w:tblGrid>
+        <w:gridCol w:w="1708"/>
+        <w:gridCol w:w="700"/>
+        <w:gridCol w:w="500"/>
+        <w:gridCol w:w="1200"/>
+        <w:gridCol w:w="50"/>
+        <w:gridCol w:w="800"/>
+        <w:gridCol w:w="900"/>
+        <w:gridCol w:w="600"/>
+        <w:gridCol w:w="600"/>
+        <w:gridCol w:w="1150"/>
+        <w:gridCol w:w="50"/>
+        <w:gridCol w:w="600"/>
+      </w:tblGrid>
+      <w:tr>
+        <w:tblPrEx>
+          <w:tblCellMar>
+            <w:top w:w="0" w:type="dxa"/>
+            <w:bottom w:w="0" w:type="dxa"/>
+          </w:tblCellMar>
+        </w:tblPrEx>
+        <w:tc>
+          <w:tcPr>
+            <w:tcW w:w="1708" w:type="dxa"/>
+            <w:tcBorders>
+              <w:top w:val="single" w:sz="4" w:space="0" w:color="auto"/>
+              <w:left w:val="nil"/>
+              <w:bottom w:val="single" w:sz="8" w:space="0" w:color="auto"/>
+              <w:right w:val="nil"/>
+            </w:tcBorders>
+          </w:tcPr>
+          <w:p>
+            <w:pPr>
+              <w:widowControl w:val="0"/>
+              <w:autoSpaceDE w:val="0"/>
+              <w:autoSpaceDN w:val="0"/>
+              <w:adjustRightInd w:val="0"/>
+              <w:spacing w:after="0" w:line="240" w:lineRule="auto"/>
+              <w:rPr>
+                <w:rFonts w:ascii="Times New Roman" w:hAnsi="Times New Roman" w:cs="Times New Roman"/>
+                <w:kern w:val="0"/>
+              </w:rPr>
+            </w:pPr>
+            <w:r>
+              <w:rPr>
+                <w:rFonts w:ascii="Times New Roman" w:hAnsi="Times New Roman" w:cs="Times New Roman"/>
+                <w:kern w:val="0"/>
+              </w:rPr>
+              <w:t xml:space="preserve"> y</w:t>
+            </w:r>
+          </w:p>
+        </w:tc>
+        <w:tc>
+          <w:tcPr>
+            <w:tcW w:w="1200" w:type="dxa"/>
+            <w:gridSpan w:val="2"/>
+            <w:tcBorders>
+              <w:top w:val="single" w:sz="4" w:space="0" w:color="auto"/>
+              <w:left w:val="nil"/>
+              <w:bottom w:val="single" w:sz="8" w:space="0" w:color="auto"/>
+              <w:right w:val="nil"/>
+            </w:tcBorders>
+          </w:tcPr>
+          <w:p>
+            <w:pPr>
+              <w:widowControl w:val="0"/>
+              <w:autoSpaceDE w:val="0"/>
+              <w:autoSpaceDN w:val="0"/>
+              <w:adjustRightInd w:val="0"/>
+              <w:spacing w:after="0" w:line="240" w:lineRule="auto"/>
+              <w:jc w:val="right"/>
+              <w:rPr>
+                <w:rFonts w:ascii="Times New Roman" w:hAnsi="Times New Roman" w:cs="Times New Roman"/>
+                <w:kern w:val="0"/>
+              </w:rPr>
+            </w:pPr>
+            <w:r>
+              <w:rPr>
+                <w:rFonts w:ascii="Times New Roman" w:hAnsi="Times New Roman" w:cs="Times New Roman"/>
+                <w:kern w:val="0"/>
+              </w:rPr>
+              <w:t xml:space="preserve"> Coef.</w:t>
+            </w:r>
+          </w:p>
+        </w:tc>
+        <w:tc>
+          <w:tcPr>
+            <w:tcW w:w="1200" w:type="dxa"/>
+            <w:tcBorders>
+              <w:top w:val="single" w:sz="4" w:space="0" w:color="auto"/>
+              <w:left w:val="nil"/>
+              <w:bottom w:val="single" w:sz="8" w:space="0" w:color="auto"/>
+              <w:right w:val="nil"/>
+            </w:tcBorders>
+          </w:tcPr>
+          <w:p>
+            <w:pPr>
+              <w:widowControl w:val="0"/>
+              <w:autoSpaceDE w:val="0"/>
+              <w:autoSpaceDN w:val="0"/>
+              <w:adjustRightInd w:val="0"/>
+              <w:spacing w:after="0" w:line="240" w:lineRule="auto"/>
+              <w:jc w:val="right"/>
+              <w:rPr>
+                <w:rFonts w:ascii="Times New Roman" w:hAnsi="Times New Roman" w:cs="Times New Roman"/>
+                <w:kern w:val="0"/>
+              </w:rPr>
+            </w:pPr>
+            <w:r>
+              <w:rPr>
+                <w:rFonts w:ascii="Times New Roman" w:hAnsi="Times New Roman" w:cs="Times New Roman"/>
+                <w:kern w:val="0"/>
+              </w:rPr>
+              <w:t xml:space="preserve"> </w:t>
+            </w:r>
+            <w:proofErr w:type="spellStart"/>
+            <w:proofErr w:type="gramStart"/>
+            <w:r>
+              <w:rPr>
+                <w:rFonts w:ascii="Times New Roman" w:hAnsi="Times New Roman" w:cs="Times New Roman"/>
+                <w:kern w:val="0"/>
+              </w:rPr>
+              <w:t>St.Err</w:t>
+            </w:r>
+            <w:proofErr w:type="spellEnd"/>
+            <w:proofErr w:type="gramEnd"/>
+            <w:r>
+              <w:rPr>
+                <w:rFonts w:ascii="Times New Roman" w:hAnsi="Times New Roman" w:cs="Times New Roman"/>
+                <w:kern w:val="0"/>
+              </w:rPr>
+              <w:t>.</w:t>
+            </w:r>
+          </w:p>
+        </w:tc>
+        <w:tc>
+          <w:tcPr>
+            <w:tcW w:w="850" w:type="dxa"/>
+            <w:gridSpan w:val="2"/>
+            <w:tcBorders>
+              <w:top w:val="single" w:sz="4" w:space="0" w:color="auto"/>
+              <w:left w:val="nil"/>
+              <w:bottom w:val="single" w:sz="8" w:space="0" w:color="auto"/>
+              <w:right w:val="nil"/>
+            </w:tcBorders>
+          </w:tcPr>
+          <w:p>
+            <w:pPr>
+              <w:widowControl w:val="0"/>
+              <w:autoSpaceDE w:val="0"/>
+              <w:autoSpaceDN w:val="0"/>
+              <w:adjustRightInd w:val="0"/>
+              <w:spacing w:after="0" w:line="240" w:lineRule="auto"/>
+              <w:jc w:val="right"/>
+              <w:rPr>
+                <w:rFonts w:ascii="Times New Roman" w:hAnsi="Times New Roman" w:cs="Times New Roman"/>
+                <w:kern w:val="0"/>
+              </w:rPr>
+            </w:pPr>
+            <w:r>
+              <w:rPr>
+                <w:rFonts w:ascii="Times New Roman" w:hAnsi="Times New Roman" w:cs="Times New Roman"/>
+                <w:kern w:val="0"/>
+              </w:rPr>
+              <w:t xml:space="preserve"> t-value</w:t>
+            </w:r>
+          </w:p>
+        </w:tc>
+        <w:tc>
+          <w:tcPr>
+            <w:tcW w:w="900" w:type="dxa"/>
+            <w:tcBorders>
+              <w:top w:val="single" w:sz="4" w:space="0" w:color="auto"/>
+              <w:left w:val="nil"/>
+              <w:bottom w:val="single" w:sz="8" w:space="0" w:color="auto"/>
+              <w:right w:val="nil"/>
+            </w:tcBorders>
+          </w:tcPr>
+          <w:p>
+            <w:pPr>
+              <w:widowControl w:val="0"/>
+              <w:autoSpaceDE w:val="0"/>
+              <w:autoSpaceDN w:val="0"/>
+              <w:adjustRightInd w:val="0"/>
+              <w:spacing w:after="0" w:line="240" w:lineRule="auto"/>
+              <w:jc w:val="right"/>
+              <w:rPr>
+                <w:rFonts w:ascii="Times New Roman" w:hAnsi="Times New Roman" w:cs="Times New Roman"/>
+                <w:kern w:val="0"/>
+              </w:rPr>
+            </w:pPr>
+            <w:r>
+              <w:rPr>
+                <w:rFonts w:ascii="Times New Roman" w:hAnsi="Times New Roman" w:cs="Times New Roman"/>
+                <w:kern w:val="0"/>
+              </w:rPr>
+              <w:t xml:space="preserve"> p-value</w:t>
+            </w:r>
+          </w:p>
+        </w:tc>
+        <w:tc>
+          <w:tcPr>
+            <w:tcW w:w="1200" w:type="dxa"/>
+            <w:gridSpan w:val="2"/>
+            <w:tcBorders>
+              <w:top w:val="single" w:sz="4" w:space="0" w:color="auto"/>
+              <w:left w:val="nil"/>
+              <w:bottom w:val="single" w:sz="8" w:space="0" w:color="auto"/>
+              <w:right w:val="nil"/>
+            </w:tcBorders>
+          </w:tcPr>
+          <w:p>
+            <w:pPr>
+              <w:widowControl w:val="0"/>
+              <w:autoSpaceDE w:val="0"/>
+              <w:autoSpaceDN w:val="0"/>
+              <w:adjustRightInd w:val="0"/>
+              <w:spacing w:after="0" w:line="240" w:lineRule="auto"/>
+              <w:jc w:val="right"/>
+              <w:rPr>
+                <w:rFonts w:ascii="Times New Roman" w:hAnsi="Times New Roman" w:cs="Times New Roman"/>
+                <w:kern w:val="0"/>
+              </w:rPr>
+            </w:pPr>
+            <w:r>
+              <w:rPr>
+                <w:rFonts w:ascii="Times New Roman" w:hAnsi="Times New Roman" w:cs="Times New Roman"/>
+                <w:kern w:val="0"/>
+              </w:rPr>
+              <w:t xml:space="preserve"> [95% Conf</w:t>
+            </w:r>
+          </w:p>
+        </w:tc>
+        <w:tc>
+          <w:tcPr>
+            <w:tcW w:w="1200" w:type="dxa"/>
+            <w:gridSpan w:val="2"/>
+            <w:tcBorders>
+              <w:top w:val="single" w:sz="4" w:space="0" w:color="auto"/>
+              <w:left w:val="nil"/>
+              <w:bottom w:val="single" w:sz="8" w:space="0" w:color="auto"/>
+              <w:right w:val="nil"/>
+            </w:tcBorders>
+          </w:tcPr>
+          <w:p>
+            <w:pPr>
+              <w:widowControl w:val="0"/>
+              <w:autoSpaceDE w:val="0"/>
+              <w:autoSpaceDN w:val="0"/>
+              <w:adjustRightInd w:val="0"/>
+              <w:spacing w:after="0" w:line="240" w:lineRule="auto"/>
+              <w:jc w:val="right"/>
+              <w:rPr>
+                <w:rFonts w:ascii="Times New Roman" w:hAnsi="Times New Roman" w:cs="Times New Roman"/>
+                <w:kern w:val="0"/>
+              </w:rPr>
+            </w:pPr>
+            <w:r>
+              <w:rPr>
+                <w:rFonts w:ascii="Times New Roman" w:hAnsi="Times New Roman" w:cs="Times New Roman"/>
+                <w:kern w:val="0"/>
+              </w:rPr>
+              <w:t xml:space="preserve"> Interval]</w:t>
+            </w:r>
+          </w:p>
+        </w:tc>
+        <w:tc>
+          <w:tcPr>
+            <w:tcW w:w="600" w:type="dxa"/>
+            <w:tcBorders>
+              <w:top w:val="single" w:sz="4" w:space="0" w:color="auto"/>
+              <w:left w:val="nil"/>
+              <w:bottom w:val="single" w:sz="8" w:space="0" w:color="auto"/>
+              <w:right w:val="nil"/>
+            </w:tcBorders>
+          </w:tcPr>
+          <w:p>
+            <w:pPr>
+              <w:widowControl w:val="0"/>
+              <w:autoSpaceDE w:val="0"/>
+              <w:autoSpaceDN w:val="0"/>
+              <w:adjustRightInd w:val="0"/>
+              <w:spacing w:after="0" w:line="240" w:lineRule="auto"/>
+              <w:jc w:val="right"/>
+              <w:rPr>
+                <w:rFonts w:ascii="Times New Roman" w:hAnsi="Times New Roman" w:cs="Times New Roman"/>
+                <w:kern w:val="0"/>
+              </w:rPr>
+            </w:pPr>
+            <w:r>
+              <w:rPr>
+                <w:rFonts w:ascii="Times New Roman" w:hAnsi="Times New Roman" w:cs="Times New Roman"/>
+                <w:kern w:val="0"/>
+              </w:rPr>
+              <w:t xml:space="preserve"> Sig</w:t>
+            </w:r>
+          </w:p>
+        </w:tc>
+      </w:tr>
+      <w:tr>
+        <w:tblPrEx>
+          <w:tblCellMar>
+            <w:top w:w="0" w:type="dxa"/>
+            <w:bottom w:w="0" w:type="dxa"/>
+          </w:tblCellMar>
+        </w:tblPrEx>
+        <w:trPr>
+          <w:trHeight w:val="421"/>
+        </w:trPr>
+        <w:tc>
+          <w:tcPr>
+            <w:tcW w:w="1708" w:type="dxa"/>
+            <w:tcBorders>
+              <w:top w:val="nil"/>
+              <w:left w:val="nil"/>
+              <w:bottom w:val="nil"/>
+              <w:right w:val="nil"/>
+            </w:tcBorders>
+          </w:tcPr>
+          <w:p>
+            <w:pPr>
+              <w:widowControl w:val="0"/>
+              <w:autoSpaceDE w:val="0"/>
+              <w:autoSpaceDN w:val="0"/>
+              <w:adjustRightInd w:val="0"/>
+              <w:spacing w:after="0" w:line="240" w:lineRule="auto"/>
+              <w:rPr>
+                <w:rFonts w:ascii="Times New Roman" w:hAnsi="Times New Roman" w:cs="Times New Roman"/>
+                <w:kern w:val="0"/>
+              </w:rPr>
+            </w:pPr>
+            <w:r>
+              <w:rPr>
+                <w:rFonts w:ascii="Times New Roman" w:hAnsi="Times New Roman" w:cs="Times New Roman"/>
+                <w:kern w:val="0"/>
+              </w:rPr>
+              <w:t>Constant</w:t>
+            </w:r>
+          </w:p>
+        </w:tc>
+        <w:tc>
+          <w:tcPr>
+            <w:tcW w:w="1200" w:type="dxa"/>
+            <w:gridSpan w:val="2"/>
+            <w:tcBorders>
+              <w:top w:val="nil"/>
+              <w:left w:val="nil"/>
+              <w:bottom w:val="nil"/>
+              <w:right w:val="nil"/>
+            </w:tcBorders>
+          </w:tcPr>
+          <w:p>
+            <w:pPr>
+              <w:widowControl w:val="0"/>
+              <w:autoSpaceDE w:val="0"/>
+              <w:autoSpaceDN w:val="0"/>
+              <w:adjustRightInd w:val="0"/>
+              <w:spacing w:after="0" w:line="240" w:lineRule="auto"/>
+              <w:jc w:val="right"/>
+              <w:rPr>
+                <w:rFonts w:ascii="Times New Roman" w:hAnsi="Times New Roman" w:cs="Times New Roman"/>
+                <w:kern w:val="0"/>
+              </w:rPr>
+            </w:pPr>
+            <w:r>
+              <w:rPr>
+                <w:rFonts w:ascii="Times New Roman" w:hAnsi="Times New Roman" w:cs="Times New Roman"/>
+                <w:kern w:val="0"/>
+              </w:rPr>
+              <w:t>.219</w:t>
+            </w:r>
+          </w:p>
+        </w:tc>
+        <w:tc>
+          <w:tcPr>
+            <w:tcW w:w="1200" w:type="dxa"/>
+            <w:tcBorders>
+              <w:top w:val="nil"/>
+              <w:left w:val="nil"/>
+              <w:bottom w:val="nil"/>
+              <w:right w:val="nil"/>
+            </w:tcBorders>
+          </w:tcPr>
+          <w:p>
+            <w:pPr>
+              <w:widowControl w:val="0"/>
+              <w:autoSpaceDE w:val="0"/>
+              <w:autoSpaceDN w:val="0"/>
+              <w:adjustRightInd w:val="0"/>
+              <w:spacing w:after="0" w:line="240" w:lineRule="auto"/>
+              <w:jc w:val="right"/>
+              <w:rPr>
+                <w:rFonts w:ascii="Times New Roman" w:hAnsi="Times New Roman" w:cs="Times New Roman"/>
+                <w:kern w:val="0"/>
+              </w:rPr>
+            </w:pPr>
+            <w:r>
+              <w:rPr>
+                <w:rFonts w:ascii="Times New Roman" w:hAnsi="Times New Roman" w:cs="Times New Roman"/>
+                <w:kern w:val="0"/>
+              </w:rPr>
+              <w:t>.51</w:t>
+            </w:r>
+          </w:p>
+        </w:tc>
+        <w:tc>
+          <w:tcPr>
+            <w:tcW w:w="850" w:type="dxa"/>
+            <w:gridSpan w:val="2"/>
+            <w:tcBorders>
+              <w:top w:val="nil"/>
+              <w:left w:val="nil"/>
+              <w:bottom w:val="nil"/>
+              <w:right w:val="nil"/>
+            </w:tcBorders>
+          </w:tcPr>
+          <w:p>
+            <w:pPr>
+              <w:widowControl w:val="0"/>
+              <w:autoSpaceDE w:val="0"/>
+              <w:autoSpaceDN w:val="0"/>
+              <w:adjustRightInd w:val="0"/>
+              <w:spacing w:after="0" w:line="240" w:lineRule="auto"/>
+              <w:jc w:val="right"/>
+              <w:rPr>
+                <w:rFonts w:ascii="Times New Roman" w:hAnsi="Times New Roman" w:cs="Times New Roman"/>
+                <w:kern w:val="0"/>
+              </w:rPr>
+            </w:pPr>
+            <w:r>
+              <w:rPr>
+                <w:rFonts w:ascii="Times New Roman" w:hAnsi="Times New Roman" w:cs="Times New Roman"/>
+                <w:kern w:val="0"/>
+              </w:rPr>
+              <w:t>0.43</w:t>
+            </w:r>
+          </w:p>
+        </w:tc>
+        <w:tc>
+          <w:tcPr>
+            <w:tcW w:w="900" w:type="dxa"/>
+            <w:tcBorders>
+              <w:top w:val="nil"/>
+              <w:left w:val="nil"/>
+              <w:bottom w:val="nil"/>
+              <w:right w:val="nil"/>
+            </w:tcBorders>
+          </w:tcPr>
+          <w:p>
+            <w:pPr>
+              <w:widowControl w:val="0"/>
+              <w:autoSpaceDE w:val="0"/>
+              <w:autoSpaceDN w:val="0"/>
+              <w:adjustRightInd w:val="0"/>
+              <w:spacing w:after="0" w:line="240" w:lineRule="auto"/>
+              <w:jc w:val="right"/>
+              <w:rPr>
+                <w:rFonts w:ascii="Times New Roman" w:hAnsi="Times New Roman" w:cs="Times New Roman"/>
+                <w:kern w:val="0"/>
+              </w:rPr>
+            </w:pPr>
+            <w:r>
+              <w:rPr>
+                <w:rFonts w:ascii="Times New Roman" w:hAnsi="Times New Roman" w:cs="Times New Roman"/>
+                <w:kern w:val="0"/>
+              </w:rPr>
+              <w:t>.668</w:t>
+            </w:r>
+          </w:p>
+        </w:tc>
+        <w:tc>
+          <w:tcPr>
+            <w:tcW w:w="1200" w:type="dxa"/>
+            <w:gridSpan w:val="2"/>
+            <w:tcBorders>
+              <w:top w:val="nil"/>
+              <w:left w:val="nil"/>
+              <w:bottom w:val="nil"/>
+              <w:right w:val="nil"/>
+            </w:tcBorders>
+          </w:tcPr>
+          <w:p>
+            <w:pPr>
+              <w:widowControl w:val="0"/>
+              <w:autoSpaceDE w:val="0"/>
+              <w:autoSpaceDN w:val="0"/>
+              <w:adjustRightInd w:val="0"/>
+              <w:spacing w:after="0" w:line="240" w:lineRule="auto"/>
+              <w:jc w:val="right"/>
+              <w:rPr>
+                <w:rFonts w:ascii="Times New Roman" w:hAnsi="Times New Roman" w:cs="Times New Roman"/>
+                <w:kern w:val="0"/>
+              </w:rPr>
+            </w:pPr>
+            <w:r>
+              <w:rPr>
+                <w:rFonts w:ascii="Times New Roman" w:hAnsi="Times New Roman" w:cs="Times New Roman"/>
+                <w:kern w:val="0"/>
+              </w:rPr>
+              <w:t>-.781</w:t>
+            </w:r>
+          </w:p>
+        </w:tc>
+        <w:tc>
+          <w:tcPr>
+            <w:tcW w:w="1200" w:type="dxa"/>
+            <w:gridSpan w:val="2"/>
+            <w:tcBorders>
+              <w:top w:val="nil"/>
+              <w:left w:val="nil"/>
+              <w:bottom w:val="nil"/>
+              <w:right w:val="nil"/>
+            </w:tcBorders>
+          </w:tcPr>
+          <w:p>
+            <w:pPr>
+              <w:widowControl w:val="0"/>
+              <w:autoSpaceDE w:val="0"/>
+              <w:autoSpaceDN w:val="0"/>
+              <w:adjustRightInd w:val="0"/>
+              <w:spacing w:after="0" w:line="240" w:lineRule="auto"/>
+              <w:jc w:val="right"/>
+              <w:rPr>
+                <w:rFonts w:ascii="Times New Roman" w:hAnsi="Times New Roman" w:cs="Times New Roman"/>
+                <w:kern w:val="0"/>
+              </w:rPr>
+            </w:pPr>
+            <w:r>
+              <w:rPr>
+                <w:rFonts w:ascii="Times New Roman" w:hAnsi="Times New Roman" w:cs="Times New Roman"/>
+                <w:kern w:val="0"/>
+              </w:rPr>
+              <w:t>1.218</w:t>
+            </w:r>
+          </w:p>
+        </w:tc>
+        <w:tc>
+          <w:tcPr>
+            <w:tcW w:w="600" w:type="dxa"/>
+            <w:tcBorders>
+              <w:top w:val="nil"/>
+              <w:left w:val="nil"/>
+              <w:bottom w:val="nil"/>
+              <w:right w:val="nil"/>
+            </w:tcBorders>
+          </w:tcPr>
+          <w:p>
+            <w:pPr>
+              <w:widowControl w:val="0"/>
+              <w:autoSpaceDE w:val="0"/>
+              <w:autoSpaceDN w:val="0"/>
+              <w:adjustRightInd w:val="0"/>
+              <w:spacing w:after="0" w:line="240" w:lineRule="auto"/>
+              <w:jc w:val="right"/>
+              <w:rPr>
+                <w:rFonts w:ascii="Times New Roman" w:hAnsi="Times New Roman" w:cs="Times New Roman"/>
+                <w:kern w:val="0"/>
+              </w:rPr>
+            </w:pPr>
+          </w:p>
+        </w:tc>
+      </w:tr>
+      <w:tr>
+        <w:tblPrEx>
+          <w:tblCellMar>
+            <w:top w:w="0" w:type="dxa"/>
+            <w:bottom w:w="0" w:type="dxa"/>
+          </w:tblCellMar>
+        </w:tblPrEx>
+        <w:trPr>
+          <w:trHeight w:val="511"/>
+        </w:trPr>
+        <w:tc>
+          <w:tcPr>
+            <w:tcW w:w="1708" w:type="dxa"/>
+            <w:tcBorders>
+              <w:top w:val="nil"/>
+              <w:left w:val="nil"/>
+              <w:bottom w:val="nil"/>
+              <w:right w:val="nil"/>
+            </w:tcBorders>
+          </w:tcPr>
+          <w:p>
+            <w:pPr>
+              <w:widowControl w:val="0"/>
+              <w:autoSpaceDE w:val="0"/>
+              <w:autoSpaceDN w:val="0"/>
+              <w:adjustRightInd w:val="0"/>
+              <w:spacing w:after="0" w:line="240" w:lineRule="auto"/>
+              <w:rPr>
+                <w:rFonts w:ascii="Times New Roman" w:hAnsi="Times New Roman" w:cs="Times New Roman"/>
+                <w:kern w:val="0"/>
+              </w:rPr>
+            </w:pPr>
+            <w:proofErr w:type="spellStart"/>
+            <w:r>
+              <w:rPr>
+                <w:rFonts w:ascii="Times New Roman" w:hAnsi="Times New Roman" w:cs="Times New Roman"/>
+                <w:kern w:val="0"/>
+              </w:rPr>
+              <w:t>ar</w:t>
+            </w:r>
+            <w:proofErr w:type="spellEnd"/>
+          </w:p>
+        </w:tc>
+        <w:tc>
+          <w:tcPr>
+            <w:tcW w:w="1200" w:type="dxa"/>
+            <w:gridSpan w:val="2"/>
+            <w:tcBorders>
+              <w:top w:val="nil"/>
+              <w:left w:val="nil"/>
+              <w:bottom w:val="nil"/>
+              <w:right w:val="nil"/>
+            </w:tcBorders>
+          </w:tcPr>
+          <w:p>
+            <w:pPr>
+              <w:widowControl w:val="0"/>
+              <w:autoSpaceDE w:val="0"/>
+              <w:autoSpaceDN w:val="0"/>
+              <w:adjustRightInd w:val="0"/>
+              <w:spacing w:after="0" w:line="240" w:lineRule="auto"/>
+              <w:jc w:val="right"/>
+              <w:rPr>
+                <w:rFonts w:ascii="Times New Roman" w:hAnsi="Times New Roman" w:cs="Times New Roman"/>
+                <w:kern w:val="0"/>
+              </w:rPr>
+            </w:pPr>
+          </w:p>
+        </w:tc>
+        <w:tc>
+          <w:tcPr>
+            <w:tcW w:w="1200" w:type="dxa"/>
+            <w:tcBorders>
+              <w:top w:val="nil"/>
+              <w:left w:val="nil"/>
+              <w:bottom w:val="nil"/>
+              <w:right w:val="nil"/>
+            </w:tcBorders>
+          </w:tcPr>
+          <w:p>
+            <w:pPr>
+              <w:widowControl w:val="0"/>
+              <w:autoSpaceDE w:val="0"/>
+              <w:autoSpaceDN w:val="0"/>
+              <w:adjustRightInd w:val="0"/>
+              <w:spacing w:after="0" w:line="240" w:lineRule="auto"/>
+              <w:jc w:val="right"/>
+              <w:rPr>
+                <w:rFonts w:ascii="Times New Roman" w:hAnsi="Times New Roman" w:cs="Times New Roman"/>
+                <w:kern w:val="0"/>
+              </w:rPr>
+            </w:pPr>
+          </w:p>
+        </w:tc>
+        <w:tc>
+          <w:tcPr>
+            <w:tcW w:w="850" w:type="dxa"/>
+            <w:gridSpan w:val="2"/>
+            <w:tcBorders>
+              <w:top w:val="nil"/>
+              <w:left w:val="nil"/>
+              <w:bottom w:val="nil"/>
+              <w:right w:val="nil"/>
+            </w:tcBorders>
+          </w:tcPr>
+          <w:p>
+            <w:pPr>
+              <w:widowControl w:val="0"/>
+              <w:autoSpaceDE w:val="0"/>
+              <w:autoSpaceDN w:val="0"/>
+              <w:adjustRightInd w:val="0"/>
+              <w:spacing w:after="0" w:line="240" w:lineRule="auto"/>
+              <w:jc w:val="right"/>
+              <w:rPr>
+                <w:rFonts w:ascii="Times New Roman" w:hAnsi="Times New Roman" w:cs="Times New Roman"/>
+                <w:kern w:val="0"/>
+              </w:rPr>
+            </w:pPr>
+          </w:p>
+        </w:tc>
+        <w:tc>
+          <w:tcPr>
+            <w:tcW w:w="900" w:type="dxa"/>
+            <w:tcBorders>
+              <w:top w:val="nil"/>
+              <w:left w:val="nil"/>
+              <w:bottom w:val="nil"/>
+              <w:right w:val="nil"/>
+            </w:tcBorders>
+          </w:tcPr>
+          <w:p>
+            <w:pPr>
+              <w:widowControl w:val="0"/>
+              <w:autoSpaceDE w:val="0"/>
+              <w:autoSpaceDN w:val="0"/>
+              <w:adjustRightInd w:val="0"/>
+              <w:spacing w:after="0" w:line="240" w:lineRule="auto"/>
+              <w:jc w:val="right"/>
+              <w:rPr>
+                <w:rFonts w:ascii="Times New Roman" w:hAnsi="Times New Roman" w:cs="Times New Roman"/>
+                <w:kern w:val="0"/>
+              </w:rPr>
+            </w:pPr>
+          </w:p>
+        </w:tc>
+        <w:tc>
+          <w:tcPr>
+            <w:tcW w:w="1200" w:type="dxa"/>
+            <w:gridSpan w:val="2"/>
+            <w:tcBorders>
+              <w:top w:val="nil"/>
+              <w:left w:val="nil"/>
+              <w:bottom w:val="nil"/>
+              <w:right w:val="nil"/>
+            </w:tcBorders>
+          </w:tcPr>
+          <w:p>
+            <w:pPr>
+              <w:widowControl w:val="0"/>
+              <w:autoSpaceDE w:val="0"/>
+              <w:autoSpaceDN w:val="0"/>
+              <w:adjustRightInd w:val="0"/>
+              <w:spacing w:after="0" w:line="240" w:lineRule="auto"/>
+              <w:jc w:val="right"/>
+              <w:rPr>
+                <w:rFonts w:ascii="Times New Roman" w:hAnsi="Times New Roman" w:cs="Times New Roman"/>
+                <w:kern w:val="0"/>
+              </w:rPr>
+            </w:pPr>
+          </w:p>
+        </w:tc>
+        <w:tc>
+          <w:tcPr>
+            <w:tcW w:w="1200" w:type="dxa"/>
+            <w:gridSpan w:val="2"/>
+            <w:tcBorders>
+              <w:top w:val="nil"/>
+              <w:left w:val="nil"/>
+              <w:bottom w:val="nil"/>
+              <w:right w:val="nil"/>
+            </w:tcBorders>
+          </w:tcPr>
+          <w:p>
+            <w:pPr>
+              <w:widowControl w:val="0"/>
+              <w:autoSpaceDE w:val="0"/>
+              <w:autoSpaceDN w:val="0"/>
+              <w:adjustRightInd w:val="0"/>
+              <w:spacing w:after="0" w:line="240" w:lineRule="auto"/>
+              <w:jc w:val="right"/>
+              <w:rPr>
+                <w:rFonts w:ascii="Times New Roman" w:hAnsi="Times New Roman" w:cs="Times New Roman"/>
+                <w:kern w:val="0"/>
+              </w:rPr>
+            </w:pPr>
+          </w:p>
+        </w:tc>
+        <w:tc>
+          <w:tcPr>
+            <w:tcW w:w="600" w:type="dxa"/>
+            <w:tcBorders>
+              <w:top w:val="nil"/>
+              <w:left w:val="nil"/>
+              <w:bottom w:val="nil"/>
+              <w:right w:val="nil"/>
+            </w:tcBorders>
+          </w:tcPr>
+          <w:p>
+            <w:pPr>
+              <w:widowControl w:val="0"/>
+              <w:autoSpaceDE w:val="0"/>
+              <w:autoSpaceDN w:val="0"/>
+              <w:adjustRightInd w:val="0"/>
+              <w:spacing w:after="0" w:line="240" w:lineRule="auto"/>
+              <w:jc w:val="right"/>
+              <w:rPr>
+                <w:rFonts w:ascii="Times New Roman" w:hAnsi="Times New Roman" w:cs="Times New Roman"/>
+                <w:kern w:val="0"/>
+              </w:rPr>
+            </w:pPr>
+          </w:p>
+        </w:tc>
+      </w:tr>
+      <w:tr>
+        <w:tblPrEx>
+          <w:tblCellMar>
+            <w:top w:w="0" w:type="dxa"/>
+            <w:bottom w:w="0" w:type="dxa"/>
+          </w:tblCellMar>
+        </w:tblPrEx>
+        <w:tc>
+          <w:tcPr>
+            <w:tcW w:w="1708" w:type="dxa"/>
+            <w:tcBorders>
+              <w:top w:val="nil"/>
+              <w:left w:val="nil"/>
+              <w:bottom w:val="nil"/>
+              <w:right w:val="nil"/>
+            </w:tcBorders>
+          </w:tcPr>
+          <w:p>
+            <w:pPr>
+              <w:widowControl w:val="0"/>
+              <w:autoSpaceDE w:val="0"/>
+              <w:autoSpaceDN w:val="0"/>
+              <w:adjustRightInd w:val="0"/>
+              <w:spacing w:after="0" w:line="240" w:lineRule="auto"/>
+              <w:rPr>
+                <w:rFonts w:ascii="Times New Roman" w:hAnsi="Times New Roman" w:cs="Times New Roman"/>
+                <w:kern w:val="0"/>
+              </w:rPr>
+            </w:pPr>
+            <w:r>
+              <w:rPr>
+                <w:rFonts w:ascii="Times New Roman" w:hAnsi="Times New Roman" w:cs="Times New Roman"/>
+                <w:kern w:val="0"/>
+              </w:rPr>
+              <w:t>L</w:t>
+            </w:r>
+          </w:p>
+        </w:tc>
+        <w:tc>
+          <w:tcPr>
+            <w:tcW w:w="1200" w:type="dxa"/>
+            <w:gridSpan w:val="2"/>
+            <w:tcBorders>
+              <w:top w:val="nil"/>
+              <w:left w:val="nil"/>
+              <w:bottom w:val="nil"/>
+              <w:right w:val="nil"/>
+            </w:tcBorders>
+          </w:tcPr>
+          <w:p>
+            <w:pPr>
+              <w:widowControl w:val="0"/>
+              <w:autoSpaceDE w:val="0"/>
+              <w:autoSpaceDN w:val="0"/>
+              <w:adjustRightInd w:val="0"/>
+              <w:spacing w:after="0" w:line="240" w:lineRule="auto"/>
+              <w:jc w:val="right"/>
+              <w:rPr>
+                <w:rFonts w:ascii="Times New Roman" w:hAnsi="Times New Roman" w:cs="Times New Roman"/>
+                <w:kern w:val="0"/>
+              </w:rPr>
+            </w:pPr>
+            <w:r>
+              <w:rPr>
+                <w:rFonts w:ascii="Times New Roman" w:hAnsi="Times New Roman" w:cs="Times New Roman"/>
+                <w:kern w:val="0"/>
+              </w:rPr>
+              <w:t>1.601</w:t>
+            </w:r>
+          </w:p>
+        </w:tc>
+        <w:tc>
+          <w:tcPr>
+            <w:tcW w:w="1200" w:type="dxa"/>
+            <w:tcBorders>
+              <w:top w:val="nil"/>
+              <w:left w:val="nil"/>
+              <w:bottom w:val="nil"/>
+              <w:right w:val="nil"/>
+            </w:tcBorders>
+          </w:tcPr>
+          <w:p>
+            <w:pPr>
+              <w:widowControl w:val="0"/>
+              <w:autoSpaceDE w:val="0"/>
+              <w:autoSpaceDN w:val="0"/>
+              <w:adjustRightInd w:val="0"/>
+              <w:spacing w:after="0" w:line="240" w:lineRule="auto"/>
+              <w:jc w:val="right"/>
+              <w:rPr>
+                <w:rFonts w:ascii="Times New Roman" w:hAnsi="Times New Roman" w:cs="Times New Roman"/>
+                <w:kern w:val="0"/>
+              </w:rPr>
+            </w:pPr>
+            <w:r>
+              <w:rPr>
+                <w:rFonts w:ascii="Times New Roman" w:hAnsi="Times New Roman" w:cs="Times New Roman"/>
+                <w:kern w:val="0"/>
+              </w:rPr>
+              <w:t>.146</w:t>
+            </w:r>
+          </w:p>
+        </w:tc>
+        <w:tc>
+          <w:tcPr>
+            <w:tcW w:w="850" w:type="dxa"/>
+            <w:gridSpan w:val="2"/>
+            <w:tcBorders>
+              <w:top w:val="nil"/>
+              <w:left w:val="nil"/>
+              <w:bottom w:val="nil"/>
+              <w:right w:val="nil"/>
+            </w:tcBorders>
+          </w:tcPr>
+          <w:p>
+            <w:pPr>
+              <w:widowControl w:val="0"/>
+              <w:autoSpaceDE w:val="0"/>
+              <w:autoSpaceDN w:val="0"/>
+              <w:adjustRightInd w:val="0"/>
+              <w:spacing w:after="0" w:line="240" w:lineRule="auto"/>
+              <w:jc w:val="right"/>
+              <w:rPr>
+                <w:rFonts w:ascii="Times New Roman" w:hAnsi="Times New Roman" w:cs="Times New Roman"/>
+                <w:kern w:val="0"/>
+              </w:rPr>
+            </w:pPr>
+            <w:r>
+              <w:rPr>
+                <w:rFonts w:ascii="Times New Roman" w:hAnsi="Times New Roman" w:cs="Times New Roman"/>
+                <w:kern w:val="0"/>
+              </w:rPr>
+              <w:t>10.94</w:t>
+            </w:r>
+          </w:p>
+        </w:tc>
+        <w:tc>
+          <w:tcPr>
+            <w:tcW w:w="900" w:type="dxa"/>
+            <w:tcBorders>
+              <w:top w:val="nil"/>
+              <w:left w:val="nil"/>
+              <w:bottom w:val="nil"/>
+              <w:right w:val="nil"/>
+            </w:tcBorders>
+          </w:tcPr>
+          <w:p>
+            <w:pPr>
+              <w:widowControl w:val="0"/>
+              <w:autoSpaceDE w:val="0"/>
+              <w:autoSpaceDN w:val="0"/>
+              <w:adjustRightInd w:val="0"/>
+              <w:spacing w:after="0" w:line="240" w:lineRule="auto"/>
+              <w:jc w:val="right"/>
+              <w:rPr>
+                <w:rFonts w:ascii="Times New Roman" w:hAnsi="Times New Roman" w:cs="Times New Roman"/>
+                <w:kern w:val="0"/>
+              </w:rPr>
+            </w:pPr>
+            <w:r>
+              <w:rPr>
+                <w:rFonts w:ascii="Times New Roman" w:hAnsi="Times New Roman" w:cs="Times New Roman"/>
+                <w:kern w:val="0"/>
+              </w:rPr>
+              <w:t>0</w:t>
+            </w:r>
+          </w:p>
+        </w:tc>
+        <w:tc>
+          <w:tcPr>
+            <w:tcW w:w="1200" w:type="dxa"/>
+            <w:gridSpan w:val="2"/>
+            <w:tcBorders>
+              <w:top w:val="nil"/>
+              <w:left w:val="nil"/>
+              <w:bottom w:val="nil"/>
+              <w:right w:val="nil"/>
+            </w:tcBorders>
+          </w:tcPr>
+          <w:p>
+            <w:pPr>
+              <w:widowControl w:val="0"/>
+              <w:autoSpaceDE w:val="0"/>
+              <w:autoSpaceDN w:val="0"/>
+              <w:adjustRightInd w:val="0"/>
+              <w:spacing w:after="0" w:line="240" w:lineRule="auto"/>
+              <w:jc w:val="right"/>
+              <w:rPr>
+                <w:rFonts w:ascii="Times New Roman" w:hAnsi="Times New Roman" w:cs="Times New Roman"/>
+                <w:kern w:val="0"/>
+              </w:rPr>
+            </w:pPr>
+            <w:r>
+              <w:rPr>
+                <w:rFonts w:ascii="Times New Roman" w:hAnsi="Times New Roman" w:cs="Times New Roman"/>
+                <w:kern w:val="0"/>
+              </w:rPr>
+              <w:t>1.314</w:t>
+            </w:r>
+          </w:p>
+        </w:tc>
+        <w:tc>
+          <w:tcPr>
+            <w:tcW w:w="1200" w:type="dxa"/>
+            <w:gridSpan w:val="2"/>
+            <w:tcBorders>
+              <w:top w:val="nil"/>
+              <w:left w:val="nil"/>
+              <w:bottom w:val="nil"/>
+              <w:right w:val="nil"/>
+            </w:tcBorders>
+          </w:tcPr>
+          <w:p>
+            <w:pPr>
+              <w:widowControl w:val="0"/>
+              <w:autoSpaceDE w:val="0"/>
+              <w:autoSpaceDN w:val="0"/>
+              <w:adjustRightInd w:val="0"/>
+              <w:spacing w:after="0" w:line="240" w:lineRule="auto"/>
+              <w:jc w:val="right"/>
+              <w:rPr>
+                <w:rFonts w:ascii="Times New Roman" w:hAnsi="Times New Roman" w:cs="Times New Roman"/>
+                <w:kern w:val="0"/>
+              </w:rPr>
+            </w:pPr>
+            <w:r>
+              <w:rPr>
+                <w:rFonts w:ascii="Times New Roman" w:hAnsi="Times New Roman" w:cs="Times New Roman"/>
+                <w:kern w:val="0"/>
+              </w:rPr>
+              <w:t>1.888</w:t>
+            </w:r>
+          </w:p>
+        </w:tc>
+        <w:tc>
+          <w:tcPr>
+            <w:tcW w:w="600" w:type="dxa"/>
+            <w:tcBorders>
+              <w:top w:val="nil"/>
+              <w:left w:val="nil"/>
+              <w:bottom w:val="nil"/>
+              <w:right w:val="nil"/>
+            </w:tcBorders>
+          </w:tcPr>
+          <w:p>
+            <w:pPr>
+              <w:widowControl w:val="0"/>
+              <w:autoSpaceDE w:val="0"/>
+              <w:autoSpaceDN w:val="0"/>
+              <w:adjustRightInd w:val="0"/>
+              <w:spacing w:after="0" w:line="240" w:lineRule="auto"/>
+              <w:jc w:val="right"/>
+              <w:rPr>
+                <w:rFonts w:ascii="Times New Roman" w:hAnsi="Times New Roman" w:cs="Times New Roman"/>
+                <w:kern w:val="0"/>
+              </w:rPr>
+            </w:pPr>
+            <w:r>
+              <w:rPr>
+                <w:rFonts w:ascii="Times New Roman" w:hAnsi="Times New Roman" w:cs="Times New Roman"/>
+                <w:kern w:val="0"/>
+              </w:rPr>
+              <w:t>***</w:t>
+            </w:r>
+          </w:p>
+        </w:tc>
+      </w:tr>
+      <w:tr>
+        <w:tblPrEx>
+          <w:tblCellMar>
+            <w:top w:w="0" w:type="dxa"/>
+            <w:bottom w:w="0" w:type="dxa"/>
+          </w:tblCellMar>
+        </w:tblPrEx>
+        <w:trPr>
+          <w:trHeight w:val="468"/>
+        </w:trPr>
+        <w:tc>
+          <w:tcPr>
+            <w:tcW w:w="1708" w:type="dxa"/>
+            <w:tcBorders>
+              <w:top w:val="nil"/>
+              <w:left w:val="nil"/>
+              <w:bottom w:val="nil"/>
+              <w:right w:val="nil"/>
+            </w:tcBorders>
+          </w:tcPr>
+          <w:p>
+            <w:pPr>
+              <w:widowControl w:val="0"/>
+              <w:autoSpaceDE w:val="0"/>
+              <w:autoSpaceDN w:val="0"/>
+              <w:adjustRightInd w:val="0"/>
+              <w:spacing w:after="0" w:line="240" w:lineRule="auto"/>
+              <w:rPr>
+                <w:rFonts w:ascii="Times New Roman" w:hAnsi="Times New Roman" w:cs="Times New Roman"/>
+                <w:kern w:val="0"/>
+              </w:rPr>
+            </w:pPr>
+            <w:r>
+              <w:rPr>
+                <w:rFonts w:ascii="Times New Roman" w:hAnsi="Times New Roman" w:cs="Times New Roman"/>
+                <w:kern w:val="0"/>
+              </w:rPr>
+              <w:t>L2</w:t>
+            </w:r>
+          </w:p>
+        </w:tc>
+        <w:tc>
+          <w:tcPr>
+            <w:tcW w:w="1200" w:type="dxa"/>
+            <w:gridSpan w:val="2"/>
+            <w:tcBorders>
+              <w:top w:val="nil"/>
+              <w:left w:val="nil"/>
+              <w:bottom w:val="nil"/>
+              <w:right w:val="nil"/>
+            </w:tcBorders>
+          </w:tcPr>
+          <w:p>
+            <w:pPr>
+              <w:widowControl w:val="0"/>
+              <w:autoSpaceDE w:val="0"/>
+              <w:autoSpaceDN w:val="0"/>
+              <w:adjustRightInd w:val="0"/>
+              <w:spacing w:after="0" w:line="240" w:lineRule="auto"/>
+              <w:jc w:val="right"/>
+              <w:rPr>
+                <w:rFonts w:ascii="Times New Roman" w:hAnsi="Times New Roman" w:cs="Times New Roman"/>
+                <w:kern w:val="0"/>
+              </w:rPr>
+            </w:pPr>
+            <w:r>
+              <w:rPr>
+                <w:rFonts w:ascii="Times New Roman" w:hAnsi="Times New Roman" w:cs="Times New Roman"/>
+                <w:kern w:val="0"/>
+              </w:rPr>
+              <w:t>-.731</w:t>
+            </w:r>
+          </w:p>
+        </w:tc>
+        <w:tc>
+          <w:tcPr>
+            <w:tcW w:w="1200" w:type="dxa"/>
+            <w:tcBorders>
+              <w:top w:val="nil"/>
+              <w:left w:val="nil"/>
+              <w:bottom w:val="nil"/>
+              <w:right w:val="nil"/>
+            </w:tcBorders>
+          </w:tcPr>
+          <w:p>
+            <w:pPr>
+              <w:widowControl w:val="0"/>
+              <w:tabs>
+                <w:tab w:val="center" w:pos="492"/>
+                <w:tab w:val="right" w:pos="984"/>
+              </w:tabs>
+              <w:autoSpaceDE w:val="0"/>
+              <w:autoSpaceDN w:val="0"/>
+              <w:adjustRightInd w:val="0"/>
+              <w:spacing w:after="0" w:line="240" w:lineRule="auto"/>
+              <w:rPr>
+                <w:rFonts w:ascii="Times New Roman" w:hAnsi="Times New Roman" w:cs="Times New Roman"/>
+                <w:kern w:val="0"/>
+              </w:rPr>
+            </w:pPr>
+            <w:r>
+              <w:rPr>
+                <w:rFonts w:ascii="Times New Roman" w:hAnsi="Times New Roman" w:cs="Times New Roman"/>
+                <w:kern w:val="0"/>
+              </w:rPr>
+              <w:tab/>
+            </w:r>
+            <w:r>
+              <w:rPr>
+                <w:rFonts w:ascii="Times New Roman" w:hAnsi="Times New Roman" w:cs="Times New Roman"/>
+                <w:kern w:val="0"/>
+              </w:rPr>
+              <w:tab/>
+            </w:r>
+            <w:r>
+              <w:rPr>
+                <w:rFonts w:ascii="Times New Roman" w:hAnsi="Times New Roman" w:cs="Times New Roman"/>
+                <w:kern w:val="0"/>
+              </w:rPr>
+              <w:t>.12</w:t>
+            </w:r>
+          </w:p>
+        </w:tc>
+        <w:tc>
+          <w:tcPr>
+            <w:tcW w:w="850" w:type="dxa"/>
+            <w:gridSpan w:val="2"/>
+            <w:tcBorders>
+              <w:top w:val="nil"/>
+              <w:left w:val="nil"/>
+              <w:bottom w:val="nil"/>
+              <w:right w:val="nil"/>
+            </w:tcBorders>
+          </w:tcPr>
+          <w:p>
+            <w:pPr>
+              <w:widowControl w:val="0"/>
+              <w:autoSpaceDE w:val="0"/>
+              <w:autoSpaceDN w:val="0"/>
+              <w:adjustRightInd w:val="0"/>
+              <w:spacing w:after="0" w:line="240" w:lineRule="auto"/>
+              <w:jc w:val="right"/>
+              <w:rPr>
+                <w:rFonts w:ascii="Times New Roman" w:hAnsi="Times New Roman" w:cs="Times New Roman"/>
+                <w:kern w:val="0"/>
+              </w:rPr>
+            </w:pPr>
+            <w:r>
+              <w:rPr>
+                <w:rFonts w:ascii="Times New Roman" w:hAnsi="Times New Roman" w:cs="Times New Roman"/>
+                <w:kern w:val="0"/>
+              </w:rPr>
+              <w:t>-6.12</w:t>
+            </w:r>
+          </w:p>
+        </w:tc>
+        <w:tc>
+          <w:tcPr>
+            <w:tcW w:w="900" w:type="dxa"/>
+            <w:tcBorders>
+              <w:top w:val="nil"/>
+              <w:left w:val="nil"/>
+              <w:bottom w:val="nil"/>
+              <w:right w:val="nil"/>
+            </w:tcBorders>
+          </w:tcPr>
+          <w:p>
+            <w:pPr>
+              <w:widowControl w:val="0"/>
+              <w:autoSpaceDE w:val="0"/>
+              <w:autoSpaceDN w:val="0"/>
+              <w:adjustRightInd w:val="0"/>
+              <w:spacing w:after="0" w:line="240" w:lineRule="auto"/>
+              <w:jc w:val="right"/>
+              <w:rPr>
+                <w:rFonts w:ascii="Times New Roman" w:hAnsi="Times New Roman" w:cs="Times New Roman"/>
+                <w:kern w:val="0"/>
+              </w:rPr>
+            </w:pPr>
+            <w:r>
+              <w:rPr>
+                <w:rFonts w:ascii="Times New Roman" w:hAnsi="Times New Roman" w:cs="Times New Roman"/>
+                <w:kern w:val="0"/>
+              </w:rPr>
+              <w:t>0</w:t>
+            </w:r>
+          </w:p>
+        </w:tc>
+        <w:tc>
+          <w:tcPr>
+            <w:tcW w:w="1200" w:type="dxa"/>
+            <w:gridSpan w:val="2"/>
+            <w:tcBorders>
+              <w:top w:val="nil"/>
+              <w:left w:val="nil"/>
+              <w:bottom w:val="nil"/>
+              <w:right w:val="nil"/>
+            </w:tcBorders>
+          </w:tcPr>
+          <w:p>
+            <w:pPr>
+              <w:widowControl w:val="0"/>
+              <w:autoSpaceDE w:val="0"/>
+              <w:autoSpaceDN w:val="0"/>
+              <w:adjustRightInd w:val="0"/>
+              <w:spacing w:after="0" w:line="240" w:lineRule="auto"/>
+              <w:jc w:val="right"/>
+              <w:rPr>
+                <w:rFonts w:ascii="Times New Roman" w:hAnsi="Times New Roman" w:cs="Times New Roman"/>
+                <w:kern w:val="0"/>
+              </w:rPr>
+            </w:pPr>
+            <w:r>
+              <w:rPr>
+                <w:rFonts w:ascii="Times New Roman" w:hAnsi="Times New Roman" w:cs="Times New Roman"/>
+                <w:kern w:val="0"/>
+              </w:rPr>
+              <w:t>-.966</w:t>
+            </w:r>
+          </w:p>
+        </w:tc>
+        <w:tc>
+          <w:tcPr>
+            <w:tcW w:w="1200" w:type="dxa"/>
+            <w:gridSpan w:val="2"/>
+            <w:tcBorders>
+              <w:top w:val="nil"/>
+              <w:left w:val="nil"/>
+              <w:bottom w:val="nil"/>
+              <w:right w:val="nil"/>
+            </w:tcBorders>
+          </w:tcPr>
+          <w:p>
+            <w:pPr>
+              <w:widowControl w:val="0"/>
+              <w:autoSpaceDE w:val="0"/>
+              <w:autoSpaceDN w:val="0"/>
+              <w:adjustRightInd w:val="0"/>
+              <w:spacing w:after="0" w:line="240" w:lineRule="auto"/>
+              <w:jc w:val="right"/>
+              <w:rPr>
+                <w:rFonts w:ascii="Times New Roman" w:hAnsi="Times New Roman" w:cs="Times New Roman"/>
+                <w:kern w:val="0"/>
+              </w:rPr>
+            </w:pPr>
+            <w:r>
+              <w:rPr>
+                <w:rFonts w:ascii="Times New Roman" w:hAnsi="Times New Roman" w:cs="Times New Roman"/>
+                <w:kern w:val="0"/>
+              </w:rPr>
+              <w:t>-.497</w:t>
+            </w:r>
+          </w:p>
+        </w:tc>
+        <w:tc>
+          <w:tcPr>
+            <w:tcW w:w="600" w:type="dxa"/>
+            <w:tcBorders>
+              <w:top w:val="nil"/>
+              <w:left w:val="nil"/>
+              <w:bottom w:val="nil"/>
+              <w:right w:val="nil"/>
+            </w:tcBorders>
+          </w:tcPr>
+          <w:p>
+            <w:pPr>
+              <w:widowControl w:val="0"/>
+              <w:autoSpaceDE w:val="0"/>
+              <w:autoSpaceDN w:val="0"/>
+              <w:adjustRightInd w:val="0"/>
+              <w:spacing w:after="0" w:line="240" w:lineRule="auto"/>
+              <w:jc w:val="right"/>
+              <w:rPr>
+                <w:rFonts w:ascii="Times New Roman" w:hAnsi="Times New Roman" w:cs="Times New Roman"/>
+                <w:kern w:val="0"/>
+              </w:rPr>
+            </w:pPr>
+            <w:r>
+              <w:rPr>
+                <w:rFonts w:ascii="Times New Roman" w:hAnsi="Times New Roman" w:cs="Times New Roman"/>
+                <w:kern w:val="0"/>
+              </w:rPr>
+              <w:t>***</w:t>
+            </w:r>
+          </w:p>
+        </w:tc>
+      </w:tr>
+      <w:tr>
+        <w:tblPrEx>
+          <w:tblCellMar>
+            <w:top w:w="0" w:type="dxa"/>
+            <w:bottom w:w="0" w:type="dxa"/>
+          </w:tblCellMar>
+        </w:tblPrEx>
+        <w:trPr>
+          <w:trHeight w:val="468"/>
+        </w:trPr>
+        <w:tc>
+          <w:tcPr>
+            <w:tcW w:w="1708" w:type="dxa"/>
+            <w:tcBorders>
+              <w:top w:val="nil"/>
+              <w:left w:val="nil"/>
+              <w:bottom w:val="nil"/>
+              <w:right w:val="nil"/>
+            </w:tcBorders>
+          </w:tcPr>
+          <w:p>
+            <w:pPr>
+              <w:widowControl w:val="0"/>
+              <w:autoSpaceDE w:val="0"/>
+              <w:autoSpaceDN w:val="0"/>
+              <w:adjustRightInd w:val="0"/>
+              <w:spacing w:after="0" w:line="240" w:lineRule="auto"/>
+              <w:rPr>
+                <w:rFonts w:ascii="Times New Roman" w:hAnsi="Times New Roman" w:cs="Times New Roman"/>
+                <w:kern w:val="0"/>
+              </w:rPr>
+            </w:pPr>
+            <w:r>
+              <w:rPr>
+                <w:rFonts w:ascii="Times New Roman" w:hAnsi="Times New Roman" w:cs="Times New Roman"/>
+                <w:kern w:val="0"/>
+              </w:rPr>
+              <w:t>ma</w:t>
+            </w:r>
+          </w:p>
+        </w:tc>
+        <w:tc>
+          <w:tcPr>
+            <w:tcW w:w="1200" w:type="dxa"/>
+            <w:gridSpan w:val="2"/>
+            <w:tcBorders>
+              <w:top w:val="nil"/>
+              <w:left w:val="nil"/>
+              <w:bottom w:val="nil"/>
+              <w:right w:val="nil"/>
+            </w:tcBorders>
+          </w:tcPr>
+          <w:p>
+            <w:pPr>
+              <w:widowControl w:val="0"/>
+              <w:autoSpaceDE w:val="0"/>
+              <w:autoSpaceDN w:val="0"/>
+              <w:adjustRightInd w:val="0"/>
+              <w:spacing w:after="0" w:line="240" w:lineRule="auto"/>
+              <w:jc w:val="right"/>
+              <w:rPr>
+                <w:rFonts w:ascii="Times New Roman" w:hAnsi="Times New Roman" w:cs="Times New Roman"/>
+                <w:kern w:val="0"/>
+              </w:rPr>
+            </w:pPr>
+          </w:p>
+        </w:tc>
+        <w:tc>
+          <w:tcPr>
+            <w:tcW w:w="1200" w:type="dxa"/>
+            <w:tcBorders>
+              <w:top w:val="nil"/>
+              <w:left w:val="nil"/>
+              <w:bottom w:val="nil"/>
+              <w:right w:val="nil"/>
+            </w:tcBorders>
+          </w:tcPr>
+          <w:p>
+            <w:pPr>
+              <w:widowControl w:val="0"/>
+              <w:tabs>
+                <w:tab w:val="center" w:pos="492"/>
+                <w:tab w:val="right" w:pos="984"/>
+              </w:tabs>
+              <w:autoSpaceDE w:val="0"/>
+              <w:autoSpaceDN w:val="0"/>
+              <w:adjustRightInd w:val="0"/>
+              <w:spacing w:after="0" w:line="240" w:lineRule="auto"/>
+              <w:rPr>
+                <w:rFonts w:ascii="Times New Roman" w:hAnsi="Times New Roman" w:cs="Times New Roman"/>
+                <w:kern w:val="0"/>
+              </w:rPr>
+            </w:pPr>
+          </w:p>
+        </w:tc>
+        <w:tc>
+          <w:tcPr>
+            <w:tcW w:w="850" w:type="dxa"/>
+            <w:gridSpan w:val="2"/>
+            <w:tcBorders>
+              <w:top w:val="nil"/>
+              <w:left w:val="nil"/>
+              <w:bottom w:val="nil"/>
+              <w:right w:val="nil"/>
+            </w:tcBorders>
+          </w:tcPr>
+          <w:p>
+            <w:pPr>
+              <w:widowControl w:val="0"/>
+              <w:autoSpaceDE w:val="0"/>
+              <w:autoSpaceDN w:val="0"/>
+              <w:adjustRightInd w:val="0"/>
+              <w:spacing w:after="0" w:line="240" w:lineRule="auto"/>
+              <w:jc w:val="right"/>
+              <w:rPr>
+                <w:rFonts w:ascii="Times New Roman" w:hAnsi="Times New Roman" w:cs="Times New Roman"/>
+                <w:kern w:val="0"/>
+              </w:rPr>
+            </w:pPr>
+          </w:p>
+        </w:tc>
+        <w:tc>
+          <w:tcPr>
+            <w:tcW w:w="900" w:type="dxa"/>
+            <w:tcBorders>
+              <w:top w:val="nil"/>
+              <w:left w:val="nil"/>
+              <w:bottom w:val="nil"/>
+              <w:right w:val="nil"/>
+            </w:tcBorders>
+          </w:tcPr>
+          <w:p>
+            <w:pPr>
+              <w:widowControl w:val="0"/>
+              <w:autoSpaceDE w:val="0"/>
+              <w:autoSpaceDN w:val="0"/>
+              <w:adjustRightInd w:val="0"/>
+              <w:spacing w:after="0" w:line="240" w:lineRule="auto"/>
+              <w:jc w:val="right"/>
+              <w:rPr>
+                <w:rFonts w:ascii="Times New Roman" w:hAnsi="Times New Roman" w:cs="Times New Roman"/>
+                <w:kern w:val="0"/>
+              </w:rPr>
+            </w:pPr>
+          </w:p>
+        </w:tc>
+        <w:tc>
+          <w:tcPr>
+            <w:tcW w:w="1200" w:type="dxa"/>
+            <w:gridSpan w:val="2"/>
+            <w:tcBorders>
+              <w:top w:val="nil"/>
+              <w:left w:val="nil"/>
+              <w:bottom w:val="nil"/>
+              <w:right w:val="nil"/>
+            </w:tcBorders>
+          </w:tcPr>
+          <w:p>
+            <w:pPr>
+              <w:widowControl w:val="0"/>
+              <w:autoSpaceDE w:val="0"/>
+              <w:autoSpaceDN w:val="0"/>
+              <w:adjustRightInd w:val="0"/>
+              <w:spacing w:after="0" w:line="240" w:lineRule="auto"/>
+              <w:jc w:val="right"/>
+              <w:rPr>
+                <w:rFonts w:ascii="Times New Roman" w:hAnsi="Times New Roman" w:cs="Times New Roman"/>
+                <w:kern w:val="0"/>
+              </w:rPr>
+            </w:pPr>
+          </w:p>
+        </w:tc>
+        <w:tc>
+          <w:tcPr>
+            <w:tcW w:w="1200" w:type="dxa"/>
+            <w:gridSpan w:val="2"/>
+            <w:tcBorders>
+              <w:top w:val="nil"/>
+              <w:left w:val="nil"/>
+              <w:bottom w:val="nil"/>
+              <w:right w:val="nil"/>
+            </w:tcBorders>
+          </w:tcPr>
+          <w:p>
+            <w:pPr>
+              <w:widowControl w:val="0"/>
+              <w:autoSpaceDE w:val="0"/>
+              <w:autoSpaceDN w:val="0"/>
+              <w:adjustRightInd w:val="0"/>
+              <w:spacing w:after="0" w:line="240" w:lineRule="auto"/>
+              <w:jc w:val="right"/>
+              <w:rPr>
+                <w:rFonts w:ascii="Times New Roman" w:hAnsi="Times New Roman" w:cs="Times New Roman"/>
+                <w:kern w:val="0"/>
+              </w:rPr>
+            </w:pPr>
+          </w:p>
+        </w:tc>
+        <w:tc>
+          <w:tcPr>
+            <w:tcW w:w="600" w:type="dxa"/>
+            <w:tcBorders>
+              <w:top w:val="nil"/>
+              <w:left w:val="nil"/>
+              <w:bottom w:val="nil"/>
+              <w:right w:val="nil"/>
+            </w:tcBorders>
+          </w:tcPr>
+          <w:p>
+            <w:pPr>
+              <w:widowControl w:val="0"/>
+              <w:autoSpaceDE w:val="0"/>
+              <w:autoSpaceDN w:val="0"/>
+              <w:adjustRightInd w:val="0"/>
+              <w:spacing w:after="0" w:line="240" w:lineRule="auto"/>
+              <w:jc w:val="right"/>
+              <w:rPr>
+                <w:rFonts w:ascii="Times New Roman" w:hAnsi="Times New Roman" w:cs="Times New Roman"/>
+                <w:kern w:val="0"/>
+              </w:rPr>
+            </w:pPr>
+          </w:p>
+        </w:tc>
+      </w:tr>
+      <w:tr>
+        <w:tblPrEx>
+          <w:tblCellMar>
+            <w:top w:w="0" w:type="dxa"/>
+            <w:bottom w:w="0" w:type="dxa"/>
+          </w:tblCellMar>
+        </w:tblPrEx>
+        <w:tc>
+          <w:tcPr>
+            <w:tcW w:w="1708" w:type="dxa"/>
+            <w:tcBorders>
+              <w:top w:val="nil"/>
+              <w:left w:val="nil"/>
+              <w:bottom w:val="nil"/>
+              <w:right w:val="nil"/>
+            </w:tcBorders>
+          </w:tcPr>
+          <w:p>
+            <w:pPr>
+              <w:widowControl w:val="0"/>
+              <w:autoSpaceDE w:val="0"/>
+              <w:autoSpaceDN w:val="0"/>
+              <w:adjustRightInd w:val="0"/>
+              <w:spacing w:after="0" w:line="240" w:lineRule="auto"/>
+              <w:rPr>
+                <w:rFonts w:ascii="Times New Roman" w:hAnsi="Times New Roman" w:cs="Times New Roman"/>
+                <w:kern w:val="0"/>
+              </w:rPr>
+            </w:pPr>
+            <w:r>
+              <w:rPr>
+                <w:rFonts w:ascii="Times New Roman" w:hAnsi="Times New Roman" w:cs="Times New Roman"/>
+                <w:kern w:val="0"/>
+              </w:rPr>
+              <w:t>L</w:t>
+            </w:r>
+          </w:p>
+        </w:tc>
+        <w:tc>
+          <w:tcPr>
+            <w:tcW w:w="1200" w:type="dxa"/>
+            <w:gridSpan w:val="2"/>
+            <w:tcBorders>
+              <w:top w:val="nil"/>
+              <w:left w:val="nil"/>
+              <w:bottom w:val="nil"/>
+              <w:right w:val="nil"/>
+            </w:tcBorders>
+          </w:tcPr>
+          <w:p>
+            <w:pPr>
+              <w:widowControl w:val="0"/>
+              <w:autoSpaceDE w:val="0"/>
+              <w:autoSpaceDN w:val="0"/>
+              <w:adjustRightInd w:val="0"/>
+              <w:spacing w:after="0" w:line="240" w:lineRule="auto"/>
+              <w:jc w:val="right"/>
+              <w:rPr>
+                <w:rFonts w:ascii="Times New Roman" w:hAnsi="Times New Roman" w:cs="Times New Roman"/>
+                <w:kern w:val="0"/>
+              </w:rPr>
+            </w:pPr>
+            <w:r>
+              <w:rPr>
+                <w:rFonts w:ascii="Times New Roman" w:hAnsi="Times New Roman" w:cs="Times New Roman"/>
+                <w:kern w:val="0"/>
+              </w:rPr>
+              <w:t>-.352</w:t>
+            </w:r>
+          </w:p>
+        </w:tc>
+        <w:tc>
+          <w:tcPr>
+            <w:tcW w:w="1200" w:type="dxa"/>
+            <w:tcBorders>
+              <w:top w:val="nil"/>
+              <w:left w:val="nil"/>
+              <w:bottom w:val="nil"/>
+              <w:right w:val="nil"/>
+            </w:tcBorders>
+          </w:tcPr>
+          <w:p>
+            <w:pPr>
+              <w:widowControl w:val="0"/>
+              <w:autoSpaceDE w:val="0"/>
+              <w:autoSpaceDN w:val="0"/>
+              <w:adjustRightInd w:val="0"/>
+              <w:spacing w:after="0" w:line="240" w:lineRule="auto"/>
+              <w:jc w:val="right"/>
+              <w:rPr>
+                <w:rFonts w:ascii="Times New Roman" w:hAnsi="Times New Roman" w:cs="Times New Roman"/>
+                <w:kern w:val="0"/>
+              </w:rPr>
+            </w:pPr>
+            <w:r>
+              <w:rPr>
+                <w:rFonts w:ascii="Times New Roman" w:hAnsi="Times New Roman" w:cs="Times New Roman"/>
+                <w:kern w:val="0"/>
+              </w:rPr>
+              <w:t>.145</w:t>
+            </w:r>
+          </w:p>
+        </w:tc>
+        <w:tc>
+          <w:tcPr>
+            <w:tcW w:w="850" w:type="dxa"/>
+            <w:gridSpan w:val="2"/>
+            <w:tcBorders>
+              <w:top w:val="nil"/>
+              <w:left w:val="nil"/>
+              <w:bottom w:val="nil"/>
+              <w:right w:val="nil"/>
+            </w:tcBorders>
+          </w:tcPr>
+          <w:p>
+            <w:pPr>
+              <w:widowControl w:val="0"/>
+              <w:autoSpaceDE w:val="0"/>
+              <w:autoSpaceDN w:val="0"/>
+              <w:adjustRightInd w:val="0"/>
+              <w:spacing w:after="0" w:line="240" w:lineRule="auto"/>
+              <w:jc w:val="right"/>
+              <w:rPr>
+                <w:rFonts w:ascii="Times New Roman" w:hAnsi="Times New Roman" w:cs="Times New Roman"/>
+                <w:kern w:val="0"/>
+              </w:rPr>
+            </w:pPr>
+            <w:r>
+              <w:rPr>
+                <w:rFonts w:ascii="Times New Roman" w:hAnsi="Times New Roman" w:cs="Times New Roman"/>
+                <w:kern w:val="0"/>
+              </w:rPr>
+              <w:t>-2.43</w:t>
+            </w:r>
+          </w:p>
+        </w:tc>
+        <w:tc>
+          <w:tcPr>
+            <w:tcW w:w="900" w:type="dxa"/>
+            <w:tcBorders>
+              <w:top w:val="nil"/>
+              <w:left w:val="nil"/>
+              <w:bottom w:val="nil"/>
+              <w:right w:val="nil"/>
+            </w:tcBorders>
+          </w:tcPr>
+          <w:p>
+            <w:pPr>
+              <w:widowControl w:val="0"/>
+              <w:autoSpaceDE w:val="0"/>
+              <w:autoSpaceDN w:val="0"/>
+              <w:adjustRightInd w:val="0"/>
+              <w:spacing w:after="0" w:line="240" w:lineRule="auto"/>
+              <w:jc w:val="right"/>
+              <w:rPr>
+                <w:rFonts w:ascii="Times New Roman" w:hAnsi="Times New Roman" w:cs="Times New Roman"/>
+                <w:kern w:val="0"/>
+              </w:rPr>
+            </w:pPr>
+            <w:r>
+              <w:rPr>
+                <w:rFonts w:ascii="Times New Roman" w:hAnsi="Times New Roman" w:cs="Times New Roman"/>
+                <w:kern w:val="0"/>
+              </w:rPr>
+              <w:t>.015</w:t>
+            </w:r>
+          </w:p>
+        </w:tc>
+        <w:tc>
+          <w:tcPr>
+            <w:tcW w:w="1200" w:type="dxa"/>
+            <w:gridSpan w:val="2"/>
+            <w:tcBorders>
+              <w:top w:val="nil"/>
+              <w:left w:val="nil"/>
+              <w:bottom w:val="nil"/>
+              <w:right w:val="nil"/>
+            </w:tcBorders>
+          </w:tcPr>
+          <w:p>
+            <w:pPr>
+              <w:widowControl w:val="0"/>
+              <w:autoSpaceDE w:val="0"/>
+              <w:autoSpaceDN w:val="0"/>
+              <w:adjustRightInd w:val="0"/>
+              <w:spacing w:after="0" w:line="240" w:lineRule="auto"/>
+              <w:jc w:val="right"/>
+              <w:rPr>
+                <w:rFonts w:ascii="Times New Roman" w:hAnsi="Times New Roman" w:cs="Times New Roman"/>
+                <w:kern w:val="0"/>
+              </w:rPr>
+            </w:pPr>
+            <w:r>
+              <w:rPr>
+                <w:rFonts w:ascii="Times New Roman" w:hAnsi="Times New Roman" w:cs="Times New Roman"/>
+                <w:kern w:val="0"/>
+              </w:rPr>
+              <w:t>-.636</w:t>
+            </w:r>
+          </w:p>
+        </w:tc>
+        <w:tc>
+          <w:tcPr>
+            <w:tcW w:w="1200" w:type="dxa"/>
+            <w:gridSpan w:val="2"/>
+            <w:tcBorders>
+              <w:top w:val="nil"/>
+              <w:left w:val="nil"/>
+              <w:bottom w:val="nil"/>
+              <w:right w:val="nil"/>
+            </w:tcBorders>
+          </w:tcPr>
+          <w:p>
+            <w:pPr>
+              <w:widowControl w:val="0"/>
+              <w:autoSpaceDE w:val="0"/>
+              <w:autoSpaceDN w:val="0"/>
+              <w:adjustRightInd w:val="0"/>
+              <w:spacing w:after="0" w:line="240" w:lineRule="auto"/>
+              <w:jc w:val="right"/>
+              <w:rPr>
+                <w:rFonts w:ascii="Times New Roman" w:hAnsi="Times New Roman" w:cs="Times New Roman"/>
+                <w:kern w:val="0"/>
+              </w:rPr>
+            </w:pPr>
+            <w:r>
+              <w:rPr>
+                <w:rFonts w:ascii="Times New Roman" w:hAnsi="Times New Roman" w:cs="Times New Roman"/>
+                <w:kern w:val="0"/>
+              </w:rPr>
+              <w:t>-.068</w:t>
+            </w:r>
+          </w:p>
+        </w:tc>
+        <w:tc>
+          <w:tcPr>
+            <w:tcW w:w="600" w:type="dxa"/>
+            <w:tcBorders>
+              <w:top w:val="nil"/>
+              <w:left w:val="nil"/>
+              <w:bottom w:val="nil"/>
+              <w:right w:val="nil"/>
+            </w:tcBorders>
+          </w:tcPr>
+          <w:p>
+            <w:pPr>
+              <w:widowControl w:val="0"/>
+              <w:autoSpaceDE w:val="0"/>
+              <w:autoSpaceDN w:val="0"/>
+              <w:adjustRightInd w:val="0"/>
+              <w:spacing w:after="0" w:line="240" w:lineRule="auto"/>
+              <w:jc w:val="right"/>
+              <w:rPr>
+                <w:rFonts w:ascii="Times New Roman" w:hAnsi="Times New Roman" w:cs="Times New Roman"/>
+                <w:kern w:val="0"/>
+              </w:rPr>
+            </w:pPr>
+            <w:r>
+              <w:rPr>
+                <w:rFonts w:ascii="Times New Roman" w:hAnsi="Times New Roman" w:cs="Times New Roman"/>
+                <w:kern w:val="0"/>
+              </w:rPr>
+              <w:t>**</w:t>
+            </w:r>
+          </w:p>
+        </w:tc>
+      </w:tr>
+      <w:tr>
+        <w:tblPrEx>
+          <w:tblCellMar>
+            <w:top w:w="0" w:type="dxa"/>
+            <w:bottom w:w="0" w:type="dxa"/>
+          </w:tblCellMar>
+        </w:tblPrEx>
+        <w:tc>
+          <w:tcPr>
+            <w:tcW w:w="1708" w:type="dxa"/>
+            <w:tcBorders>
+              <w:top w:val="nil"/>
+              <w:left w:val="nil"/>
+              <w:bottom w:val="nil"/>
+              <w:right w:val="nil"/>
+            </w:tcBorders>
+          </w:tcPr>
+          <w:p>
+            <w:pPr>
+              <w:widowControl w:val="0"/>
+              <w:autoSpaceDE w:val="0"/>
+              <w:autoSpaceDN w:val="0"/>
+              <w:adjustRightInd w:val="0"/>
+              <w:spacing w:after="0" w:line="240" w:lineRule="auto"/>
+              <w:rPr>
+                <w:rFonts w:ascii="Times New Roman" w:hAnsi="Times New Roman" w:cs="Times New Roman"/>
+                <w:kern w:val="0"/>
+              </w:rPr>
+            </w:pPr>
+            <w:r>
+              <w:rPr>
+                <w:rFonts w:ascii="Times New Roman" w:hAnsi="Times New Roman" w:cs="Times New Roman"/>
+                <w:kern w:val="0"/>
+              </w:rPr>
+              <w:t>L2</w:t>
+            </w:r>
+          </w:p>
+        </w:tc>
+        <w:tc>
+          <w:tcPr>
+            <w:tcW w:w="1200" w:type="dxa"/>
+            <w:gridSpan w:val="2"/>
+            <w:tcBorders>
+              <w:top w:val="nil"/>
+              <w:left w:val="nil"/>
+              <w:bottom w:val="nil"/>
+              <w:right w:val="nil"/>
+            </w:tcBorders>
+          </w:tcPr>
+          <w:p>
+            <w:pPr>
+              <w:widowControl w:val="0"/>
+              <w:autoSpaceDE w:val="0"/>
+              <w:autoSpaceDN w:val="0"/>
+              <w:adjustRightInd w:val="0"/>
+              <w:spacing w:after="0" w:line="240" w:lineRule="auto"/>
+              <w:jc w:val="right"/>
+              <w:rPr>
+                <w:rFonts w:ascii="Times New Roman" w:hAnsi="Times New Roman" w:cs="Times New Roman"/>
+                <w:kern w:val="0"/>
+              </w:rPr>
+            </w:pPr>
+            <w:r>
+              <w:rPr>
+                <w:rFonts w:ascii="Times New Roman" w:hAnsi="Times New Roman" w:cs="Times New Roman"/>
+                <w:kern w:val="0"/>
+              </w:rPr>
+              <w:t>-.374</w:t>
+            </w:r>
+          </w:p>
+        </w:tc>
+        <w:tc>
+          <w:tcPr>
+            <w:tcW w:w="1200" w:type="dxa"/>
+            <w:tcBorders>
+              <w:top w:val="nil"/>
+              <w:left w:val="nil"/>
+              <w:bottom w:val="nil"/>
+              <w:right w:val="nil"/>
+            </w:tcBorders>
+          </w:tcPr>
+          <w:p>
+            <w:pPr>
+              <w:widowControl w:val="0"/>
+              <w:autoSpaceDE w:val="0"/>
+              <w:autoSpaceDN w:val="0"/>
+              <w:adjustRightInd w:val="0"/>
+              <w:spacing w:after="0" w:line="240" w:lineRule="auto"/>
+              <w:jc w:val="right"/>
+              <w:rPr>
+                <w:rFonts w:ascii="Times New Roman" w:hAnsi="Times New Roman" w:cs="Times New Roman"/>
+                <w:kern w:val="0"/>
+              </w:rPr>
+            </w:pPr>
+            <w:r>
+              <w:rPr>
+                <w:rFonts w:ascii="Times New Roman" w:hAnsi="Times New Roman" w:cs="Times New Roman"/>
+                <w:kern w:val="0"/>
+              </w:rPr>
+              <w:t>.127</w:t>
+            </w:r>
+          </w:p>
+        </w:tc>
+        <w:tc>
+          <w:tcPr>
+            <w:tcW w:w="850" w:type="dxa"/>
+            <w:gridSpan w:val="2"/>
+            <w:tcBorders>
+              <w:top w:val="nil"/>
+              <w:left w:val="nil"/>
+              <w:bottom w:val="nil"/>
+              <w:right w:val="nil"/>
+            </w:tcBorders>
+          </w:tcPr>
+          <w:p>
+            <w:pPr>
+              <w:widowControl w:val="0"/>
+              <w:autoSpaceDE w:val="0"/>
+              <w:autoSpaceDN w:val="0"/>
+              <w:adjustRightInd w:val="0"/>
+              <w:spacing w:after="0" w:line="240" w:lineRule="auto"/>
+              <w:jc w:val="right"/>
+              <w:rPr>
+                <w:rFonts w:ascii="Times New Roman" w:hAnsi="Times New Roman" w:cs="Times New Roman"/>
+                <w:kern w:val="0"/>
+              </w:rPr>
+            </w:pPr>
+            <w:r>
+              <w:rPr>
+                <w:rFonts w:ascii="Times New Roman" w:hAnsi="Times New Roman" w:cs="Times New Roman"/>
+                <w:kern w:val="0"/>
+              </w:rPr>
+              <w:t>-2.95</w:t>
+            </w:r>
+          </w:p>
+        </w:tc>
+        <w:tc>
+          <w:tcPr>
+            <w:tcW w:w="900" w:type="dxa"/>
+            <w:tcBorders>
+              <w:top w:val="nil"/>
+              <w:left w:val="nil"/>
+              <w:bottom w:val="nil"/>
+              <w:right w:val="nil"/>
+            </w:tcBorders>
+          </w:tcPr>
+          <w:p>
+            <w:pPr>
+              <w:widowControl w:val="0"/>
+              <w:autoSpaceDE w:val="0"/>
+              <w:autoSpaceDN w:val="0"/>
+              <w:adjustRightInd w:val="0"/>
+              <w:spacing w:after="0" w:line="240" w:lineRule="auto"/>
+              <w:jc w:val="right"/>
+              <w:rPr>
+                <w:rFonts w:ascii="Times New Roman" w:hAnsi="Times New Roman" w:cs="Times New Roman"/>
+                <w:kern w:val="0"/>
+              </w:rPr>
+            </w:pPr>
+            <w:r>
+              <w:rPr>
+                <w:rFonts w:ascii="Times New Roman" w:hAnsi="Times New Roman" w:cs="Times New Roman"/>
+                <w:kern w:val="0"/>
+              </w:rPr>
+              <w:t>.003</w:t>
+            </w:r>
+          </w:p>
+        </w:tc>
+        <w:tc>
+          <w:tcPr>
+            <w:tcW w:w="1200" w:type="dxa"/>
+            <w:gridSpan w:val="2"/>
+            <w:tcBorders>
+              <w:top w:val="nil"/>
+              <w:left w:val="nil"/>
+              <w:bottom w:val="nil"/>
+              <w:right w:val="nil"/>
+            </w:tcBorders>
+          </w:tcPr>
+          <w:p>
+            <w:pPr>
+              <w:widowControl w:val="0"/>
+              <w:autoSpaceDE w:val="0"/>
+              <w:autoSpaceDN w:val="0"/>
+              <w:adjustRightInd w:val="0"/>
+              <w:spacing w:after="0" w:line="240" w:lineRule="auto"/>
+              <w:jc w:val="right"/>
+              <w:rPr>
+                <w:rFonts w:ascii="Times New Roman" w:hAnsi="Times New Roman" w:cs="Times New Roman"/>
+                <w:kern w:val="0"/>
+              </w:rPr>
+            </w:pPr>
+            <w:r>
+              <w:rPr>
+                <w:rFonts w:ascii="Times New Roman" w:hAnsi="Times New Roman" w:cs="Times New Roman"/>
+                <w:kern w:val="0"/>
+              </w:rPr>
+              <w:t>-.623</w:t>
+            </w:r>
+          </w:p>
+        </w:tc>
+        <w:tc>
+          <w:tcPr>
+            <w:tcW w:w="1200" w:type="dxa"/>
+            <w:gridSpan w:val="2"/>
+            <w:tcBorders>
+              <w:top w:val="nil"/>
+              <w:left w:val="nil"/>
+              <w:bottom w:val="nil"/>
+              <w:right w:val="nil"/>
+            </w:tcBorders>
+          </w:tcPr>
+          <w:p>
+            <w:pPr>
+              <w:widowControl w:val="0"/>
+              <w:autoSpaceDE w:val="0"/>
+              <w:autoSpaceDN w:val="0"/>
+              <w:adjustRightInd w:val="0"/>
+              <w:spacing w:after="0" w:line="240" w:lineRule="auto"/>
+              <w:jc w:val="right"/>
+              <w:rPr>
+                <w:rFonts w:ascii="Times New Roman" w:hAnsi="Times New Roman" w:cs="Times New Roman"/>
+                <w:kern w:val="0"/>
+              </w:rPr>
+            </w:pPr>
+            <w:r>
+              <w:rPr>
+                <w:rFonts w:ascii="Times New Roman" w:hAnsi="Times New Roman" w:cs="Times New Roman"/>
+                <w:kern w:val="0"/>
+              </w:rPr>
+              <w:t>-.126</w:t>
+            </w:r>
+          </w:p>
+        </w:tc>
+        <w:tc>
+          <w:tcPr>
+            <w:tcW w:w="600" w:type="dxa"/>
+            <w:tcBorders>
+              <w:top w:val="nil"/>
+              <w:left w:val="nil"/>
+              <w:bottom w:val="nil"/>
+              <w:right w:val="nil"/>
+            </w:tcBorders>
+          </w:tcPr>
+          <w:p>
+            <w:pPr>
+              <w:widowControl w:val="0"/>
+              <w:autoSpaceDE w:val="0"/>
+              <w:autoSpaceDN w:val="0"/>
+              <w:adjustRightInd w:val="0"/>
+              <w:spacing w:after="0" w:line="240" w:lineRule="auto"/>
+              <w:jc w:val="right"/>
+              <w:rPr>
+                <w:rFonts w:ascii="Times New Roman" w:hAnsi="Times New Roman" w:cs="Times New Roman"/>
+                <w:kern w:val="0"/>
+              </w:rPr>
+            </w:pPr>
+            <w:r>
+              <w:rPr>
+                <w:rFonts w:ascii="Times New Roman" w:hAnsi="Times New Roman" w:cs="Times New Roman"/>
+                <w:kern w:val="0"/>
+              </w:rPr>
+              <w:t>***</w:t>
+            </w:r>
+          </w:p>
+        </w:tc>
+      </w:tr>
+      <w:tr>
+        <w:tblPrEx>
+          <w:tblCellMar>
+            <w:top w:w="0" w:type="dxa"/>
+            <w:bottom w:w="0" w:type="dxa"/>
+          </w:tblCellMar>
+        </w:tblPrEx>
+        <w:tc>
+          <w:tcPr>
+            <w:tcW w:w="1708" w:type="dxa"/>
+            <w:tcBorders>
+              <w:top w:val="nil"/>
+              <w:left w:val="nil"/>
+              <w:bottom w:val="nil"/>
+              <w:right w:val="nil"/>
+            </w:tcBorders>
+          </w:tcPr>
+          <w:p>
+            <w:pPr>
+              <w:widowControl w:val="0"/>
+              <w:autoSpaceDE w:val="0"/>
+              <w:autoSpaceDN w:val="0"/>
+              <w:adjustRightInd w:val="0"/>
+              <w:spacing w:after="0" w:line="240" w:lineRule="auto"/>
+              <w:rPr>
+                <w:rFonts w:ascii="Times New Roman" w:hAnsi="Times New Roman" w:cs="Times New Roman"/>
+                <w:kern w:val="0"/>
+              </w:rPr>
+            </w:pPr>
+            <w:r>
+              <w:rPr>
+                <w:rFonts w:ascii="Times New Roman" w:hAnsi="Times New Roman" w:cs="Times New Roman"/>
+                <w:kern w:val="0"/>
+              </w:rPr>
+              <w:t>L3</w:t>
+            </w:r>
+          </w:p>
+        </w:tc>
+        <w:tc>
+          <w:tcPr>
+            <w:tcW w:w="1200" w:type="dxa"/>
+            <w:gridSpan w:val="2"/>
+            <w:tcBorders>
+              <w:top w:val="nil"/>
+              <w:left w:val="nil"/>
+              <w:bottom w:val="nil"/>
+              <w:right w:val="nil"/>
+            </w:tcBorders>
+          </w:tcPr>
+          <w:p>
+            <w:pPr>
+              <w:widowControl w:val="0"/>
+              <w:autoSpaceDE w:val="0"/>
+              <w:autoSpaceDN w:val="0"/>
+              <w:adjustRightInd w:val="0"/>
+              <w:spacing w:after="0" w:line="240" w:lineRule="auto"/>
+              <w:jc w:val="right"/>
+              <w:rPr>
+                <w:rFonts w:ascii="Times New Roman" w:hAnsi="Times New Roman" w:cs="Times New Roman"/>
+                <w:kern w:val="0"/>
+              </w:rPr>
+            </w:pPr>
+            <w:r>
+              <w:rPr>
+                <w:rFonts w:ascii="Times New Roman" w:hAnsi="Times New Roman" w:cs="Times New Roman"/>
+                <w:kern w:val="0"/>
+              </w:rPr>
+              <w:t>.476</w:t>
+            </w:r>
+          </w:p>
+        </w:tc>
+        <w:tc>
+          <w:tcPr>
+            <w:tcW w:w="1200" w:type="dxa"/>
+            <w:tcBorders>
+              <w:top w:val="nil"/>
+              <w:left w:val="nil"/>
+              <w:bottom w:val="nil"/>
+              <w:right w:val="nil"/>
+            </w:tcBorders>
+          </w:tcPr>
+          <w:p>
+            <w:pPr>
+              <w:widowControl w:val="0"/>
+              <w:autoSpaceDE w:val="0"/>
+              <w:autoSpaceDN w:val="0"/>
+              <w:adjustRightInd w:val="0"/>
+              <w:spacing w:after="0" w:line="240" w:lineRule="auto"/>
+              <w:jc w:val="right"/>
+              <w:rPr>
+                <w:rFonts w:ascii="Times New Roman" w:hAnsi="Times New Roman" w:cs="Times New Roman"/>
+                <w:kern w:val="0"/>
+              </w:rPr>
+            </w:pPr>
+            <w:r>
+              <w:rPr>
+                <w:rFonts w:ascii="Times New Roman" w:hAnsi="Times New Roman" w:cs="Times New Roman"/>
+                <w:kern w:val="0"/>
+              </w:rPr>
+              <w:t>.116</w:t>
+            </w:r>
+          </w:p>
+        </w:tc>
+        <w:tc>
+          <w:tcPr>
+            <w:tcW w:w="850" w:type="dxa"/>
+            <w:gridSpan w:val="2"/>
+            <w:tcBorders>
+              <w:top w:val="nil"/>
+              <w:left w:val="nil"/>
+              <w:bottom w:val="nil"/>
+              <w:right w:val="nil"/>
+            </w:tcBorders>
+          </w:tcPr>
+          <w:p>
+            <w:pPr>
+              <w:widowControl w:val="0"/>
+              <w:autoSpaceDE w:val="0"/>
+              <w:autoSpaceDN w:val="0"/>
+              <w:adjustRightInd w:val="0"/>
+              <w:spacing w:after="0" w:line="240" w:lineRule="auto"/>
+              <w:jc w:val="right"/>
+              <w:rPr>
+                <w:rFonts w:ascii="Times New Roman" w:hAnsi="Times New Roman" w:cs="Times New Roman"/>
+                <w:kern w:val="0"/>
+              </w:rPr>
+            </w:pPr>
+            <w:r>
+              <w:rPr>
+                <w:rFonts w:ascii="Times New Roman" w:hAnsi="Times New Roman" w:cs="Times New Roman"/>
+                <w:kern w:val="0"/>
+              </w:rPr>
+              <w:t>4.11</w:t>
+            </w:r>
+          </w:p>
+        </w:tc>
+        <w:tc>
+          <w:tcPr>
+            <w:tcW w:w="900" w:type="dxa"/>
+            <w:tcBorders>
+              <w:top w:val="nil"/>
+              <w:left w:val="nil"/>
+              <w:bottom w:val="nil"/>
+              <w:right w:val="nil"/>
+            </w:tcBorders>
+          </w:tcPr>
+          <w:p>
+            <w:pPr>
+              <w:widowControl w:val="0"/>
+              <w:autoSpaceDE w:val="0"/>
+              <w:autoSpaceDN w:val="0"/>
+              <w:adjustRightInd w:val="0"/>
+              <w:spacing w:after="0" w:line="240" w:lineRule="auto"/>
+              <w:jc w:val="right"/>
+              <w:rPr>
+                <w:rFonts w:ascii="Times New Roman" w:hAnsi="Times New Roman" w:cs="Times New Roman"/>
+                <w:kern w:val="0"/>
+              </w:rPr>
+            </w:pPr>
+            <w:r>
+              <w:rPr>
+                <w:rFonts w:ascii="Times New Roman" w:hAnsi="Times New Roman" w:cs="Times New Roman"/>
+                <w:kern w:val="0"/>
+              </w:rPr>
+              <w:t>0</w:t>
+            </w:r>
+          </w:p>
+        </w:tc>
+        <w:tc>
+          <w:tcPr>
+            <w:tcW w:w="1200" w:type="dxa"/>
+            <w:gridSpan w:val="2"/>
+            <w:tcBorders>
+              <w:top w:val="nil"/>
+              <w:left w:val="nil"/>
+              <w:bottom w:val="nil"/>
+              <w:right w:val="nil"/>
+            </w:tcBorders>
+          </w:tcPr>
+          <w:p>
+            <w:pPr>
+              <w:widowControl w:val="0"/>
+              <w:autoSpaceDE w:val="0"/>
+              <w:autoSpaceDN w:val="0"/>
+              <w:adjustRightInd w:val="0"/>
+              <w:spacing w:after="0" w:line="240" w:lineRule="auto"/>
+              <w:jc w:val="right"/>
+              <w:rPr>
+                <w:rFonts w:ascii="Times New Roman" w:hAnsi="Times New Roman" w:cs="Times New Roman"/>
+                <w:kern w:val="0"/>
+              </w:rPr>
+            </w:pPr>
+            <w:r>
+              <w:rPr>
+                <w:rFonts w:ascii="Times New Roman" w:hAnsi="Times New Roman" w:cs="Times New Roman"/>
+                <w:kern w:val="0"/>
+              </w:rPr>
+              <w:t>.249</w:t>
+            </w:r>
+          </w:p>
+        </w:tc>
+        <w:tc>
+          <w:tcPr>
+            <w:tcW w:w="1200" w:type="dxa"/>
+            <w:gridSpan w:val="2"/>
+            <w:tcBorders>
+              <w:top w:val="nil"/>
+              <w:left w:val="nil"/>
+              <w:bottom w:val="nil"/>
+              <w:right w:val="nil"/>
+            </w:tcBorders>
+          </w:tcPr>
+          <w:p>
+            <w:pPr>
+              <w:widowControl w:val="0"/>
+              <w:autoSpaceDE w:val="0"/>
+              <w:autoSpaceDN w:val="0"/>
+              <w:adjustRightInd w:val="0"/>
+              <w:spacing w:after="0" w:line="240" w:lineRule="auto"/>
+              <w:jc w:val="right"/>
+              <w:rPr>
+                <w:rFonts w:ascii="Times New Roman" w:hAnsi="Times New Roman" w:cs="Times New Roman"/>
+                <w:kern w:val="0"/>
+              </w:rPr>
+            </w:pPr>
+            <w:r>
+              <w:rPr>
+                <w:rFonts w:ascii="Times New Roman" w:hAnsi="Times New Roman" w:cs="Times New Roman"/>
+                <w:kern w:val="0"/>
+              </w:rPr>
+              <w:t>.702</w:t>
+            </w:r>
+          </w:p>
+        </w:tc>
+        <w:tc>
+          <w:tcPr>
+            <w:tcW w:w="600" w:type="dxa"/>
+            <w:tcBorders>
+              <w:top w:val="nil"/>
+              <w:left w:val="nil"/>
+              <w:bottom w:val="nil"/>
+              <w:right w:val="nil"/>
+            </w:tcBorders>
+          </w:tcPr>
+          <w:p>
+            <w:pPr>
+              <w:widowControl w:val="0"/>
+              <w:autoSpaceDE w:val="0"/>
+              <w:autoSpaceDN w:val="0"/>
+              <w:adjustRightInd w:val="0"/>
+              <w:spacing w:after="0" w:line="240" w:lineRule="auto"/>
+              <w:jc w:val="right"/>
+              <w:rPr>
+                <w:rFonts w:ascii="Times New Roman" w:hAnsi="Times New Roman" w:cs="Times New Roman"/>
+                <w:kern w:val="0"/>
+              </w:rPr>
+            </w:pPr>
+            <w:r>
+              <w:rPr>
+                <w:rFonts w:ascii="Times New Roman" w:hAnsi="Times New Roman" w:cs="Times New Roman"/>
+                <w:kern w:val="0"/>
+              </w:rPr>
+              <w:t>***</w:t>
+            </w:r>
+          </w:p>
+        </w:tc>
+      </w:tr>
+      <w:tr>
+        <w:tblPrEx>
+          <w:tblCellMar>
+            <w:top w:w="0" w:type="dxa"/>
+            <w:bottom w:w="0" w:type="dxa"/>
+          </w:tblCellMar>
+        </w:tblPrEx>
+        <w:tc>
+          <w:tcPr>
+            <w:tcW w:w="1708" w:type="dxa"/>
+            <w:tcBorders>
+              <w:top w:val="nil"/>
+              <w:left w:val="nil"/>
+              <w:bottom w:val="nil"/>
+              <w:right w:val="nil"/>
+            </w:tcBorders>
+          </w:tcPr>
+          <w:p>
+            <w:pPr>
+              <w:widowControl w:val="0"/>
+              <w:autoSpaceDE w:val="0"/>
+              <w:autoSpaceDN w:val="0"/>
+              <w:adjustRightInd w:val="0"/>
+              <w:spacing w:after="0" w:line="240" w:lineRule="auto"/>
+              <w:rPr>
+                <w:rFonts w:ascii="Times New Roman" w:hAnsi="Times New Roman" w:cs="Times New Roman"/>
+                <w:kern w:val="0"/>
+              </w:rPr>
+            </w:pPr>
+            <w:r>
+              <w:rPr>
+                <w:rFonts w:ascii="Times New Roman" w:hAnsi="Times New Roman" w:cs="Times New Roman"/>
+                <w:kern w:val="0"/>
+              </w:rPr>
+              <w:t>Constant</w:t>
+            </w:r>
+          </w:p>
+        </w:tc>
+        <w:tc>
+          <w:tcPr>
+            <w:tcW w:w="1200" w:type="dxa"/>
+            <w:gridSpan w:val="2"/>
+            <w:tcBorders>
+              <w:top w:val="nil"/>
+              <w:left w:val="nil"/>
+              <w:bottom w:val="nil"/>
+              <w:right w:val="nil"/>
+            </w:tcBorders>
+          </w:tcPr>
+          <w:p>
+            <w:pPr>
+              <w:widowControl w:val="0"/>
+              <w:autoSpaceDE w:val="0"/>
+              <w:autoSpaceDN w:val="0"/>
+              <w:adjustRightInd w:val="0"/>
+              <w:spacing w:after="0" w:line="240" w:lineRule="auto"/>
+              <w:jc w:val="right"/>
+              <w:rPr>
+                <w:rFonts w:ascii="Times New Roman" w:hAnsi="Times New Roman" w:cs="Times New Roman"/>
+                <w:kern w:val="0"/>
+              </w:rPr>
+            </w:pPr>
+            <w:r>
+              <w:rPr>
+                <w:rFonts w:ascii="Times New Roman" w:hAnsi="Times New Roman" w:cs="Times New Roman"/>
+                <w:kern w:val="0"/>
+              </w:rPr>
+              <w:t>.828</w:t>
+            </w:r>
+          </w:p>
+        </w:tc>
+        <w:tc>
+          <w:tcPr>
+            <w:tcW w:w="1200" w:type="dxa"/>
+            <w:tcBorders>
+              <w:top w:val="nil"/>
+              <w:left w:val="nil"/>
+              <w:bottom w:val="nil"/>
+              <w:right w:val="nil"/>
+            </w:tcBorders>
+          </w:tcPr>
+          <w:p>
+            <w:pPr>
+              <w:widowControl w:val="0"/>
+              <w:autoSpaceDE w:val="0"/>
+              <w:autoSpaceDN w:val="0"/>
+              <w:adjustRightInd w:val="0"/>
+              <w:spacing w:after="0" w:line="240" w:lineRule="auto"/>
+              <w:jc w:val="right"/>
+              <w:rPr>
+                <w:rFonts w:ascii="Times New Roman" w:hAnsi="Times New Roman" w:cs="Times New Roman"/>
+                <w:kern w:val="0"/>
+              </w:rPr>
+            </w:pPr>
+            <w:r>
+              <w:rPr>
+                <w:rFonts w:ascii="Times New Roman" w:hAnsi="Times New Roman" w:cs="Times New Roman"/>
+                <w:kern w:val="0"/>
+              </w:rPr>
+              <w:t>.057</w:t>
+            </w:r>
+          </w:p>
+        </w:tc>
+        <w:tc>
+          <w:tcPr>
+            <w:tcW w:w="850" w:type="dxa"/>
+            <w:gridSpan w:val="2"/>
+            <w:tcBorders>
+              <w:top w:val="nil"/>
+              <w:left w:val="nil"/>
+              <w:bottom w:val="nil"/>
+              <w:right w:val="nil"/>
+            </w:tcBorders>
+          </w:tcPr>
+          <w:p>
+            <w:pPr>
+              <w:widowControl w:val="0"/>
+              <w:autoSpaceDE w:val="0"/>
+              <w:autoSpaceDN w:val="0"/>
+              <w:adjustRightInd w:val="0"/>
+              <w:spacing w:after="0" w:line="240" w:lineRule="auto"/>
+              <w:jc w:val="right"/>
+              <w:rPr>
+                <w:rFonts w:ascii="Times New Roman" w:hAnsi="Times New Roman" w:cs="Times New Roman"/>
+                <w:kern w:val="0"/>
+              </w:rPr>
+            </w:pPr>
+            <w:r>
+              <w:rPr>
+                <w:rFonts w:ascii="Times New Roman" w:hAnsi="Times New Roman" w:cs="Times New Roman"/>
+                <w:kern w:val="0"/>
+              </w:rPr>
+              <w:t>14.52</w:t>
+            </w:r>
+          </w:p>
+        </w:tc>
+        <w:tc>
+          <w:tcPr>
+            <w:tcW w:w="900" w:type="dxa"/>
+            <w:tcBorders>
+              <w:top w:val="nil"/>
+              <w:left w:val="nil"/>
+              <w:bottom w:val="nil"/>
+              <w:right w:val="nil"/>
+            </w:tcBorders>
+          </w:tcPr>
+          <w:p>
+            <w:pPr>
+              <w:widowControl w:val="0"/>
+              <w:autoSpaceDE w:val="0"/>
+              <w:autoSpaceDN w:val="0"/>
+              <w:adjustRightInd w:val="0"/>
+              <w:spacing w:after="0" w:line="240" w:lineRule="auto"/>
+              <w:jc w:val="right"/>
+              <w:rPr>
+                <w:rFonts w:ascii="Times New Roman" w:hAnsi="Times New Roman" w:cs="Times New Roman"/>
+                <w:kern w:val="0"/>
+              </w:rPr>
+            </w:pPr>
+            <w:r>
+              <w:rPr>
+                <w:rFonts w:ascii="Times New Roman" w:hAnsi="Times New Roman" w:cs="Times New Roman"/>
+                <w:kern w:val="0"/>
+              </w:rPr>
+              <w:t>0</w:t>
+            </w:r>
+          </w:p>
+        </w:tc>
+        <w:tc>
+          <w:tcPr>
+            <w:tcW w:w="1200" w:type="dxa"/>
+            <w:gridSpan w:val="2"/>
+            <w:tcBorders>
+              <w:top w:val="nil"/>
+              <w:left w:val="nil"/>
+              <w:bottom w:val="nil"/>
+              <w:right w:val="nil"/>
+            </w:tcBorders>
+          </w:tcPr>
+          <w:p>
+            <w:pPr>
+              <w:widowControl w:val="0"/>
+              <w:autoSpaceDE w:val="0"/>
+              <w:autoSpaceDN w:val="0"/>
+              <w:adjustRightInd w:val="0"/>
+              <w:spacing w:after="0" w:line="240" w:lineRule="auto"/>
+              <w:jc w:val="right"/>
+              <w:rPr>
+                <w:rFonts w:ascii="Times New Roman" w:hAnsi="Times New Roman" w:cs="Times New Roman"/>
+                <w:kern w:val="0"/>
+              </w:rPr>
+            </w:pPr>
+            <w:r>
+              <w:rPr>
+                <w:rFonts w:ascii="Times New Roman" w:hAnsi="Times New Roman" w:cs="Times New Roman"/>
+                <w:kern w:val="0"/>
+              </w:rPr>
+              <w:t>.716</w:t>
+            </w:r>
+          </w:p>
+        </w:tc>
+        <w:tc>
+          <w:tcPr>
+            <w:tcW w:w="1200" w:type="dxa"/>
+            <w:gridSpan w:val="2"/>
+            <w:tcBorders>
+              <w:top w:val="nil"/>
+              <w:left w:val="nil"/>
+              <w:bottom w:val="nil"/>
+              <w:right w:val="nil"/>
+            </w:tcBorders>
+          </w:tcPr>
+          <w:p>
+            <w:pPr>
+              <w:widowControl w:val="0"/>
+              <w:autoSpaceDE w:val="0"/>
+              <w:autoSpaceDN w:val="0"/>
+              <w:adjustRightInd w:val="0"/>
+              <w:spacing w:after="0" w:line="240" w:lineRule="auto"/>
+              <w:jc w:val="right"/>
+              <w:rPr>
+                <w:rFonts w:ascii="Times New Roman" w:hAnsi="Times New Roman" w:cs="Times New Roman"/>
+                <w:kern w:val="0"/>
+              </w:rPr>
+            </w:pPr>
+            <w:r>
+              <w:rPr>
+                <w:rFonts w:ascii="Times New Roman" w:hAnsi="Times New Roman" w:cs="Times New Roman"/>
+                <w:kern w:val="0"/>
+              </w:rPr>
+              <w:t>.94</w:t>
+            </w:r>
+          </w:p>
+        </w:tc>
+        <w:tc>
+          <w:tcPr>
+            <w:tcW w:w="600" w:type="dxa"/>
+            <w:tcBorders>
+              <w:top w:val="nil"/>
+              <w:left w:val="nil"/>
+              <w:bottom w:val="nil"/>
+              <w:right w:val="nil"/>
+            </w:tcBorders>
+          </w:tcPr>
+          <w:p>
+            <w:pPr>
+              <w:widowControl w:val="0"/>
+              <w:autoSpaceDE w:val="0"/>
+              <w:autoSpaceDN w:val="0"/>
+              <w:adjustRightInd w:val="0"/>
+              <w:spacing w:after="0" w:line="240" w:lineRule="auto"/>
+              <w:jc w:val="right"/>
+              <w:rPr>
+                <w:rFonts w:ascii="Times New Roman" w:hAnsi="Times New Roman" w:cs="Times New Roman"/>
+                <w:kern w:val="0"/>
+              </w:rPr>
+            </w:pPr>
+            <w:r>
+              <w:rPr>
+                <w:rFonts w:ascii="Times New Roman" w:hAnsi="Times New Roman" w:cs="Times New Roman"/>
+                <w:kern w:val="0"/>
+              </w:rPr>
+              <w:t>***</w:t>
+            </w:r>
+          </w:p>
+        </w:tc>
+      </w:tr>
+      <w:tr>
+        <w:tblPrEx>
+          <w:tblCellMar>
+            <w:top w:w="0" w:type="dxa"/>
+            <w:bottom w:w="0" w:type="dxa"/>
+          </w:tblCellMar>
+        </w:tblPrEx>
+        <w:tc>
+          <w:tcPr>
+            <w:tcW w:w="8858" w:type="dxa"/>
+            <w:gridSpan w:val="12"/>
+            <w:tcBorders>
+              <w:top w:val="nil"/>
+              <w:left w:val="nil"/>
+              <w:bottom w:val="single" w:sz="4" w:space="0" w:color="auto"/>
+              <w:right w:val="nil"/>
+            </w:tcBorders>
+          </w:tcPr>
+          <w:p>
+            <w:pPr>
+              <w:widowControl w:val="0"/>
+              <w:autoSpaceDE w:val="0"/>
+              <w:autoSpaceDN w:val="0"/>
+              <w:adjustRightInd w:val="0"/>
+              <w:spacing w:after="0" w:line="240" w:lineRule="auto"/>
+              <w:rPr>
+                <w:rFonts w:ascii="Times New Roman" w:hAnsi="Times New Roman" w:cs="Times New Roman"/>
+                <w:kern w:val="0"/>
+              </w:rPr>
+            </w:pPr>
+          </w:p>
+        </w:tc>
+      </w:tr>
+      <w:tr>
+        <w:tblPrEx>
+          <w:tblCellMar>
+            <w:top w:w="0" w:type="dxa"/>
+            <w:bottom w:w="0" w:type="dxa"/>
+          </w:tblCellMar>
+        </w:tblPrEx>
+        <w:trPr>
+          <w:gridAfter w:val="2"/>
+          <w:wAfter w:w="650" w:type="dxa"/>
+        </w:trPr>
+        <w:tc>
+          <w:tcPr>
+            <w:tcW w:w="2408" w:type="dxa"/>
+            <w:gridSpan w:val="2"/>
+            <w:tcBorders>
+              <w:top w:val="nil"/>
+              <w:left w:val="nil"/>
+              <w:bottom w:val="nil"/>
+              <w:right w:val="nil"/>
+            </w:tcBorders>
+          </w:tcPr>
+          <w:p>
+            <w:pPr>
+              <w:widowControl w:val="0"/>
+              <w:autoSpaceDE w:val="0"/>
+              <w:autoSpaceDN w:val="0"/>
+              <w:adjustRightInd w:val="0"/>
+              <w:spacing w:after="0" w:line="240" w:lineRule="auto"/>
+              <w:rPr>
+                <w:rFonts w:ascii="Times New Roman" w:hAnsi="Times New Roman" w:cs="Times New Roman"/>
+                <w:kern w:val="0"/>
+              </w:rPr>
+            </w:pPr>
+            <w:r>
+              <w:rPr>
+                <w:rFonts w:ascii="Times New Roman" w:hAnsi="Times New Roman" w:cs="Times New Roman"/>
+                <w:kern w:val="0"/>
+              </w:rPr>
+              <w:t>Mean dependent var</w:t>
+            </w:r>
+          </w:p>
+        </w:tc>
+        <w:tc>
+          <w:tcPr>
+            <w:tcW w:w="1750" w:type="dxa"/>
+            <w:gridSpan w:val="3"/>
+            <w:tcBorders>
+              <w:top w:val="nil"/>
+              <w:left w:val="nil"/>
+              <w:bottom w:val="nil"/>
+              <w:right w:val="nil"/>
+            </w:tcBorders>
+          </w:tcPr>
+          <w:p>
+            <w:pPr>
+              <w:widowControl w:val="0"/>
+              <w:autoSpaceDE w:val="0"/>
+              <w:autoSpaceDN w:val="0"/>
+              <w:adjustRightInd w:val="0"/>
+              <w:spacing w:after="0" w:line="240" w:lineRule="auto"/>
+              <w:jc w:val="right"/>
+              <w:rPr>
+                <w:rFonts w:ascii="Times New Roman" w:hAnsi="Times New Roman" w:cs="Times New Roman"/>
+                <w:kern w:val="0"/>
+              </w:rPr>
+            </w:pPr>
+            <w:r>
+              <w:rPr>
+                <w:rFonts w:ascii="Times New Roman" w:hAnsi="Times New Roman" w:cs="Times New Roman"/>
+                <w:kern w:val="0"/>
+              </w:rPr>
+              <w:t>0.275</w:t>
+            </w:r>
+          </w:p>
+        </w:tc>
+        <w:tc>
+          <w:tcPr>
+            <w:tcW w:w="2300" w:type="dxa"/>
+            <w:gridSpan w:val="3"/>
+            <w:tcBorders>
+              <w:top w:val="nil"/>
+              <w:left w:val="nil"/>
+              <w:bottom w:val="nil"/>
+              <w:right w:val="nil"/>
+            </w:tcBorders>
+          </w:tcPr>
+          <w:p>
+            <w:pPr>
+              <w:widowControl w:val="0"/>
+              <w:autoSpaceDE w:val="0"/>
+              <w:autoSpaceDN w:val="0"/>
+              <w:adjustRightInd w:val="0"/>
+              <w:spacing w:after="0" w:line="240" w:lineRule="auto"/>
+              <w:rPr>
+                <w:rFonts w:ascii="Times New Roman" w:hAnsi="Times New Roman" w:cs="Times New Roman"/>
+                <w:kern w:val="0"/>
+              </w:rPr>
+            </w:pPr>
+            <w:r>
+              <w:rPr>
+                <w:rFonts w:ascii="Times New Roman" w:hAnsi="Times New Roman" w:cs="Times New Roman"/>
+                <w:kern w:val="0"/>
+              </w:rPr>
+              <w:t xml:space="preserve">SD dependent var  </w:t>
+            </w:r>
+          </w:p>
+        </w:tc>
+        <w:tc>
+          <w:tcPr>
+            <w:tcW w:w="1750" w:type="dxa"/>
+            <w:gridSpan w:val="2"/>
+            <w:tcBorders>
+              <w:top w:val="nil"/>
+              <w:left w:val="nil"/>
+              <w:bottom w:val="nil"/>
+              <w:right w:val="nil"/>
+            </w:tcBorders>
+          </w:tcPr>
+          <w:p>
+            <w:pPr>
+              <w:widowControl w:val="0"/>
+              <w:autoSpaceDE w:val="0"/>
+              <w:autoSpaceDN w:val="0"/>
+              <w:adjustRightInd w:val="0"/>
+              <w:spacing w:after="0" w:line="240" w:lineRule="auto"/>
+              <w:jc w:val="right"/>
+              <w:rPr>
+                <w:rFonts w:ascii="Times New Roman" w:hAnsi="Times New Roman" w:cs="Times New Roman"/>
+                <w:kern w:val="0"/>
+              </w:rPr>
+            </w:pPr>
+            <w:r>
+              <w:rPr>
+                <w:rFonts w:ascii="Times New Roman" w:hAnsi="Times New Roman" w:cs="Times New Roman"/>
+                <w:kern w:val="0"/>
+              </w:rPr>
+              <w:t>2.162</w:t>
+            </w:r>
+          </w:p>
+        </w:tc>
+      </w:tr>
+      <w:tr>
+        <w:tblPrEx>
+          <w:tblCellMar>
+            <w:top w:w="0" w:type="dxa"/>
+            <w:bottom w:w="0" w:type="dxa"/>
+          </w:tblCellMar>
+        </w:tblPrEx>
+        <w:trPr>
+          <w:gridAfter w:val="2"/>
+          <w:wAfter w:w="650" w:type="dxa"/>
+        </w:trPr>
+        <w:tc>
+          <w:tcPr>
+            <w:tcW w:w="2408" w:type="dxa"/>
+            <w:gridSpan w:val="2"/>
+            <w:tcBorders>
+              <w:top w:val="nil"/>
+              <w:left w:val="nil"/>
+              <w:bottom w:val="nil"/>
+              <w:right w:val="nil"/>
+            </w:tcBorders>
+          </w:tcPr>
+          <w:p>
+            <w:pPr>
+              <w:widowControl w:val="0"/>
+              <w:autoSpaceDE w:val="0"/>
+              <w:autoSpaceDN w:val="0"/>
+              <w:adjustRightInd w:val="0"/>
+              <w:spacing w:after="0" w:line="240" w:lineRule="auto"/>
+              <w:rPr>
+                <w:rFonts w:ascii="Times New Roman" w:hAnsi="Times New Roman" w:cs="Times New Roman"/>
+                <w:kern w:val="0"/>
+              </w:rPr>
+            </w:pPr>
+            <w:r>
+              <w:rPr>
+                <w:rFonts w:ascii="Times New Roman" w:hAnsi="Times New Roman" w:cs="Times New Roman"/>
+                <w:kern w:val="0"/>
+              </w:rPr>
+              <w:t xml:space="preserve">Number of </w:t>
+            </w:r>
+            <w:proofErr w:type="spellStart"/>
+            <w:r>
+              <w:rPr>
+                <w:rFonts w:ascii="Times New Roman" w:hAnsi="Times New Roman" w:cs="Times New Roman"/>
+                <w:kern w:val="0"/>
+              </w:rPr>
+              <w:t>obs</w:t>
+            </w:r>
+            <w:proofErr w:type="spellEnd"/>
+            <w:r>
+              <w:rPr>
+                <w:rFonts w:ascii="Times New Roman" w:hAnsi="Times New Roman" w:cs="Times New Roman"/>
+                <w:kern w:val="0"/>
+              </w:rPr>
+              <w:t xml:space="preserve">  </w:t>
+            </w:r>
+          </w:p>
+        </w:tc>
+        <w:tc>
+          <w:tcPr>
+            <w:tcW w:w="1750" w:type="dxa"/>
+            <w:gridSpan w:val="3"/>
+            <w:tcBorders>
+              <w:top w:val="nil"/>
+              <w:left w:val="nil"/>
+              <w:bottom w:val="nil"/>
+              <w:right w:val="nil"/>
+            </w:tcBorders>
+          </w:tcPr>
+          <w:p>
+            <w:pPr>
+              <w:widowControl w:val="0"/>
+              <w:autoSpaceDE w:val="0"/>
+              <w:autoSpaceDN w:val="0"/>
+              <w:adjustRightInd w:val="0"/>
+              <w:spacing w:after="0" w:line="240" w:lineRule="auto"/>
+              <w:jc w:val="right"/>
+              <w:rPr>
+                <w:rFonts w:ascii="Times New Roman" w:hAnsi="Times New Roman" w:cs="Times New Roman"/>
+                <w:kern w:val="0"/>
+              </w:rPr>
+            </w:pPr>
+            <w:r>
+              <w:rPr>
+                <w:rFonts w:ascii="Times New Roman" w:hAnsi="Times New Roman" w:cs="Times New Roman"/>
+                <w:kern w:val="0"/>
+              </w:rPr>
+              <w:t>100</w:t>
+            </w:r>
+          </w:p>
+        </w:tc>
+        <w:tc>
+          <w:tcPr>
+            <w:tcW w:w="2300" w:type="dxa"/>
+            <w:gridSpan w:val="3"/>
+            <w:tcBorders>
+              <w:top w:val="nil"/>
+              <w:left w:val="nil"/>
+              <w:bottom w:val="nil"/>
+              <w:right w:val="nil"/>
+            </w:tcBorders>
+          </w:tcPr>
+          <w:p>
+            <w:pPr>
+              <w:widowControl w:val="0"/>
+              <w:autoSpaceDE w:val="0"/>
+              <w:autoSpaceDN w:val="0"/>
+              <w:adjustRightInd w:val="0"/>
+              <w:spacing w:after="0" w:line="240" w:lineRule="auto"/>
+              <w:rPr>
+                <w:rFonts w:ascii="Times New Roman" w:hAnsi="Times New Roman" w:cs="Times New Roman"/>
+                <w:kern w:val="0"/>
+              </w:rPr>
+            </w:pPr>
+            <w:r>
+              <w:rPr>
+                <w:rFonts w:ascii="Times New Roman" w:hAnsi="Times New Roman" w:cs="Times New Roman"/>
+                <w:kern w:val="0"/>
+              </w:rPr>
+              <w:t xml:space="preserve">Chi-square  </w:t>
+            </w:r>
+          </w:p>
+        </w:tc>
+        <w:tc>
+          <w:tcPr>
+            <w:tcW w:w="1750" w:type="dxa"/>
+            <w:gridSpan w:val="2"/>
+            <w:tcBorders>
+              <w:top w:val="nil"/>
+              <w:left w:val="nil"/>
+              <w:bottom w:val="nil"/>
+              <w:right w:val="nil"/>
+            </w:tcBorders>
+          </w:tcPr>
+          <w:p>
+            <w:pPr>
+              <w:widowControl w:val="0"/>
+              <w:autoSpaceDE w:val="0"/>
+              <w:autoSpaceDN w:val="0"/>
+              <w:adjustRightInd w:val="0"/>
+              <w:spacing w:after="0" w:line="240" w:lineRule="auto"/>
+              <w:jc w:val="right"/>
+              <w:rPr>
+                <w:rFonts w:ascii="Times New Roman" w:hAnsi="Times New Roman" w:cs="Times New Roman"/>
+                <w:kern w:val="0"/>
+              </w:rPr>
+            </w:pPr>
+            <w:r>
+              <w:rPr>
+                <w:rFonts w:ascii="Times New Roman" w:hAnsi="Times New Roman" w:cs="Times New Roman"/>
+                <w:kern w:val="0"/>
+              </w:rPr>
+              <w:t>867.399</w:t>
+            </w:r>
+          </w:p>
+        </w:tc>
+      </w:tr>
+      <w:tr>
+        <w:tblPrEx>
+          <w:tblCellMar>
+            <w:top w:w="0" w:type="dxa"/>
+            <w:bottom w:w="0" w:type="dxa"/>
+          </w:tblCellMar>
+        </w:tblPrEx>
+        <w:trPr>
+          <w:gridAfter w:val="2"/>
+          <w:wAfter w:w="650" w:type="dxa"/>
+        </w:trPr>
+        <w:tc>
+          <w:tcPr>
+            <w:tcW w:w="2408" w:type="dxa"/>
+            <w:gridSpan w:val="2"/>
+            <w:tcBorders>
+              <w:top w:val="nil"/>
+              <w:left w:val="nil"/>
+              <w:bottom w:val="nil"/>
+              <w:right w:val="nil"/>
+            </w:tcBorders>
+          </w:tcPr>
+          <w:p>
+            <w:pPr>
+              <w:widowControl w:val="0"/>
+              <w:autoSpaceDE w:val="0"/>
+              <w:autoSpaceDN w:val="0"/>
+              <w:adjustRightInd w:val="0"/>
+              <w:spacing w:after="0" w:line="240" w:lineRule="auto"/>
+              <w:rPr>
+                <w:rFonts w:ascii="Times New Roman" w:hAnsi="Times New Roman" w:cs="Times New Roman"/>
+                <w:kern w:val="0"/>
+              </w:rPr>
+            </w:pPr>
+            <w:r>
+              <w:rPr>
+                <w:rFonts w:ascii="Times New Roman" w:hAnsi="Times New Roman" w:cs="Times New Roman"/>
+                <w:kern w:val="0"/>
+              </w:rPr>
+              <w:t xml:space="preserve">Prob &gt; chi2 </w:t>
+            </w:r>
+          </w:p>
+        </w:tc>
+        <w:tc>
+          <w:tcPr>
+            <w:tcW w:w="1750" w:type="dxa"/>
+            <w:gridSpan w:val="3"/>
+            <w:tcBorders>
+              <w:top w:val="nil"/>
+              <w:left w:val="nil"/>
+              <w:bottom w:val="nil"/>
+              <w:right w:val="nil"/>
+            </w:tcBorders>
+          </w:tcPr>
+          <w:p>
+            <w:pPr>
+              <w:widowControl w:val="0"/>
+              <w:autoSpaceDE w:val="0"/>
+              <w:autoSpaceDN w:val="0"/>
+              <w:adjustRightInd w:val="0"/>
+              <w:spacing w:after="0" w:line="240" w:lineRule="auto"/>
+              <w:jc w:val="right"/>
+              <w:rPr>
+                <w:rFonts w:ascii="Times New Roman" w:hAnsi="Times New Roman" w:cs="Times New Roman"/>
+                <w:kern w:val="0"/>
+              </w:rPr>
+            </w:pPr>
+            <w:r>
+              <w:rPr>
+                <w:rFonts w:ascii="Times New Roman" w:hAnsi="Times New Roman" w:cs="Times New Roman"/>
+                <w:kern w:val="0"/>
+              </w:rPr>
+              <w:t>.</w:t>
+            </w:r>
+          </w:p>
+        </w:tc>
+        <w:tc>
+          <w:tcPr>
+            <w:tcW w:w="2300" w:type="dxa"/>
+            <w:gridSpan w:val="3"/>
+            <w:tcBorders>
+              <w:top w:val="nil"/>
+              <w:left w:val="nil"/>
+              <w:bottom w:val="nil"/>
+              <w:right w:val="nil"/>
+            </w:tcBorders>
+          </w:tcPr>
+          <w:p>
+            <w:pPr>
+              <w:widowControl w:val="0"/>
+              <w:autoSpaceDE w:val="0"/>
+              <w:autoSpaceDN w:val="0"/>
+              <w:adjustRightInd w:val="0"/>
+              <w:spacing w:after="0" w:line="240" w:lineRule="auto"/>
+              <w:rPr>
+                <w:rFonts w:ascii="Times New Roman" w:hAnsi="Times New Roman" w:cs="Times New Roman"/>
+                <w:kern w:val="0"/>
+              </w:rPr>
+            </w:pPr>
+            <w:r>
+              <w:rPr>
+                <w:rFonts w:ascii="Times New Roman" w:hAnsi="Times New Roman" w:cs="Times New Roman"/>
+                <w:kern w:val="0"/>
+              </w:rPr>
+              <w:t>Akaike crit. (AIC)</w:t>
+            </w:r>
+          </w:p>
+        </w:tc>
+        <w:tc>
+          <w:tcPr>
+            <w:tcW w:w="1750" w:type="dxa"/>
+            <w:gridSpan w:val="2"/>
+            <w:tcBorders>
+              <w:top w:val="nil"/>
+              <w:left w:val="nil"/>
+              <w:bottom w:val="nil"/>
+              <w:right w:val="nil"/>
+            </w:tcBorders>
+          </w:tcPr>
+          <w:p>
+            <w:pPr>
+              <w:widowControl w:val="0"/>
+              <w:autoSpaceDE w:val="0"/>
+              <w:autoSpaceDN w:val="0"/>
+              <w:adjustRightInd w:val="0"/>
+              <w:spacing w:after="0" w:line="240" w:lineRule="auto"/>
+              <w:jc w:val="right"/>
+              <w:rPr>
+                <w:rFonts w:ascii="Times New Roman" w:hAnsi="Times New Roman" w:cs="Times New Roman"/>
+                <w:kern w:val="0"/>
+              </w:rPr>
+            </w:pPr>
+            <w:r>
+              <w:rPr>
+                <w:rFonts w:ascii="Times New Roman" w:hAnsi="Times New Roman" w:cs="Times New Roman"/>
+                <w:kern w:val="0"/>
+              </w:rPr>
+              <w:t>262.787</w:t>
+            </w:r>
+          </w:p>
+        </w:tc>
+      </w:tr>
+      <w:tr>
+        <w:tblPrEx>
+          <w:tblCellMar>
+            <w:top w:w="0" w:type="dxa"/>
+            <w:bottom w:w="0" w:type="dxa"/>
+          </w:tblCellMar>
+        </w:tblPrEx>
+        <w:tc>
+          <w:tcPr>
+            <w:tcW w:w="8858" w:type="dxa"/>
+            <w:gridSpan w:val="12"/>
+            <w:tcBorders>
+              <w:top w:val="single" w:sz="6" w:space="0" w:color="auto"/>
+              <w:left w:val="nil"/>
+              <w:bottom w:val="nil"/>
+              <w:right w:val="nil"/>
+            </w:tcBorders>
+          </w:tcPr>
+          <w:p>
+            <w:pPr>
+              <w:widowControl w:val="0"/>
+              <w:autoSpaceDE w:val="0"/>
+              <w:autoSpaceDN w:val="0"/>
+              <w:adjustRightInd w:val="0"/>
+              <w:spacing w:after="0" w:line="240" w:lineRule="auto"/>
+              <w:rPr>
+                <w:rFonts w:ascii="Times New Roman" w:hAnsi="Times New Roman" w:cs="Times New Roman"/>
+                <w:kern w:val="0"/>
+              </w:rPr>
+            </w:pPr>
+            <w:r>
+              <w:rPr>
+                <w:rFonts w:ascii="Times New Roman" w:hAnsi="Times New Roman" w:cs="Times New Roman"/>
+                <w:i/>
+                <w:iCs/>
+                <w:kern w:val="0"/>
+              </w:rPr>
+              <w:t>*** p&lt;.01, ** p&lt;.05, * p&lt;.1</w:t>
+            </w:r>
+          </w:p>
+        </w:tc>
+      </w:tr>
+      <w:tr>
+        <w:tblPrEx>
+          <w:tblCellMar>
+            <w:top w:w="0" w:type="dxa"/>
+            <w:bottom w:w="0" w:type="dxa"/>
+          </w:tblCellMar>
+        </w:tblPrEx>
+        <w:tc>
+          <w:tcPr>
+            <w:tcW w:w="8858" w:type="dxa"/>
+            <w:gridSpan w:val="12"/>
+            <w:tcBorders>
+              <w:top w:val="nil"/>
+              <w:left w:val="nil"/>
+              <w:bottom w:val="nil"/>
+              <w:right w:val="nil"/>
+            </w:tcBorders>
+          </w:tcPr>
+          <w:p>
+            <w:pPr>
+              <w:widowControl w:val="0"/>
+              <w:autoSpaceDE w:val="0"/>
+              <w:autoSpaceDN w:val="0"/>
+              <w:adjustRightInd w:val="0"/>
+              <w:spacing w:after="0" w:line="240" w:lineRule="auto"/>
+              <w:rPr>
+                <w:rFonts w:ascii="Times New Roman" w:hAnsi="Times New Roman" w:cs="Times New Roman"/>
+                <w:kern w:val="0"/>
+              </w:rPr>
+            </w:pPr>
+            <w:r>
+              <w:rPr>
+                <w:rFonts w:ascii="Times New Roman" w:hAnsi="Times New Roman" w:cs="Times New Roman"/>
+                <w:noProof/>
+                <w:kern w:val="0"/>
+              </w:rPr>
+              <w:lastRenderedPageBreak/>
+              <w:drawing>
+                <wp:anchor distT="0" distB="0" distL="114300" distR="114300" simplePos="0" relativeHeight="251660288" behindDoc="0" locked="0" layoutInCell="1" allowOverlap="1" wp14:anchorId="18B3E591" wp14:editId="6C62A5EE">
+                  <wp:simplePos x="0" y="0"/>
+                  <wp:positionH relativeFrom="column">
+                    <wp:posOffset>-341</wp:posOffset>
+                  </wp:positionH>
+                  <wp:positionV relativeFrom="paragraph">
+                    <wp:posOffset>0</wp:posOffset>
+                  </wp:positionV>
+                  <wp:extent cx="5487670" cy="3992880"/>
+                  <wp:effectExtent l="0" t="0" r="0" b="7620"/>
+                  <wp:wrapSquare wrapText="bothSides"/>
+                  <wp:docPr id="1192548176" name="Picture 2"/>
+                  <wp:cNvGraphicFramePr>
+                    <a:graphicFrameLocks xmlns:a="http://schemas.openxmlformats.org/drawingml/2006/main" noChangeAspect="1"/>
+                  </wp:cNvGraphicFramePr>
+                  <a:graphic xmlns:a="http://schemas.openxmlformats.org/drawingml/2006/main">
+                    <a:graphicData uri="http://schemas.openxmlformats.org/drawingml/2006/picture">
+                      <pic:pic xmlns:pic="http://schemas.openxmlformats.org/drawingml/2006/picture">
+                        <pic:nvPicPr>
+                          <pic:cNvPr id="1192548176" name="Picture 1192548176"/>
+                          <pic:cNvPicPr/>
+                        </pic:nvPicPr>
+                        <pic:blipFill>
+                          <a:blip r:embed="rId10">
+                            <a:extLst>
+                              <a:ext uri="{28A0092B-C50C-407E-A947-70E740481C1C}">
+                                <a14:useLocalDpi xmlns:a14="http://schemas.microsoft.com/office/drawing/2010/main" val="0"/>
+                              </a:ext>
+                            </a:extLst>
+                          </a:blip>
+                          <a:stretch>
+                            <a:fillRect/>
+                          </a:stretch>
+                        </pic:blipFill>
+                        <pic:spPr>
+                          <a:xfrm>
+                            <a:off x="0" y="0"/>
+                            <a:ext cx="5487670" cy="3992880"/>
+                          </a:xfrm>
+                          <a:prstGeom prst="rect">
+                            <a:avLst/>
+                          </a:prstGeom>
+                        </pic:spPr>
+                      </pic:pic>
+                    </a:graphicData>
+                  </a:graphic>
+                </wp:anchor>
+              </w:drawing>
+            </w:r>
+          </w:p>
+        </w:tc>
+      </w:tr>
+    </w:tbl>
+    <w:p>
+      <w:pPr>
+        <w:rPr>
+          <w:rFonts w:ascii="Times New Roman" w:hAnsi="Times New Roman" w:cs="Times New Roman"/>
+        </w:rPr>
+      </w:pPr>
+    </w:p>
+    <w:p>
+      <w:pPr>
+        <w:tabs>
+          <w:tab w:val="left" w:pos="1014"/>
+        </w:tabs>
+        <w:rPr>
+          <w:rFonts w:ascii="Times New Roman" w:hAnsi="Times New Roman" w:cs="Times New Roman"/>
+        </w:rPr>
+      </w:pPr>
+      <w:r>
+        <w:rPr>
+          <w:rFonts w:ascii="Times New Roman" w:hAnsi="Times New Roman" w:cs="Times New Roman"/>
+        </w:rPr>
+        <w:t>After estimating the ARMA (</w:t>
+      </w:r>
+      <w:r>
+        <w:rPr>
+          <w:rFonts w:ascii="Times New Roman" w:hAnsi="Times New Roman" w:cs="Times New Roman"/>
+        </w:rPr>
+        <w:t>2</w:t>
+      </w:r>
+      <w:r>
+        <w:rPr>
+          <w:rFonts w:ascii="Times New Roman" w:hAnsi="Times New Roman" w:cs="Times New Roman"/>
+        </w:rPr>
+        <w:t>,</w:t>
+      </w:r>
+      <w:r>
+        <w:rPr>
+          <w:rFonts w:ascii="Times New Roman" w:hAnsi="Times New Roman" w:cs="Times New Roman"/>
+        </w:rPr>
+        <w:t>3</w:t>
+      </w:r>
+      <w:r>
+        <w:rPr>
+          <w:rFonts w:ascii="Times New Roman" w:hAnsi="Times New Roman" w:cs="Times New Roman"/>
+        </w:rPr>
+        <w:t>) model we can see all the lag coefficients of AR and MA process are statistically significant at 1% confidence intervals. And the roots diagram shows us that all the roots of AR and MA process are within the unit circle. So, we can say ARMA (</w:t>
+      </w:r>
+      <w:r>
+        <w:rPr>
+          <w:rFonts w:ascii="Times New Roman" w:hAnsi="Times New Roman" w:cs="Times New Roman"/>
+        </w:rPr>
+        <w:t>2</w:t>
+      </w:r>
+      <w:r>
+        <w:rPr>
+          <w:rFonts w:ascii="Times New Roman" w:hAnsi="Times New Roman" w:cs="Times New Roman"/>
+        </w:rPr>
+        <w:t>,</w:t>
+      </w:r>
+      <w:r>
+        <w:rPr>
+          <w:rFonts w:ascii="Times New Roman" w:hAnsi="Times New Roman" w:cs="Times New Roman"/>
+        </w:rPr>
+        <w:t>3</w:t>
+      </w:r>
+      <w:r>
+        <w:rPr>
+          <w:rFonts w:ascii="Times New Roman" w:hAnsi="Times New Roman" w:cs="Times New Roman"/>
+        </w:rPr>
+        <w:t xml:space="preserve">) model is acceptable for estimation. </w:t>
+      </w:r>
+    </w:p>
+    <w:p>
+      <w:pPr>
+        <w:rPr>
+          <w:rFonts w:ascii="Times New Roman" w:hAnsi="Times New Roman" w:cs="Times New Roman"/>
+        </w:rPr>
+      </w:pPr>
+    </w:p>
+    <w:p>
+      <w:pPr>
+        <w:rPr>
+          <w:rFonts w:ascii="Times New Roman" w:hAnsi="Times New Roman" w:cs="Times New Roman"/>
+          <w:i/>
+          <w:iCs/>
+          <w:sz w:val="28"/>
+          <w:szCs w:val="28"/>
+          <w:u w:val="single"/>
+        </w:rPr>
+      </w:pPr>
+      <w:r>
+        <w:rPr>
+          <w:rFonts w:ascii="Times New Roman" w:hAnsi="Times New Roman" w:cs="Times New Roman"/>
+          <w:i/>
+          <w:iCs/>
+          <w:sz w:val="28"/>
+          <w:szCs w:val="28"/>
+        </w:rPr>
+        <w:t>(</w:t>
+      </w:r>
+      <w:r>
+        <w:rPr>
+          <w:rFonts w:ascii="Times New Roman" w:hAnsi="Times New Roman" w:cs="Times New Roman"/>
+          <w:i/>
+          <w:iCs/>
+          <w:sz w:val="28"/>
+          <w:szCs w:val="28"/>
+        </w:rPr>
+        <w:t>c)</w:t>
+      </w:r>
+      <w:r>
+        <w:rPr>
+          <w:rFonts w:ascii="Times New Roman" w:hAnsi="Times New Roman" w:cs="Times New Roman"/>
+          <w:i/>
+          <w:iCs/>
+          <w:sz w:val="28"/>
+          <w:szCs w:val="28"/>
+          <w:u w:val="single"/>
+        </w:rPr>
+        <w:t xml:space="preserve"> Diagnostic Test:</w:t>
+      </w:r>
+    </w:p>
+    <w:p>
+      <w:pPr>
+        <w:rPr>
+          <w:rFonts w:ascii="Times New Roman" w:hAnsi="Times New Roman" w:cs="Times New Roman"/>
+        </w:rPr>
+      </w:pPr>
+    </w:p>
+    <w:tbl>
+      <w:tblPr>
+        <w:tblStyle w:val="TableGrid"/>
+        <w:tblpPr w:leftFromText="180" w:rightFromText="180" w:vertAnchor="text" w:tblpY="1"/>
+        <w:tblOverlap w:val="never"/>
+        <w:tblW w:w="7607" w:type="dxa"/>
+        <w:tblBorders>
+          <w:top w:val="none" w:sz="0" w:space="0" w:color="auto"/>
+          <w:left w:val="none" w:sz="0" w:space="0" w:color="auto"/>
+          <w:bottom w:val="none" w:sz="0" w:space="0" w:color="auto"/>
+          <w:right w:val="none" w:sz="0" w:space="0" w:color="auto"/>
+          <w:insideH w:val="none" w:sz="0" w:space="0" w:color="auto"/>
+          <w:insideV w:val="none" w:sz="0" w:space="0" w:color="auto"/>
+        </w:tblBorders>
+        <w:tblLook w:val="04A0" w:firstRow="1" w:lastRow="0" w:firstColumn="1" w:lastColumn="0" w:noHBand="0" w:noVBand="1"/>
+      </w:tblPr>
+      <w:tblGrid>
+        <w:gridCol w:w="9360"/>
+      </w:tblGrid>
+      <w:tr>
+        <w:trPr>
+          <w:trHeight w:val="324"/>
+        </w:trPr>
+        <w:tc>
+          <w:tcPr>
+            <w:tcW w:w="0" w:type="auto"/>
+            <w:tcBorders>
+              <w:bottom w:val="single" w:sz="4" w:space="0" w:color="auto"/>
+            </w:tcBorders>
+          </w:tcPr>
+          <w:p>
+            <w:pPr>
+              <w:rPr>
+                <w:rFonts w:ascii="Times New Roman" w:hAnsi="Times New Roman" w:cs="Times New Roman"/>
+              </w:rPr>
+            </w:pPr>
+            <w:r>
+              <w:rPr>
+                <w:rFonts w:ascii="Times New Roman" w:hAnsi="Times New Roman" w:cs="Times New Roman"/>
+              </w:rPr>
+              <w:t>Portmanteau test for white noise</w:t>
+            </w:r>
+          </w:p>
+          <w:p>
+            <w:pPr>
+              <w:tabs>
+                <w:tab w:val="left" w:pos="1693"/>
+              </w:tabs>
+              <w:rPr>
+                <w:rFonts w:ascii="Times New Roman" w:hAnsi="Times New Roman" w:cs="Times New Roman"/>
+              </w:rPr>
+            </w:pPr>
+          </w:p>
+        </w:tc>
+      </w:tr>
+      <w:tr>
+        <w:trPr>
+          <w:trHeight w:val="324"/>
+        </w:trPr>
+        <w:tc>
+          <w:tcPr>
+            <w:tcW w:w="0" w:type="auto"/>
+            <w:tcBorders>
+              <w:top w:val="single" w:sz="4" w:space="0" w:color="auto"/>
+            </w:tcBorders>
+          </w:tcPr>
+          <w:p>
+            <w:pPr>
+              <w:rPr>
+                <w:rFonts w:ascii="Times New Roman" w:hAnsi="Times New Roman" w:cs="Times New Roman"/>
+              </w:rPr>
+            </w:pPr>
+            <w:r>
+              <w:rPr>
+                <w:rFonts w:ascii="Times New Roman" w:hAnsi="Times New Roman" w:cs="Times New Roman"/>
+              </w:rPr>
+              <w:t xml:space="preserve">Portmanteau (Q) statistics </w:t>
+            </w:r>
+            <w:r>
+              <w:rPr>
+                <w:rFonts w:ascii="Times New Roman" w:hAnsi="Times New Roman" w:cs="Times New Roman"/>
+              </w:rPr>
+              <w:t xml:space="preserve">  =</w:t>
+            </w:r>
+            <w:r>
+              <w:rPr>
+                <w:rFonts w:ascii="Times New Roman" w:hAnsi="Times New Roman" w:cs="Times New Roman"/>
+              </w:rPr>
+              <w:t xml:space="preserve">    </w:t>
+            </w:r>
+            <w:r>
+              <w:rPr>
+                <w:rFonts w:ascii="Times New Roman" w:hAnsi="Times New Roman" w:cs="Times New Roman"/>
+              </w:rPr>
+              <w:t xml:space="preserve"> 33.0943</w:t>
+            </w:r>
+          </w:p>
+          <w:p>
+            <w:pPr>
+              <w:rPr>
+                <w:rFonts w:ascii="Times New Roman" w:hAnsi="Times New Roman" w:cs="Times New Roman"/>
+              </w:rPr>
+            </w:pPr>
+          </w:p>
+        </w:tc>
+      </w:tr>
+      <w:tr>
+        <w:trPr>
+          <w:trHeight w:val="311"/>
+        </w:trPr>
+        <w:tc>
+          <w:tcPr>
+            <w:tcW w:w="0" w:type="auto"/>
+          </w:tcPr>
+          <w:p>
+            <w:pPr>
+              <w:rPr>
+                <w:rFonts w:ascii="Times New Roman" w:hAnsi="Times New Roman" w:cs="Times New Roman"/>
+              </w:rPr>
+            </w:pPr>
+            <w:r>
+              <w:rPr>
+                <w:rFonts w:ascii="Times New Roman" w:hAnsi="Times New Roman" w:cs="Times New Roman"/>
+              </w:rPr>
+              <w:t>Prob &gt; chi2(</w:t>
+            </w:r>
+            <w:r>
+              <w:rPr>
+                <w:rFonts w:ascii="Times New Roman" w:hAnsi="Times New Roman" w:cs="Times New Roman"/>
+              </w:rPr>
+              <w:t>40</w:t>
+            </w:r>
+            <w:r>
+              <w:rPr>
+                <w:rFonts w:ascii="Times New Roman" w:hAnsi="Times New Roman" w:cs="Times New Roman"/>
+              </w:rPr>
+              <w:t>)           =     0.</w:t>
+            </w:r>
+            <w:r>
+              <w:rPr>
+                <w:rFonts w:ascii="Times New Roman" w:hAnsi="Times New Roman" w:cs="Times New Roman"/>
+              </w:rPr>
+              <w:t>7721</w:t>
+            </w:r>
+          </w:p>
+          <w:p>
+            <w:pPr>
+              <w:rPr>
+                <w:rFonts w:ascii="Times New Roman" w:hAnsi="Times New Roman" w:cs="Times New Roman"/>
+              </w:rPr>
+            </w:pPr>
+          </w:p>
+          <w:p>
+            <w:pPr>
+              <w:rPr>
+                <w:rFonts w:ascii="Times New Roman" w:hAnsi="Times New Roman" w:cs="Times New Roman"/>
+              </w:rPr>
+            </w:pPr>
+          </w:p>
+          <w:p>
+            <w:pPr>
+              <w:rPr>
+                <w:rFonts w:ascii="Times New Roman" w:hAnsi="Times New Roman" w:cs="Times New Roman"/>
+              </w:rPr>
+            </w:pPr>
+            <w:r>
+              <w:rPr>
+                <w:rFonts w:ascii="Times New Roman" w:hAnsi="Times New Roman" w:cs="Times New Roman"/>
+              </w:rPr>
+              <w:t xml:space="preserve">The Ljung-Box test or Q test at lag </w:t>
+            </w:r>
+            <w:r>
+              <w:rPr>
+                <w:rFonts w:ascii="Times New Roman" w:hAnsi="Times New Roman" w:cs="Times New Roman"/>
+              </w:rPr>
+              <w:t>4</w:t>
+            </w:r>
+            <w:r>
+              <w:rPr>
+                <w:rFonts w:ascii="Times New Roman" w:hAnsi="Times New Roman" w:cs="Times New Roman"/>
+              </w:rPr>
+              <w:t xml:space="preserve">0 do not reject the Null Hypothesis of the residuals being white noise. The Autocorrelation and Partial Autocorrelation function of the residuals also justify this white noise process for lag </w:t>
+            </w:r>
+            <w:r>
+              <w:rPr>
+                <w:rFonts w:ascii="Times New Roman" w:hAnsi="Times New Roman" w:cs="Times New Roman"/>
+              </w:rPr>
+              <w:t>2</w:t>
+            </w:r>
+            <w:r>
+              <w:rPr>
+                <w:rFonts w:ascii="Times New Roman" w:hAnsi="Times New Roman" w:cs="Times New Roman"/>
+              </w:rPr>
+              <w:t xml:space="preserve">0. This diagnostic test satisfies the residuals being </w:t>
+            </w:r>
+            <w:r>
+              <w:rPr>
+                <w:rFonts w:ascii="Times New Roman" w:hAnsi="Times New Roman" w:cs="Times New Roman"/>
+              </w:rPr>
+              <w:lastRenderedPageBreak/>
+              <w:t>white noise and according to the steps of Box Jenkins Methodology ARMA (</w:t>
+            </w:r>
+            <w:r>
+              <w:rPr>
+                <w:rFonts w:ascii="Times New Roman" w:hAnsi="Times New Roman" w:cs="Times New Roman"/>
+              </w:rPr>
+              <w:t>2</w:t>
+            </w:r>
+            <w:r>
+              <w:rPr>
+                <w:rFonts w:ascii="Times New Roman" w:hAnsi="Times New Roman" w:cs="Times New Roman"/>
+              </w:rPr>
+              <w:t>,</w:t>
+            </w:r>
+            <w:r>
+              <w:rPr>
+                <w:rFonts w:ascii="Times New Roman" w:hAnsi="Times New Roman" w:cs="Times New Roman"/>
+              </w:rPr>
+              <w:t>3</w:t>
+            </w:r>
+            <w:r>
+              <w:rPr>
+                <w:rFonts w:ascii="Times New Roman" w:hAnsi="Times New Roman" w:cs="Times New Roman"/>
+              </w:rPr>
+              <w:t xml:space="preserve">) model is accepted as the univariate process of the </w:t>
+            </w:r>
+            <w:r>
+              <w:rPr>
+                <w:rFonts w:ascii="Times New Roman" w:hAnsi="Times New Roman" w:cs="Times New Roman"/>
+              </w:rPr>
+              <w:t>variable y.</w:t>
+            </w:r>
+          </w:p>
+          <w:p>
+            <w:pPr>
+              <w:rPr>
+                <w:rFonts w:ascii="Times New Roman" w:hAnsi="Times New Roman" w:cs="Times New Roman"/>
+              </w:rPr>
+            </w:pPr>
+          </w:p>
+          <w:p>
+            <w:pPr>
+              <w:rPr>
+                <w:rFonts w:ascii="Times New Roman" w:hAnsi="Times New Roman" w:cs="Times New Roman"/>
+              </w:rPr>
+            </w:pPr>
+            <w:r>
+              <w:rPr>
+                <w:rFonts w:ascii="Times New Roman" w:hAnsi="Times New Roman" w:cs="Times New Roman"/>
+                <w:noProof/>
+              </w:rPr>
+              <w:drawing>
+                <wp:anchor distT="0" distB="0" distL="114300" distR="114300" simplePos="0" relativeHeight="251661312" behindDoc="0" locked="0" layoutInCell="1" allowOverlap="1" wp14:anchorId="3B7D499E" wp14:editId="77B71D19">
+                  <wp:simplePos x="0" y="0"/>
+                  <wp:positionH relativeFrom="column">
+                    <wp:posOffset>-635</wp:posOffset>
+                  </wp:positionH>
+                  <wp:positionV relativeFrom="paragraph">
+                    <wp:posOffset>0</wp:posOffset>
+                  </wp:positionV>
+                  <wp:extent cx="5875020" cy="2937510"/>
+                  <wp:effectExtent l="0" t="0" r="0" b="0"/>
+                  <wp:wrapSquare wrapText="bothSides"/>
+                  <wp:docPr id="232616871" name="Picture 3"/>
+                  <wp:cNvGraphicFramePr>
+                    <a:graphicFrameLocks xmlns:a="http://schemas.openxmlformats.org/drawingml/2006/main" noChangeAspect="1"/>
+                  </wp:cNvGraphicFramePr>
+                  <a:graphic xmlns:a="http://schemas.openxmlformats.org/drawingml/2006/main">
+                    <a:graphicData uri="http://schemas.openxmlformats.org/drawingml/2006/picture">
+                      <pic:pic xmlns:pic="http://schemas.openxmlformats.org/drawingml/2006/picture">
+                        <pic:nvPicPr>
+                          <pic:cNvPr id="232616871" name="Picture 232616871"/>
+                          <pic:cNvPicPr/>
+                        </pic:nvPicPr>
+                        <pic:blipFill>
+                          <a:blip r:embed="rId11">
+                            <a:extLst>
+                              <a:ext uri="{28A0092B-C50C-407E-A947-70E740481C1C}">
+                                <a14:useLocalDpi xmlns:a14="http://schemas.microsoft.com/office/drawing/2010/main" val="0"/>
+                              </a:ext>
+                            </a:extLst>
+                          </a:blip>
+                          <a:stretch>
+                            <a:fillRect/>
+                          </a:stretch>
+                        </pic:blipFill>
+                        <pic:spPr>
+                          <a:xfrm>
+                            <a:off x="0" y="0"/>
+                            <a:ext cx="5875020" cy="2937510"/>
+                          </a:xfrm>
+                          <a:prstGeom prst="rect">
+                            <a:avLst/>
+                          </a:prstGeom>
+                        </pic:spPr>
+                      </pic:pic>
+                    </a:graphicData>
+                  </a:graphic>
+                  <wp14:sizeRelH relativeFrom="margin">
+                    <wp14:pctWidth>0</wp14:pctWidth>
+                  </wp14:sizeRelH>
+                  <wp14:sizeRelV relativeFrom="margin">
+                    <wp14:pctHeight>0</wp14:pctHeight>
+                  </wp14:sizeRelV>
+                </wp:anchor>
+              </w:drawing>
+            </w:r>
+          </w:p>
+          <w:p>
+            <w:pPr>
+              <w:rPr>
+                <w:rFonts w:ascii="Times New Roman" w:hAnsi="Times New Roman" w:cs="Times New Roman"/>
+              </w:rPr>
+            </w:pPr>
+          </w:p>
+        </w:tc>
+      </w:tr>
+    </w:tbl>
+    <w:p>
+      <w:pPr>
+        <w:rPr>
+          <w:rFonts w:ascii="Times New Roman" w:hAnsi="Times New Roman" w:cs="Times New Roman"/>
+          <w:i/>
+          <w:iCs/>
+          <w:sz w:val="28"/>
+          <w:szCs w:val="28"/>
+          <w:u w:val="single"/>
+        </w:rPr>
+      </w:pPr>
+      <w:r>
+        <w:rPr>
+          <w:rFonts w:ascii="Times New Roman" w:hAnsi="Times New Roman" w:cs="Times New Roman"/>
+          <w:i/>
+          <w:iCs/>
+          <w:sz w:val="28"/>
+          <w:szCs w:val="28"/>
+        </w:rPr>
+        <w:lastRenderedPageBreak/>
+        <w:t>(</w:t>
+      </w:r>
+      <w:r>
+        <w:rPr>
+          <w:rFonts w:ascii="Times New Roman" w:hAnsi="Times New Roman" w:cs="Times New Roman"/>
+          <w:i/>
+          <w:iCs/>
+          <w:sz w:val="28"/>
+          <w:szCs w:val="28"/>
+        </w:rPr>
+        <w:t>d)</w:t>
+      </w:r>
+      <w:r>
+        <w:rPr>
+          <w:rFonts w:ascii="Times New Roman" w:hAnsi="Times New Roman" w:cs="Times New Roman"/>
+          <w:i/>
+          <w:iCs/>
+          <w:sz w:val="28"/>
+          <w:szCs w:val="28"/>
+          <w:u w:val="single"/>
+        </w:rPr>
+        <w:t xml:space="preserve"> 10 Steps Ahead Forecast:</w:t>
+      </w:r>
+    </w:p>
+    <w:p>
+      <w:pPr>
+        <w:tabs>
+          <w:tab w:val="left" w:pos="2257"/>
+        </w:tabs>
+        <w:rPr>
+          <w:rFonts w:ascii="Times New Roman" w:hAnsi="Times New Roman" w:cs="Times New Roman"/>
+          <w:sz w:val="28"/>
+          <w:szCs w:val="28"/>
+        </w:rPr>
+      </w:pPr>
+    </w:p>
+    <w:p>
+      <w:pPr>
+        <w:tabs>
+          <w:tab w:val="left" w:pos="2257"/>
+        </w:tabs>
+        <w:rPr>
+          <w:rFonts w:ascii="Times New Roman" w:hAnsi="Times New Roman" w:cs="Times New Roman"/>
+          <w:sz w:val="28"/>
+          <w:szCs w:val="28"/>
+        </w:rPr>
+      </w:pPr>
+      <w:r>
+        <w:rPr>
+          <w:rFonts w:ascii="Times New Roman" w:hAnsi="Times New Roman" w:cs="Times New Roman"/>
+          <w:noProof/>
+          <w:sz w:val="28"/>
+          <w:szCs w:val="28"/>
+        </w:rPr>
+        <w:drawing>
+          <wp:inline distT="0" distB="0" distL="0" distR="0" wp14:anchorId="305BA3EC" wp14:editId="52530A8A">
+            <wp:extent cx="5943600" cy="3658870"/>
+            <wp:effectExtent l="0" t="0" r="0" b="0"/>
+            <wp:docPr id="1319797212" name="Picture 5"/>
+            <wp:cNvGraphicFramePr>
+              <a:graphicFrameLocks xmlns:a="http://schemas.openxmlformats.org/drawingml/2006/main" noChangeAspect="1"/>
+            </wp:cNvGraphicFramePr>
+            <a:graphic xmlns:a="http://schemas.openxmlformats.org/drawingml/2006/main">
+              <a:graphicData uri="http://schemas.openxmlformats.org/drawingml/2006/picture">
+                <pic:pic xmlns:pic="http://schemas.openxmlformats.org/drawingml/2006/picture">
+                  <pic:nvPicPr>
+                    <pic:cNvPr id="1319797212" name="Picture 1319797212"/>
+                    <pic:cNvPicPr/>
+                  </pic:nvPicPr>
+                  <pic:blipFill>
+                    <a:blip r:embed="rId12">
+                      <a:extLst>
+                        <a:ext uri="{28A0092B-C50C-407E-A947-70E740481C1C}">
+                          <a14:useLocalDpi xmlns:a14="http://schemas.microsoft.com/office/drawing/2010/main" val="0"/>
+                        </a:ext>
+                      </a:extLst>
+                    </a:blip>
+                    <a:stretch>
+                      <a:fillRect/>
+                    </a:stretch>
+                  </pic:blipFill>
+                  <pic:spPr>
+                    <a:xfrm>
+                      <a:off x="0" y="0"/>
+                      <a:ext cx="5943600" cy="3658870"/>
+                    </a:xfrm>
+                    <a:prstGeom prst="rect">
+                      <a:avLst/>
+                    </a:prstGeom>
+                  </pic:spPr>
+                </pic:pic>
+              </a:graphicData>
+            </a:graphic>
+          </wp:inline>
+        </w:drawing>
+      </w:r>
     </w:p>
     <w:sectPr>
       <w:pgSz w:w="12240" w:h="15840"/>
@@ -1433,6 +6458,56 @@
     </w:sectPr>
   </w:body>
 </w:document>
+</file>
+
+<file path=word/endnotes.xml><?xml version="1.0" encoding="utf-8"?>
+<w:endnotes xmlns:wpc="http://schemas.microsoft.com/office/word/2010/wordprocessingCanvas" xmlns:cx="http://schemas.microsoft.com/office/drawing/2014/chartex" xmlns:cx1="http://schemas.microsoft.com/office/drawing/2015/9/8/chartex" xmlns:cx2="http://schemas.microsoft.com/office/drawing/2015/10/21/chartex" xmlns:cx3="http://schemas.microsoft.com/office/drawing/2016/5/9/chartex" xmlns:cx4="http://schemas.microsoft.com/office/drawing/2016/5/10/chartex" xmlns:cx5="http://schemas.microsoft.com/office/drawing/2016/5/11/chartex" xmlns:cx6="http://schemas.microsoft.com/office/drawing/2016/5/12/chartex" xmlns:cx7="http://schemas.microsoft.com/office/drawing/2016/5/13/chartex" xmlns:cx8="http://schemas.microsoft.com/office/drawing/2016/5/14/chartex" xmlns:mc="http://schemas.openxmlformats.org/markup-compatibility/2006" xmlns:aink="http://schemas.microsoft.com/office/drawing/2016/ink" xmlns:am3d="http://schemas.microsoft.com/office/drawing/2017/model3d" xmlns:o="urn:schemas-microsoft-com:office:office" xmlns:oel="http://schemas.microsoft.com/office/2019/extlst" xmlns:r="http://schemas.openxmlformats.org/officeDocument/2006/relationships" xmlns:m="http://schemas.openxmlformats.org/officeDocument/2006/math" xmlns:v="urn:schemas-microsoft-com:vml" xmlns:wp14="http://schemas.microsoft.com/office/word/2010/wordprocessingDrawing" xmlns:wp="http://schemas.openxmlformats.org/drawingml/2006/wordprocessingDrawing" xmlns:w10="urn:schemas-microsoft-com:office:word" xmlns:w="http://schemas.openxmlformats.org/wordprocessingml/2006/main" xmlns:w14="http://schemas.microsoft.com/office/word/2010/wordml" xmlns:w15="http://schemas.microsoft.com/office/word/2012/wordml" xmlns:w16cex="http://schemas.microsoft.com/office/word/2018/wordml/cex" xmlns:w16cid="http://schemas.microsoft.com/office/word/2016/wordml/cid" xmlns:w16="http://schemas.microsoft.com/office/word/2018/wordml" xmlns:w16du="http://schemas.microsoft.com/office/word/2023/wordml/word16du" xmlns:w16sdtdh="http://schemas.microsoft.com/office/word/2020/wordml/sdtdatahash" xmlns:w16sdtfl="http://schemas.microsoft.com/office/word/2024/wordml/sdtformatlock" xmlns:w16se="http://schemas.microsoft.com/office/word/2015/wordml/symex" xmlns:wpg="http://schemas.microsoft.com/office/word/2010/wordprocessingGroup" xmlns:wpi="http://schemas.microsoft.com/office/word/2010/wordprocessingInk" xmlns:wne="http://schemas.microsoft.com/office/word/2006/wordml" xmlns:wps="http://schemas.microsoft.com/office/word/2010/wordprocessingShape" mc:Ignorable="w14 w15 w16se w16cid w16 w16cex w16sdtdh w16sdtfl w16du wp14">
+  <w:endnote w:type="separator" w:id="-1">
+    <w:p>
+      <w:pPr>
+        <w:spacing w:after="0" w:line="240" w:lineRule="auto"/>
+      </w:pPr>
+      <w:r>
+        <w:separator/>
+      </w:r>
+    </w:p>
+  </w:endnote>
+  <w:endnote w:type="continuationSeparator" w:id="0">
+    <w:p>
+      <w:pPr>
+        <w:spacing w:after="0" w:line="240" w:lineRule="auto"/>
+      </w:pPr>
+      <w:r>
+        <w:continuationSeparator/>
+      </w:r>
+    </w:p>
+  </w:endnote>
+</w:endnotes>
+</file>
+
+<file path=word/footnotes.xml><?xml version="1.0" encoding="utf-8"?>
+<w:footnotes xmlns:wpc="http://schemas.microsoft.com/office/word/2010/wordprocessingCanvas" xmlns:cx="http://schemas.microsoft.com/office/drawing/2014/chartex" xmlns:cx1="http://schemas.microsoft.com/office/drawing/2015/9/8/chartex" xmlns:cx2="http://schemas.microsoft.com/office/drawing/2015/10/21/chartex" xmlns:cx3="http://schemas.microsoft.com/office/drawing/2016/5/9/chartex" xmlns:cx4="http://schemas.microsoft.com/office/drawing/2016/5/10/chartex" xmlns:cx5="http://schemas.microsoft.com/office/drawing/2016/5/11/chartex" xmlns:cx6="http://schemas.microsoft.com/office/drawing/2016/5/12/chartex" xmlns:cx7="http://schemas.microsoft.com/office/drawing/2016/5/13/chartex" xmlns:cx8="http://schemas.microsoft.com/office/drawing/2016/5/14/chartex" xmlns:mc="http://schemas.openxmlformats.org/markup-compatibility/2006" xmlns:aink="http://schemas.microsoft.com/office/drawing/2016/ink" xmlns:am3d="http://schemas.microsoft.com/office/drawing/2017/model3d" xmlns:o="urn:schemas-microsoft-com:office:office" xmlns:oel="http://schemas.microsoft.com/office/2019/extlst" xmlns:r="http://schemas.openxmlformats.org/officeDocument/2006/relationships" xmlns:m="http://schemas.openxmlformats.org/officeDocument/2006/math" xmlns:v="urn:schemas-microsoft-com:vml" xmlns:wp14="http://schemas.microsoft.com/office/word/2010/wordprocessingDrawing" xmlns:wp="http://schemas.openxmlformats.org/drawingml/2006/wordprocessingDrawing" xmlns:w10="urn:schemas-microsoft-com:office:word" xmlns:w="http://schemas.openxmlformats.org/wordprocessingml/2006/main" xmlns:w14="http://schemas.microsoft.com/office/word/2010/wordml" xmlns:w15="http://schemas.microsoft.com/office/word/2012/wordml" xmlns:w16cex="http://schemas.microsoft.com/office/word/2018/wordml/cex" xmlns:w16cid="http://schemas.microsoft.com/office/word/2016/wordml/cid" xmlns:w16="http://schemas.microsoft.com/office/word/2018/wordml" xmlns:w16du="http://schemas.microsoft.com/office/word/2023/wordml/word16du" xmlns:w16sdtdh="http://schemas.microsoft.com/office/word/2020/wordml/sdtdatahash" xmlns:w16sdtfl="http://schemas.microsoft.com/office/word/2024/wordml/sdtformatlock" xmlns:w16se="http://schemas.microsoft.com/office/word/2015/wordml/symex" xmlns:wpg="http://schemas.microsoft.com/office/word/2010/wordprocessingGroup" xmlns:wpi="http://schemas.microsoft.com/office/word/2010/wordprocessingInk" xmlns:wne="http://schemas.microsoft.com/office/word/2006/wordml" xmlns:wps="http://schemas.microsoft.com/office/word/2010/wordprocessingShape" mc:Ignorable="w14 w15 w16se w16cid w16 w16cex w16sdtdh w16sdtfl w16du wp14">
+  <w:footnote w:type="separator" w:id="-1">
+    <w:p>
+      <w:pPr>
+        <w:spacing w:after="0" w:line="240" w:lineRule="auto"/>
+      </w:pPr>
+      <w:r>
+        <w:separator/>
+      </w:r>
+    </w:p>
+  </w:footnote>
+  <w:footnote w:type="continuationSeparator" w:id="0">
+    <w:p>
+      <w:pPr>
+        <w:spacing w:after="0" w:line="240" w:lineRule="auto"/>
+      </w:pPr>
+      <w:r>
+        <w:continuationSeparator/>
+      </w:r>
+    </w:p>
+  </w:footnote>
+</w:footnotes>
 </file>
 
 <file path=word/numbering.xml><?xml version="1.0" encoding="utf-8"?>
@@ -2136,6 +7211,7 @@
   <w:style w:type="character" w:default="1" w:styleId="DefaultParagraphFont">
     <w:name w:val="Default Paragraph Font"/>
     <w:uiPriority w:val="1"/>
+    <w:semiHidden/>
     <w:unhideWhenUsed/>
   </w:style>
   <w:style w:type="table" w:default="1" w:styleId="TableNormal">
@@ -2491,6 +7567,50 @@
       </w:tblBorders>
     </w:tblPr>
   </w:style>
+  <w:style w:type="paragraph" w:styleId="Header">
+    <w:name w:val="header"/>
+    <w:basedOn w:val="Normal"/>
+    <w:link w:val="HeaderChar"/>
+    <w:uiPriority w:val="99"/>
+    <w:unhideWhenUsed/>
+    <w:rsid w:val="003610CD"/>
+    <w:pPr>
+      <w:tabs>
+        <w:tab w:val="center" w:pos="4680"/>
+        <w:tab w:val="right" w:pos="9360"/>
+      </w:tabs>
+      <w:spacing w:after="0" w:line="240" w:lineRule="auto"/>
+    </w:pPr>
+  </w:style>
+  <w:style w:type="character" w:customStyle="1" w:styleId="HeaderChar">
+    <w:name w:val="Header Char"/>
+    <w:basedOn w:val="DefaultParagraphFont"/>
+    <w:link w:val="Header"/>
+    <w:uiPriority w:val="99"/>
+    <w:rsid w:val="003610CD"/>
+  </w:style>
+  <w:style w:type="paragraph" w:styleId="Footer">
+    <w:name w:val="footer"/>
+    <w:basedOn w:val="Normal"/>
+    <w:link w:val="FooterChar"/>
+    <w:uiPriority w:val="99"/>
+    <w:unhideWhenUsed/>
+    <w:rsid w:val="003610CD"/>
+    <w:pPr>
+      <w:tabs>
+        <w:tab w:val="center" w:pos="4680"/>
+        <w:tab w:val="right" w:pos="9360"/>
+      </w:tabs>
+      <w:spacing w:after="0" w:line="240" w:lineRule="auto"/>
+    </w:pPr>
+  </w:style>
+  <w:style w:type="character" w:customStyle="1" w:styleId="FooterChar">
+    <w:name w:val="Footer Char"/>
+    <w:basedOn w:val="DefaultParagraphFont"/>
+    <w:link w:val="Footer"/>
+    <w:uiPriority w:val="99"/>
+    <w:rsid w:val="003610CD"/>
+  </w:style>
 </w:styles>
 </file>
 

--- a/Assignment-123/word file/Homework-3.docx
+++ b/Assignment-123/word file/Homework-3.docx
@@ -1392,49 +1392,7 @@
         <w:rPr>
           <w:rFonts w:ascii="Times New Roman" w:hAnsi="Times New Roman" w:cs="Times New Roman"/>
         </w:rPr>
-        <w:t xml:space="preserve">The Time Series plot of the </w:t>
-      </w:r>
-      <w:r>
-        <w:rPr>
-          <w:rFonts w:ascii="Times New Roman" w:hAnsi="Times New Roman" w:cs="Times New Roman"/>
-        </w:rPr>
-        <w:t>variable y</w:t>
-      </w:r>
-      <w:r>
-        <w:rPr>
-          <w:rFonts w:ascii="Times New Roman" w:hAnsi="Times New Roman" w:cs="Times New Roman"/>
-        </w:rPr>
-        <w:t xml:space="preserve"> clearly shows no significant trend. And the</w:t>
-      </w:r>
-      <w:r>
-        <w:rPr>
-          <w:rFonts w:ascii="Times New Roman" w:hAnsi="Times New Roman" w:cs="Times New Roman"/>
-        </w:rPr>
-        <w:t xml:space="preserve"> Augmented</w:t>
-      </w:r>
-      <w:r>
-        <w:rPr>
-          <w:rFonts w:ascii="Times New Roman" w:hAnsi="Times New Roman" w:cs="Times New Roman"/>
-        </w:rPr>
-        <w:t xml:space="preserve"> Dicky-Fuller Test also rejects the Null Hypothesis of </w:t>
-      </w:r>
-      <w:r>
-        <w:rPr>
-          <w:rFonts w:ascii="Times New Roman" w:hAnsi="Times New Roman" w:cs="Times New Roman"/>
-        </w:rPr>
-        <w:t>a</w:t>
-      </w:r>
-      <w:r>
-        <w:rPr>
-          <w:rFonts w:ascii="Times New Roman" w:hAnsi="Times New Roman" w:cs="Times New Roman"/>
-        </w:rPr>
-        <w:t xml:space="preserve"> Unit Root Process</w:t>
-      </w:r>
-      <w:r>
-        <w:rPr>
-          <w:rFonts w:ascii="Times New Roman" w:hAnsi="Times New Roman" w:cs="Times New Roman"/>
-        </w:rPr>
-        <w:t xml:space="preserve"> at lag 4. So, we can conclude that variable y is stationary.</w:t>
+        <w:t>The Time Series plot of the variable y clearly shows no significant trend. And the Augmented Dicky-Fuller Test also rejects the Null Hypothesis of a Unit Root Process at lag 4. So, we can conclude that variable y is stationary.</w:t>
       </w:r>
     </w:p>
     <w:p>
@@ -1516,31 +1474,117 @@
         <w:rPr>
           <w:rFonts w:ascii="Times New Roman" w:hAnsi="Times New Roman" w:cs="Times New Roman"/>
         </w:rPr>
-        <w:t xml:space="preserve">Both the Autocorrelation and Partial Auto-correlation Function of </w:t>
-      </w:r>
-      <w:r>
-        <w:rPr>
-          <w:rFonts w:ascii="Times New Roman" w:hAnsi="Times New Roman" w:cs="Times New Roman"/>
-        </w:rPr>
-        <w:t>y</w:t>
-      </w:r>
-      <w:r>
-        <w:rPr>
-          <w:rFonts w:ascii="Times New Roman" w:hAnsi="Times New Roman" w:cs="Times New Roman"/>
-        </w:rPr>
-        <w:t xml:space="preserve"> variable show significant spikes till lag 3 </w:t>
-      </w:r>
-      <w:r>
-        <w:rPr>
-          <w:rFonts w:ascii="Times New Roman" w:hAnsi="Times New Roman" w:cs="Times New Roman"/>
-        </w:rPr>
-        <w:t>and</w:t>
-      </w:r>
-      <w:r>
-        <w:rPr>
-          <w:rFonts w:ascii="Times New Roman" w:hAnsi="Times New Roman" w:cs="Times New Roman"/>
-        </w:rPr>
-        <w:t xml:space="preserve"> exponential decay. So, I assume the presence of ARMA (2,3), ARMA (3,2), ARMA (3,3), ARMA (3,4), ARMA (4,3). Now I will estimate all the assumed models and compare their information criteria to get the parsimonious model. </w:t>
+        <w:t>Both the Autocorrelation and Partial Auto-correlation Function of y variable show significant spikes till lag 3 and exponential decay</w:t>
+      </w:r>
+      <w:r>
+        <w:rPr>
+          <w:rFonts w:ascii="Times New Roman" w:hAnsi="Times New Roman" w:cs="Times New Roman"/>
+        </w:rPr>
+        <w:t xml:space="preserve"> in ACF</w:t>
+      </w:r>
+      <w:r>
+        <w:rPr>
+          <w:rFonts w:ascii="Times New Roman" w:hAnsi="Times New Roman" w:cs="Times New Roman"/>
+        </w:rPr>
+        <w:t>.</w:t>
+      </w:r>
+      <w:r>
+        <w:rPr>
+          <w:rFonts w:ascii="Times New Roman" w:hAnsi="Times New Roman" w:cs="Times New Roman"/>
+        </w:rPr>
+        <w:t xml:space="preserve"> From Stata’s </w:t>
+      </w:r>
+      <w:proofErr w:type="spellStart"/>
+      <w:r>
+        <w:rPr>
+          <w:rFonts w:ascii="Times New Roman" w:hAnsi="Times New Roman" w:cs="Times New Roman"/>
+        </w:rPr>
+        <w:t>varsoc</w:t>
+      </w:r>
+      <w:proofErr w:type="spellEnd"/>
+      <w:r>
+        <w:rPr>
+          <w:rFonts w:ascii="Times New Roman" w:hAnsi="Times New Roman" w:cs="Times New Roman"/>
+        </w:rPr>
+        <w:t xml:space="preserve"> command I found that the optimal AR lag is 4.</w:t>
+      </w:r>
+      <w:r>
+        <w:rPr>
+          <w:rFonts w:ascii="Times New Roman" w:hAnsi="Times New Roman" w:cs="Times New Roman"/>
+        </w:rPr>
+        <w:t xml:space="preserve"> So, I assume the presence of AR</w:t>
+      </w:r>
+      <w:r>
+        <w:rPr>
+          <w:rFonts w:ascii="Times New Roman" w:hAnsi="Times New Roman" w:cs="Times New Roman"/>
+        </w:rPr>
+        <w:t xml:space="preserve"> (4)</w:t>
+      </w:r>
+      <w:r>
+        <w:rPr>
+          <w:rFonts w:ascii="Times New Roman" w:hAnsi="Times New Roman" w:cs="Times New Roman"/>
+        </w:rPr>
+        <w:t>, AR</w:t>
+      </w:r>
+      <w:r>
+        <w:rPr>
+          <w:rFonts w:ascii="Times New Roman" w:hAnsi="Times New Roman" w:cs="Times New Roman"/>
+        </w:rPr>
+        <w:t>MA</w:t>
+      </w:r>
+      <w:r>
+        <w:rPr>
+          <w:rFonts w:ascii="Times New Roman" w:hAnsi="Times New Roman" w:cs="Times New Roman"/>
+        </w:rPr>
+        <w:t xml:space="preserve"> (</w:t>
+      </w:r>
+      <w:r>
+        <w:rPr>
+          <w:rFonts w:ascii="Times New Roman" w:hAnsi="Times New Roman" w:cs="Times New Roman"/>
+        </w:rPr>
+        <w:t>2,3</w:t>
+      </w:r>
+      <w:r>
+        <w:rPr>
+          <w:rFonts w:ascii="Times New Roman" w:hAnsi="Times New Roman" w:cs="Times New Roman"/>
+        </w:rPr>
+        <w:t>), ARMA (</w:t>
+      </w:r>
+      <w:r>
+        <w:rPr>
+          <w:rFonts w:ascii="Times New Roman" w:hAnsi="Times New Roman" w:cs="Times New Roman"/>
+        </w:rPr>
+        <w:t>4</w:t>
+      </w:r>
+      <w:r>
+        <w:rPr>
+          <w:rFonts w:ascii="Times New Roman" w:hAnsi="Times New Roman" w:cs="Times New Roman"/>
+        </w:rPr>
+        <w:t>,</w:t>
+      </w:r>
+      <w:r>
+        <w:rPr>
+          <w:rFonts w:ascii="Times New Roman" w:hAnsi="Times New Roman" w:cs="Times New Roman"/>
+        </w:rPr>
+        <w:t>1</w:t>
+      </w:r>
+      <w:r>
+        <w:rPr>
+          <w:rFonts w:ascii="Times New Roman" w:hAnsi="Times New Roman" w:cs="Times New Roman"/>
+        </w:rPr>
+        <w:t>), ARMA (</w:t>
+      </w:r>
+      <w:r>
+        <w:rPr>
+          <w:rFonts w:ascii="Times New Roman" w:hAnsi="Times New Roman" w:cs="Times New Roman"/>
+        </w:rPr>
+        <w:t>4,2</w:t>
+      </w:r>
+      <w:r>
+        <w:rPr>
+          <w:rFonts w:ascii="Times New Roman" w:hAnsi="Times New Roman" w:cs="Times New Roman"/>
+        </w:rPr>
+        <w:t xml:space="preserve">), ARMA (4,3). Now I will estimate all the assumed models and compare their information criteria to get the parsimonious model. </w:t>
       </w:r>
     </w:p>
     <w:p>
@@ -1570,7 +1614,6 @@
         <w:rPr>
           <w:rFonts w:ascii="Times New Roman" w:hAnsi="Times New Roman" w:cs="Times New Roman"/>
         </w:rPr>
-        <w:lastRenderedPageBreak/>
         <w:t>Information Criteria:</w:t>
       </w:r>
     </w:p>
@@ -1790,7 +1833,19 @@
               <w:rPr>
                 <w:rFonts w:ascii="Times New Roman" w:hAnsi="Times New Roman" w:cs="Times New Roman"/>
               </w:rPr>
-              <w:t>ARMA (2,3)</w:t>
+              <w:t>AR (</w:t>
+            </w:r>
+            <w:r>
+              <w:rPr>
+                <w:rFonts w:ascii="Times New Roman" w:hAnsi="Times New Roman" w:cs="Times New Roman"/>
+              </w:rPr>
+              <w:t>4</w:t>
+            </w:r>
+            <w:r>
+              <w:rPr>
+                <w:rFonts w:ascii="Times New Roman" w:hAnsi="Times New Roman" w:cs="Times New Roman"/>
+              </w:rPr>
+              <w:t>)</w:t>
             </w:r>
           </w:p>
         </w:tc>
@@ -1832,7 +1887,13 @@
               <w:rPr>
                 <w:rFonts w:ascii="Times New Roman" w:hAnsi="Times New Roman" w:cs="Times New Roman"/>
               </w:rPr>
-              <w:t>-124.3935</w:t>
+              <w:t>-124.</w:t>
+            </w:r>
+            <w:r>
+              <w:rPr>
+                <w:rFonts w:ascii="Times New Roman" w:hAnsi="Times New Roman" w:cs="Times New Roman"/>
+              </w:rPr>
+              <w:t>669</w:t>
             </w:r>
           </w:p>
         </w:tc>
@@ -1874,7 +1935,13 @@
               <w:rPr>
                 <w:rFonts w:ascii="Times New Roman" w:hAnsi="Times New Roman" w:cs="Times New Roman"/>
               </w:rPr>
-              <w:t>262.7871</w:t>
+              <w:t>26</w:t>
+            </w:r>
+            <w:r>
+              <w:rPr>
+                <w:rFonts w:ascii="Times New Roman" w:hAnsi="Times New Roman" w:cs="Times New Roman"/>
+              </w:rPr>
+              <w:t>1.338</w:t>
             </w:r>
           </w:p>
         </w:tc>
@@ -1895,7 +1962,13 @@
               <w:rPr>
                 <w:rFonts w:ascii="Times New Roman" w:hAnsi="Times New Roman" w:cs="Times New Roman"/>
               </w:rPr>
-              <w:t>281.0233</w:t>
+              <w:t>2</w:t>
+            </w:r>
+            <w:r>
+              <w:rPr>
+                <w:rFonts w:ascii="Times New Roman" w:hAnsi="Times New Roman" w:cs="Times New Roman"/>
+              </w:rPr>
+              <w:t>76.969</w:t>
             </w:r>
           </w:p>
         </w:tc>
@@ -1921,7 +1994,31 @@
               <w:rPr>
                 <w:rFonts w:ascii="Times New Roman" w:hAnsi="Times New Roman" w:cs="Times New Roman"/>
               </w:rPr>
-              <w:t>ARMA (3,2)</w:t>
+              <w:t>ARMA (</w:t>
+            </w:r>
+            <w:r>
+              <w:rPr>
+                <w:rFonts w:ascii="Times New Roman" w:hAnsi="Times New Roman" w:cs="Times New Roman"/>
+              </w:rPr>
+              <w:t>2</w:t>
+            </w:r>
+            <w:r>
+              <w:rPr>
+                <w:rFonts w:ascii="Times New Roman" w:hAnsi="Times New Roman" w:cs="Times New Roman"/>
+              </w:rPr>
+              <w:t>,</w:t>
+            </w:r>
+            <w:r>
+              <w:rPr>
+                <w:rFonts w:ascii="Times New Roman" w:hAnsi="Times New Roman" w:cs="Times New Roman"/>
+              </w:rPr>
+              <w:t>3</w:t>
+            </w:r>
+            <w:r>
+              <w:rPr>
+                <w:rFonts w:ascii="Times New Roman" w:hAnsi="Times New Roman" w:cs="Times New Roman"/>
+              </w:rPr>
+              <w:t>)</w:t>
             </w:r>
           </w:p>
         </w:tc>
@@ -1963,7 +2060,13 @@
               <w:rPr>
                 <w:rFonts w:ascii="Times New Roman" w:hAnsi="Times New Roman" w:cs="Times New Roman"/>
               </w:rPr>
-              <w:t xml:space="preserve">-125.8966  </w:t>
+              <w:t xml:space="preserve">-124.3935 </w:t>
+            </w:r>
+            <w:r>
+              <w:rPr>
+                <w:rFonts w:ascii="Times New Roman" w:hAnsi="Times New Roman" w:cs="Times New Roman"/>
+              </w:rPr>
+              <w:t xml:space="preserve"> </w:t>
             </w:r>
             <w:r>
               <w:rPr>
@@ -2011,7 +2114,7 @@
               <w:rPr>
                 <w:rFonts w:ascii="Times New Roman" w:hAnsi="Times New Roman" w:cs="Times New Roman"/>
               </w:rPr>
-              <w:t>265.7933</w:t>
+              <w:t>262.7871</w:t>
             </w:r>
           </w:p>
         </w:tc>
@@ -2032,7 +2135,7 @@
               <w:rPr>
                 <w:rFonts w:ascii="Times New Roman" w:hAnsi="Times New Roman" w:cs="Times New Roman"/>
               </w:rPr>
-              <w:t>284.0295</w:t>
+              <w:t>281.0233</w:t>
             </w:r>
           </w:p>
         </w:tc>
@@ -2058,7 +2161,31 @@
               <w:rPr>
                 <w:rFonts w:ascii="Times New Roman" w:hAnsi="Times New Roman" w:cs="Times New Roman"/>
               </w:rPr>
-              <w:t>ARMA (3,3)</w:t>
+              <w:t>ARMA (</w:t>
+            </w:r>
+            <w:r>
+              <w:rPr>
+                <w:rFonts w:ascii="Times New Roman" w:hAnsi="Times New Roman" w:cs="Times New Roman"/>
+              </w:rPr>
+              <w:t>4</w:t>
+            </w:r>
+            <w:r>
+              <w:rPr>
+                <w:rFonts w:ascii="Times New Roman" w:hAnsi="Times New Roman" w:cs="Times New Roman"/>
+              </w:rPr>
+              <w:t>,</w:t>
+            </w:r>
+            <w:r>
+              <w:rPr>
+                <w:rFonts w:ascii="Times New Roman" w:hAnsi="Times New Roman" w:cs="Times New Roman"/>
+              </w:rPr>
+              <w:t>1</w:t>
+            </w:r>
+            <w:r>
+              <w:rPr>
+                <w:rFonts w:ascii="Times New Roman" w:hAnsi="Times New Roman" w:cs="Times New Roman"/>
+              </w:rPr>
+              <w:t>)</w:t>
             </w:r>
           </w:p>
         </w:tc>
@@ -2100,7 +2227,19 @@
               <w:rPr>
                 <w:rFonts w:ascii="Times New Roman" w:hAnsi="Times New Roman" w:cs="Times New Roman"/>
               </w:rPr>
-              <w:t xml:space="preserve">-124.1635   </w:t>
+              <w:t>-124.</w:t>
+            </w:r>
+            <w:r>
+              <w:rPr>
+                <w:rFonts w:ascii="Times New Roman" w:hAnsi="Times New Roman" w:cs="Times New Roman"/>
+              </w:rPr>
+              <w:t>2639</w:t>
+            </w:r>
+            <w:r>
+              <w:rPr>
+                <w:rFonts w:ascii="Times New Roman" w:hAnsi="Times New Roman" w:cs="Times New Roman"/>
+              </w:rPr>
+              <w:t xml:space="preserve">  </w:t>
             </w:r>
           </w:p>
         </w:tc>
@@ -2121,7 +2260,7 @@
               <w:rPr>
                 <w:rFonts w:ascii="Times New Roman" w:hAnsi="Times New Roman" w:cs="Times New Roman"/>
               </w:rPr>
-              <w:t>8</w:t>
+              <w:t>7</w:t>
             </w:r>
           </w:p>
         </w:tc>
@@ -2142,7 +2281,7 @@
               <w:rPr>
                 <w:rFonts w:ascii="Times New Roman" w:hAnsi="Times New Roman" w:cs="Times New Roman"/>
               </w:rPr>
-              <w:t>264.327</w:t>
+              <w:t>262.5278</w:t>
             </w:r>
           </w:p>
         </w:tc>
@@ -2163,7 +2302,7 @@
               <w:rPr>
                 <w:rFonts w:ascii="Times New Roman" w:hAnsi="Times New Roman" w:cs="Times New Roman"/>
               </w:rPr>
-              <w:t>285.1684</w:t>
+              <w:t>280.7639</w:t>
             </w:r>
           </w:p>
         </w:tc>
@@ -2189,7 +2328,31 @@
               <w:rPr>
                 <w:rFonts w:ascii="Times New Roman" w:hAnsi="Times New Roman" w:cs="Times New Roman"/>
               </w:rPr>
-              <w:t>ARMA (3,4)</w:t>
+              <w:t>ARMA (</w:t>
+            </w:r>
+            <w:r>
+              <w:rPr>
+                <w:rFonts w:ascii="Times New Roman" w:hAnsi="Times New Roman" w:cs="Times New Roman"/>
+              </w:rPr>
+              <w:t>4</w:t>
+            </w:r>
+            <w:r>
+              <w:rPr>
+                <w:rFonts w:ascii="Times New Roman" w:hAnsi="Times New Roman" w:cs="Times New Roman"/>
+              </w:rPr>
+              <w:t>,</w:t>
+            </w:r>
+            <w:r>
+              <w:rPr>
+                <w:rFonts w:ascii="Times New Roman" w:hAnsi="Times New Roman" w:cs="Times New Roman"/>
+              </w:rPr>
+              <w:t>2</w:t>
+            </w:r>
+            <w:r>
+              <w:rPr>
+                <w:rFonts w:ascii="Times New Roman" w:hAnsi="Times New Roman" w:cs="Times New Roman"/>
+              </w:rPr>
+              <w:t>)</w:t>
             </w:r>
           </w:p>
         </w:tc>
@@ -2231,7 +2394,19 @@
               <w:rPr>
                 <w:rFonts w:ascii="Times New Roman" w:hAnsi="Times New Roman" w:cs="Times New Roman"/>
               </w:rPr>
-              <w:t xml:space="preserve">-123.6252      </w:t>
+              <w:t>-123.</w:t>
+            </w:r>
+            <w:r>
+              <w:rPr>
+                <w:rFonts w:ascii="Times New Roman" w:hAnsi="Times New Roman" w:cs="Times New Roman"/>
+              </w:rPr>
+              <w:t>5619</w:t>
+            </w:r>
+            <w:r>
+              <w:rPr>
+                <w:rFonts w:ascii="Times New Roman" w:hAnsi="Times New Roman" w:cs="Times New Roman"/>
+              </w:rPr>
+              <w:t xml:space="preserve">      </w:t>
             </w:r>
             <w:r>
               <w:rPr>
@@ -2258,7 +2433,7 @@
               <w:rPr>
                 <w:rFonts w:ascii="Times New Roman" w:hAnsi="Times New Roman" w:cs="Times New Roman"/>
               </w:rPr>
-              <w:t>9</w:t>
+              <w:t>8</w:t>
             </w:r>
           </w:p>
         </w:tc>
@@ -2279,7 +2454,13 @@
               <w:rPr>
                 <w:rFonts w:ascii="Times New Roman" w:hAnsi="Times New Roman" w:cs="Times New Roman"/>
               </w:rPr>
-              <w:t xml:space="preserve">265.2504 </w:t>
+              <w:t>263.1831</w:t>
+            </w:r>
+            <w:r>
+              <w:rPr>
+                <w:rFonts w:ascii="Times New Roman" w:hAnsi="Times New Roman" w:cs="Times New Roman"/>
+              </w:rPr>
+              <w:t xml:space="preserve"> </w:t>
             </w:r>
           </w:p>
         </w:tc>
@@ -2300,7 +2481,7 @@
               <w:rPr>
                 <w:rFonts w:ascii="Times New Roman" w:hAnsi="Times New Roman" w:cs="Times New Roman"/>
               </w:rPr>
-              <w:t>288.6969</w:t>
+              <w:t>284.0245</w:t>
             </w:r>
           </w:p>
         </w:tc>
@@ -2488,31 +2669,19 @@
         <w:rPr>
           <w:rFonts w:ascii="Times New Roman" w:hAnsi="Times New Roman" w:cs="Times New Roman"/>
         </w:rPr>
-        <w:t>model,</w:t>
-      </w:r>
-      <w:r>
-        <w:rPr>
-          <w:rFonts w:ascii="Times New Roman" w:hAnsi="Times New Roman" w:cs="Times New Roman"/>
-        </w:rPr>
-        <w:t xml:space="preserve"> ARMA (</w:t>
-      </w:r>
-      <w:r>
-        <w:rPr>
-          <w:rFonts w:ascii="Times New Roman" w:hAnsi="Times New Roman" w:cs="Times New Roman"/>
-        </w:rPr>
-        <w:t>2</w:t>
-      </w:r>
-      <w:r>
-        <w:rPr>
-          <w:rFonts w:ascii="Times New Roman" w:hAnsi="Times New Roman" w:cs="Times New Roman"/>
-        </w:rPr>
-        <w:t>,</w:t>
-      </w:r>
-      <w:r>
-        <w:rPr>
-          <w:rFonts w:ascii="Times New Roman" w:hAnsi="Times New Roman" w:cs="Times New Roman"/>
-        </w:rPr>
-        <w:t>3</w:t>
+        <w:t>models</w:t>
+      </w:r>
+      <w:r>
+        <w:rPr>
+          <w:rFonts w:ascii="Times New Roman" w:hAnsi="Times New Roman" w:cs="Times New Roman"/>
+        </w:rPr>
+        <w:t>, AR (</w:t>
+      </w:r>
+      <w:r>
+        <w:rPr>
+          <w:rFonts w:ascii="Times New Roman" w:hAnsi="Times New Roman" w:cs="Times New Roman"/>
+        </w:rPr>
+        <w:t>4</w:t>
       </w:r>
       <w:r>
         <w:rPr>
@@ -2532,13 +2701,7 @@
         <w:rPr>
           <w:rFonts w:ascii="Times New Roman" w:hAnsi="Times New Roman" w:cs="Times New Roman"/>
         </w:rPr>
-        <w:t xml:space="preserve"> so this is my chosen Univariate model for the </w:t>
-      </w:r>
-      <w:r>
-        <w:rPr>
-          <w:rFonts w:ascii="Times New Roman" w:hAnsi="Times New Roman" w:cs="Times New Roman"/>
-        </w:rPr>
-        <w:t>variable y.</w:t>
+        <w:t xml:space="preserve"> so this is my chosen Univariate model for the variable y.</w:t>
       </w:r>
     </w:p>
     <w:p>
@@ -2585,24 +2748,81 @@
     <w:p>
       <w:pPr>
         <w:pStyle w:val="ListParagraph"/>
+        <w:tabs>
+          <w:tab w:val="left" w:pos="1014"/>
+        </w:tabs>
+        <w:rPr>
+          <w:rFonts w:ascii="Times New Roman" w:hAnsi="Times New Roman" w:cs="Times New Roman"/>
+          <w:i/>
+          <w:iCs/>
+          <w:sz w:val="28"/>
+          <w:szCs w:val="28"/>
+          <w:u w:val="single"/>
+        </w:rPr>
+      </w:pPr>
+    </w:p>
+    <w:p>
+      <w:pPr>
         <w:widowControl w:val="0"/>
         <w:autoSpaceDE w:val="0"/>
         <w:autoSpaceDN w:val="0"/>
         <w:adjustRightInd w:val="0"/>
         <w:spacing w:after="0" w:line="240" w:lineRule="auto"/>
         <w:rPr>
-          <w:rFonts w:ascii="Garamond" w:hAnsi="Garamond"/>
+          <w:rFonts w:ascii="Times New Roman" w:hAnsi="Times New Roman" w:cs="Times New Roman"/>
           <w:b/>
           <w:bCs/>
           <w:kern w:val="0"/>
-          <w:sz w:val="20"/>
-          <w:szCs w:val="20"/>
-        </w:rPr>
-      </w:pPr>
+        </w:rPr>
+      </w:pPr>
+      <w:r>
+        <w:rPr>
+          <w:rFonts w:ascii="Times New Roman" w:hAnsi="Times New Roman" w:cs="Times New Roman"/>
+          <w:b/>
+          <w:bCs/>
+          <w:kern w:val="0"/>
+        </w:rPr>
+        <w:t>AR (4)</w:t>
+      </w:r>
+      <w:r>
+        <w:rPr>
+          <w:rFonts w:ascii="Times New Roman" w:hAnsi="Times New Roman" w:cs="Times New Roman"/>
+          <w:b/>
+          <w:bCs/>
+          <w:kern w:val="0"/>
+        </w:rPr>
+        <w:t xml:space="preserve"> </w:t>
+      </w:r>
+      <w:r>
+        <w:rPr>
+          <w:rFonts w:ascii="Times New Roman" w:hAnsi="Times New Roman" w:cs="Times New Roman"/>
+          <w:b/>
+          <w:bCs/>
+          <w:kern w:val="0"/>
+        </w:rPr>
+        <w:t xml:space="preserve">/ ARMA (4,0) </w:t>
+      </w:r>
+      <w:r>
+        <w:rPr>
+          <w:rFonts w:ascii="Times New Roman" w:hAnsi="Times New Roman" w:cs="Times New Roman"/>
+          <w:b/>
+          <w:bCs/>
+          <w:kern w:val="0"/>
+        </w:rPr>
+        <w:t>regression</w:t>
+      </w:r>
+      <w:r>
+        <w:rPr>
+          <w:rFonts w:ascii="Times New Roman" w:hAnsi="Times New Roman" w:cs="Times New Roman"/>
+          <w:b/>
+          <w:bCs/>
+          <w:kern w:val="0"/>
+        </w:rPr>
+        <w:t>:</w:t>
+      </w:r>
     </w:p>
     <w:p>
       <w:pPr>
-        <w:pStyle w:val="ListParagraph"/>
         <w:widowControl w:val="0"/>
         <w:autoSpaceDE w:val="0"/>
         <w:autoSpaceDN w:val="0"/>
@@ -2620,26 +2840,7 @@
           <w:bCs/>
           <w:kern w:val="0"/>
         </w:rPr>
-        <w:br/>
-        <w:t>ARIMA</w:t>
-      </w:r>
-      <w:r>
-        <w:rPr>
-          <w:rFonts w:ascii="Times New Roman" w:hAnsi="Times New Roman" w:cs="Times New Roman"/>
-          <w:b/>
-          <w:bCs/>
-          <w:kern w:val="0"/>
-        </w:rPr>
-        <w:t xml:space="preserve"> (2,3)</w:t>
-      </w:r>
-      <w:r>
-        <w:rPr>
-          <w:rFonts w:ascii="Times New Roman" w:hAnsi="Times New Roman" w:cs="Times New Roman"/>
-          <w:b/>
-          <w:bCs/>
-          <w:kern w:val="0"/>
-        </w:rPr>
-        <w:t xml:space="preserve"> regression </w:t>
+        <w:t xml:space="preserve"> </w:t>
       </w:r>
     </w:p>
     <w:tbl>
@@ -2955,7 +3156,7 @@
           </w:tblCellMar>
         </w:tblPrEx>
         <w:trPr>
-          <w:trHeight w:val="421"/>
+          <w:trHeight w:val="538"/>
         </w:trPr>
         <w:tc>
           <w:tcPr>
@@ -3017,7 +3218,7 @@
                 <w:rFonts w:ascii="Times New Roman" w:hAnsi="Times New Roman" w:cs="Times New Roman"/>
                 <w:kern w:val="0"/>
               </w:rPr>
-              <w:t>.219</w:t>
+              <w:t>.235</w:t>
             </w:r>
           </w:p>
         </w:tc>
@@ -3049,7 +3250,7 @@
                 <w:rFonts w:ascii="Times New Roman" w:hAnsi="Times New Roman" w:cs="Times New Roman"/>
                 <w:kern w:val="0"/>
               </w:rPr>
-              <w:t>.51</w:t>
+              <w:t>.446</w:t>
             </w:r>
           </w:p>
         </w:tc>
@@ -3082,7 +3283,7 @@
                 <w:rFonts w:ascii="Times New Roman" w:hAnsi="Times New Roman" w:cs="Times New Roman"/>
                 <w:kern w:val="0"/>
               </w:rPr>
-              <w:t>0.43</w:t>
+              <w:t>0.53</w:t>
             </w:r>
           </w:p>
         </w:tc>
@@ -3114,7 +3315,7 @@
                 <w:rFonts w:ascii="Times New Roman" w:hAnsi="Times New Roman" w:cs="Times New Roman"/>
                 <w:kern w:val="0"/>
               </w:rPr>
-              <w:t>.668</w:t>
+              <w:t>.598</w:t>
             </w:r>
           </w:p>
         </w:tc>
@@ -3147,7 +3348,7 @@
                 <w:rFonts w:ascii="Times New Roman" w:hAnsi="Times New Roman" w:cs="Times New Roman"/>
                 <w:kern w:val="0"/>
               </w:rPr>
-              <w:t>-.781</w:t>
+              <w:t>-.639</w:t>
             </w:r>
           </w:p>
         </w:tc>
@@ -3180,7 +3381,7 @@
                 <w:rFonts w:ascii="Times New Roman" w:hAnsi="Times New Roman" w:cs="Times New Roman"/>
                 <w:kern w:val="0"/>
               </w:rPr>
-              <w:t>1.218</w:t>
+              <w:t>1.108</w:t>
             </w:r>
           </w:p>
         </w:tc>
@@ -3218,7 +3419,7 @@
           </w:tblCellMar>
         </w:tblPrEx>
         <w:trPr>
-          <w:trHeight w:val="511"/>
+          <w:trHeight w:val="538"/>
         </w:trPr>
         <w:tc>
           <w:tcPr>
@@ -3500,7 +3701,7 @@
                 <w:rFonts w:ascii="Times New Roman" w:hAnsi="Times New Roman" w:cs="Times New Roman"/>
                 <w:kern w:val="0"/>
               </w:rPr>
-              <w:t>1.601</w:t>
+              <w:t>1.179</w:t>
             </w:r>
           </w:p>
         </w:tc>
@@ -3532,7 +3733,7 @@
                 <w:rFonts w:ascii="Times New Roman" w:hAnsi="Times New Roman" w:cs="Times New Roman"/>
                 <w:kern w:val="0"/>
               </w:rPr>
-              <w:t>.146</w:t>
+              <w:t>.085</w:t>
             </w:r>
           </w:p>
         </w:tc>
@@ -3565,7 +3766,7 @@
                 <w:rFonts w:ascii="Times New Roman" w:hAnsi="Times New Roman" w:cs="Times New Roman"/>
                 <w:kern w:val="0"/>
               </w:rPr>
-              <w:t>10.94</w:t>
+              <w:t>13.89</w:t>
             </w:r>
           </w:p>
         </w:tc>
@@ -3630,7 +3831,7 @@
                 <w:rFonts w:ascii="Times New Roman" w:hAnsi="Times New Roman" w:cs="Times New Roman"/>
                 <w:kern w:val="0"/>
               </w:rPr>
-              <w:t>1.314</w:t>
+              <w:t>1.012</w:t>
             </w:r>
           </w:p>
         </w:tc>
@@ -3663,7 +3864,7 @@
                 <w:rFonts w:ascii="Times New Roman" w:hAnsi="Times New Roman" w:cs="Times New Roman"/>
                 <w:kern w:val="0"/>
               </w:rPr>
-              <w:t>1.888</w:t>
+              <w:t>1.345</w:t>
             </w:r>
           </w:p>
         </w:tc>
@@ -3707,9 +3908,6 @@
             <w:bottom w:w="0" w:type="dxa"/>
           </w:tblCellMar>
         </w:tblPrEx>
-        <w:trPr>
-          <w:trHeight w:val="468"/>
-        </w:trPr>
         <w:tc>
           <w:tcPr>
             <w:tcW w:w="1708" w:type="dxa"/>
@@ -3770,7 +3968,7 @@
                 <w:rFonts w:ascii="Times New Roman" w:hAnsi="Times New Roman" w:cs="Times New Roman"/>
                 <w:kern w:val="0"/>
               </w:rPr>
-              <w:t>-.731</w:t>
+              <w:t>-.493</w:t>
             </w:r>
           </w:p>
         </w:tc>
@@ -3787,39 +3985,22 @@
           <w:p>
             <w:pPr>
               <w:widowControl w:val="0"/>
-              <w:tabs>
-                <w:tab w:val="center" w:pos="492"/>
-                <w:tab w:val="right" w:pos="984"/>
-              </w:tabs>
-              <w:autoSpaceDE w:val="0"/>
-              <w:autoSpaceDN w:val="0"/>
-              <w:adjustRightInd w:val="0"/>
-              <w:spacing w:after="0" w:line="240" w:lineRule="auto"/>
-              <w:rPr>
-                <w:rFonts w:ascii="Times New Roman" w:hAnsi="Times New Roman" w:cs="Times New Roman"/>
-                <w:kern w:val="0"/>
-              </w:rPr>
-            </w:pPr>
-            <w:r>
-              <w:rPr>
-                <w:rFonts w:ascii="Times New Roman" w:hAnsi="Times New Roman" w:cs="Times New Roman"/>
-                <w:kern w:val="0"/>
-              </w:rPr>
-              <w:tab/>
-            </w:r>
-            <w:r>
-              <w:rPr>
-                <w:rFonts w:ascii="Times New Roman" w:hAnsi="Times New Roman" w:cs="Times New Roman"/>
-                <w:kern w:val="0"/>
-              </w:rPr>
-              <w:tab/>
-            </w:r>
-            <w:r>
-              <w:rPr>
-                <w:rFonts w:ascii="Times New Roman" w:hAnsi="Times New Roman" w:cs="Times New Roman"/>
-                <w:kern w:val="0"/>
-              </w:rPr>
-              <w:t>.12</w:t>
+              <w:autoSpaceDE w:val="0"/>
+              <w:autoSpaceDN w:val="0"/>
+              <w:adjustRightInd w:val="0"/>
+              <w:spacing w:after="0" w:line="240" w:lineRule="auto"/>
+              <w:jc w:val="right"/>
+              <w:rPr>
+                <w:rFonts w:ascii="Times New Roman" w:hAnsi="Times New Roman" w:cs="Times New Roman"/>
+                <w:kern w:val="0"/>
+              </w:rPr>
+            </w:pPr>
+            <w:r>
+              <w:rPr>
+                <w:rFonts w:ascii="Times New Roman" w:hAnsi="Times New Roman" w:cs="Times New Roman"/>
+                <w:kern w:val="0"/>
+              </w:rPr>
+              <w:t>.122</w:t>
             </w:r>
           </w:p>
         </w:tc>
@@ -3852,7 +4033,7 @@
                 <w:rFonts w:ascii="Times New Roman" w:hAnsi="Times New Roman" w:cs="Times New Roman"/>
                 <w:kern w:val="0"/>
               </w:rPr>
-              <w:t>-6.12</w:t>
+              <w:t>-4.04</w:t>
             </w:r>
           </w:p>
         </w:tc>
@@ -3917,7 +4098,7 @@
                 <w:rFonts w:ascii="Times New Roman" w:hAnsi="Times New Roman" w:cs="Times New Roman"/>
                 <w:kern w:val="0"/>
               </w:rPr>
-              <w:t>-.966</w:t>
+              <w:t>-.732</w:t>
             </w:r>
           </w:p>
         </w:tc>
@@ -3950,7 +4131,7 @@
                 <w:rFonts w:ascii="Times New Roman" w:hAnsi="Times New Roman" w:cs="Times New Roman"/>
                 <w:kern w:val="0"/>
               </w:rPr>
-              <w:t>-.497</w:t>
+              <w:t>-.254</w:t>
             </w:r>
           </w:p>
         </w:tc>
@@ -3994,9 +4175,6 @@
             <w:bottom w:w="0" w:type="dxa"/>
           </w:tblCellMar>
         </w:tblPrEx>
-        <w:trPr>
-          <w:trHeight w:val="468"/>
-        </w:trPr>
         <w:tc>
           <w:tcPr>
             <w:tcW w:w="1708" w:type="dxa"/>
@@ -4024,7 +4202,7 @@
                 <w:rFonts w:ascii="Times New Roman" w:hAnsi="Times New Roman" w:cs="Times New Roman"/>
                 <w:kern w:val="0"/>
               </w:rPr>
-              <w:t>ma</w:t>
+              <w:t>L3</w:t>
             </w:r>
           </w:p>
         </w:tc>
@@ -4052,6 +4230,13 @@
                 <w:kern w:val="0"/>
               </w:rPr>
             </w:pPr>
+            <w:r>
+              <w:rPr>
+                <w:rFonts w:ascii="Times New Roman" w:hAnsi="Times New Roman" w:cs="Times New Roman"/>
+                <w:kern w:val="0"/>
+              </w:rPr>
+              <w:t>.557</w:t>
+            </w:r>
           </w:p>
         </w:tc>
         <w:tc>
@@ -4067,19 +4252,23 @@
           <w:p>
             <w:pPr>
               <w:widowControl w:val="0"/>
-              <w:tabs>
-                <w:tab w:val="center" w:pos="492"/>
-                <w:tab w:val="right" w:pos="984"/>
-              </w:tabs>
-              <w:autoSpaceDE w:val="0"/>
-              <w:autoSpaceDN w:val="0"/>
-              <w:adjustRightInd w:val="0"/>
-              <w:spacing w:after="0" w:line="240" w:lineRule="auto"/>
-              <w:rPr>
-                <w:rFonts w:ascii="Times New Roman" w:hAnsi="Times New Roman" w:cs="Times New Roman"/>
-                <w:kern w:val="0"/>
-              </w:rPr>
-            </w:pPr>
+              <w:autoSpaceDE w:val="0"/>
+              <w:autoSpaceDN w:val="0"/>
+              <w:adjustRightInd w:val="0"/>
+              <w:spacing w:after="0" w:line="240" w:lineRule="auto"/>
+              <w:jc w:val="right"/>
+              <w:rPr>
+                <w:rFonts w:ascii="Times New Roman" w:hAnsi="Times New Roman" w:cs="Times New Roman"/>
+                <w:kern w:val="0"/>
+              </w:rPr>
+            </w:pPr>
+            <w:r>
+              <w:rPr>
+                <w:rFonts w:ascii="Times New Roman" w:hAnsi="Times New Roman" w:cs="Times New Roman"/>
+                <w:kern w:val="0"/>
+              </w:rPr>
+              <w:t>.159</w:t>
+            </w:r>
           </w:p>
         </w:tc>
         <w:tc>
@@ -4106,6 +4295,13 @@
                 <w:kern w:val="0"/>
               </w:rPr>
             </w:pPr>
+            <w:r>
+              <w:rPr>
+                <w:rFonts w:ascii="Times New Roman" w:hAnsi="Times New Roman" w:cs="Times New Roman"/>
+                <w:kern w:val="0"/>
+              </w:rPr>
+              <w:t>3.50</w:t>
+            </w:r>
           </w:p>
         </w:tc>
         <w:tc>
@@ -4131,6 +4327,13 @@
                 <w:kern w:val="0"/>
               </w:rPr>
             </w:pPr>
+            <w:r>
+              <w:rPr>
+                <w:rFonts w:ascii="Times New Roman" w:hAnsi="Times New Roman" w:cs="Times New Roman"/>
+                <w:kern w:val="0"/>
+              </w:rPr>
+              <w:t>0</w:t>
+            </w:r>
           </w:p>
         </w:tc>
         <w:tc>
@@ -4157,6 +4360,13 @@
                 <w:kern w:val="0"/>
               </w:rPr>
             </w:pPr>
+            <w:r>
+              <w:rPr>
+                <w:rFonts w:ascii="Times New Roman" w:hAnsi="Times New Roman" w:cs="Times New Roman"/>
+                <w:kern w:val="0"/>
+              </w:rPr>
+              <w:t>.245</w:t>
+            </w:r>
           </w:p>
         </w:tc>
         <w:tc>
@@ -4183,6 +4393,13 @@
                 <w:kern w:val="0"/>
               </w:rPr>
             </w:pPr>
+            <w:r>
+              <w:rPr>
+                <w:rFonts w:ascii="Times New Roman" w:hAnsi="Times New Roman" w:cs="Times New Roman"/>
+                <w:kern w:val="0"/>
+              </w:rPr>
+              <w:t>.868</w:t>
+            </w:r>
           </w:p>
         </w:tc>
         <w:tc>
@@ -4208,6 +4425,13 @@
                 <w:kern w:val="0"/>
               </w:rPr>
             </w:pPr>
+            <w:r>
+              <w:rPr>
+                <w:rFonts w:ascii="Times New Roman" w:hAnsi="Times New Roman" w:cs="Times New Roman"/>
+                <w:kern w:val="0"/>
+              </w:rPr>
+              <w:t>***</w:t>
+            </w:r>
           </w:p>
         </w:tc>
       </w:tr>
@@ -4245,7 +4469,7 @@
                 <w:rFonts w:ascii="Times New Roman" w:hAnsi="Times New Roman" w:cs="Times New Roman"/>
                 <w:kern w:val="0"/>
               </w:rPr>
-              <w:t>L</w:t>
+              <w:t>L4</w:t>
             </w:r>
           </w:p>
         </w:tc>
@@ -4278,7 +4502,7 @@
                 <w:rFonts w:ascii="Times New Roman" w:hAnsi="Times New Roman" w:cs="Times New Roman"/>
                 <w:kern w:val="0"/>
               </w:rPr>
-              <w:t>-.352</w:t>
+              <w:t>-.44</w:t>
             </w:r>
           </w:p>
         </w:tc>
@@ -4310,7 +4534,7 @@
                 <w:rFonts w:ascii="Times New Roman" w:hAnsi="Times New Roman" w:cs="Times New Roman"/>
                 <w:kern w:val="0"/>
               </w:rPr>
-              <w:t>.145</w:t>
+              <w:t>.09</w:t>
             </w:r>
           </w:p>
         </w:tc>
@@ -4343,7 +4567,7 @@
                 <w:rFonts w:ascii="Times New Roman" w:hAnsi="Times New Roman" w:cs="Times New Roman"/>
                 <w:kern w:val="0"/>
               </w:rPr>
-              <w:t>-2.43</w:t>
+              <w:t>-4.88</w:t>
             </w:r>
           </w:p>
         </w:tc>
@@ -4375,7 +4599,7 @@
                 <w:rFonts w:ascii="Times New Roman" w:hAnsi="Times New Roman" w:cs="Times New Roman"/>
                 <w:kern w:val="0"/>
               </w:rPr>
-              <w:t>.015</w:t>
+              <w:t>0</w:t>
             </w:r>
           </w:p>
         </w:tc>
@@ -4408,7 +4632,7 @@
                 <w:rFonts w:ascii="Times New Roman" w:hAnsi="Times New Roman" w:cs="Times New Roman"/>
                 <w:kern w:val="0"/>
               </w:rPr>
-              <w:t>-.636</w:t>
+              <w:t>-.617</w:t>
             </w:r>
           </w:p>
         </w:tc>
@@ -4441,7 +4665,7 @@
                 <w:rFonts w:ascii="Times New Roman" w:hAnsi="Times New Roman" w:cs="Times New Roman"/>
                 <w:kern w:val="0"/>
               </w:rPr>
-              <w:t>-.068</w:t>
+              <w:t>-.263</w:t>
             </w:r>
           </w:p>
         </w:tc>
@@ -4473,7 +4697,7 @@
                 <w:rFonts w:ascii="Times New Roman" w:hAnsi="Times New Roman" w:cs="Times New Roman"/>
                 <w:kern w:val="0"/>
               </w:rPr>
-              <w:t>**</w:t>
+              <w:t>***</w:t>
             </w:r>
           </w:p>
         </w:tc>
@@ -4512,7 +4736,7 @@
                 <w:rFonts w:ascii="Times New Roman" w:hAnsi="Times New Roman" w:cs="Times New Roman"/>
                 <w:kern w:val="0"/>
               </w:rPr>
-              <w:t>L2</w:t>
+              <w:t>Constant</w:t>
             </w:r>
           </w:p>
         </w:tc>
@@ -4545,7 +4769,7 @@
                 <w:rFonts w:ascii="Times New Roman" w:hAnsi="Times New Roman" w:cs="Times New Roman"/>
                 <w:kern w:val="0"/>
               </w:rPr>
-              <w:t>-.374</w:t>
+              <w:t>.831</w:t>
             </w:r>
           </w:p>
         </w:tc>
@@ -4577,7 +4801,7 @@
                 <w:rFonts w:ascii="Times New Roman" w:hAnsi="Times New Roman" w:cs="Times New Roman"/>
                 <w:kern w:val="0"/>
               </w:rPr>
-              <w:t>.127</w:t>
+              <w:t>.056</w:t>
             </w:r>
           </w:p>
         </w:tc>
@@ -4610,7 +4834,7 @@
                 <w:rFonts w:ascii="Times New Roman" w:hAnsi="Times New Roman" w:cs="Times New Roman"/>
                 <w:kern w:val="0"/>
               </w:rPr>
-              <w:t>-2.95</w:t>
+              <w:t>14.97</w:t>
             </w:r>
           </w:p>
         </w:tc>
@@ -4642,7 +4866,7 @@
                 <w:rFonts w:ascii="Times New Roman" w:hAnsi="Times New Roman" w:cs="Times New Roman"/>
                 <w:kern w:val="0"/>
               </w:rPr>
-              <w:t>.003</w:t>
+              <w:t>0</w:t>
             </w:r>
           </w:p>
         </w:tc>
@@ -4675,541 +4899,7 @@
                 <w:rFonts w:ascii="Times New Roman" w:hAnsi="Times New Roman" w:cs="Times New Roman"/>
                 <w:kern w:val="0"/>
               </w:rPr>
-              <w:t>-.623</w:t>
-            </w:r>
-          </w:p>
-        </w:tc>
-        <w:tc>
-          <w:tcPr>
-            <w:tcW w:w="1200" w:type="dxa"/>
-            <w:gridSpan w:val="2"/>
-            <w:tcBorders>
-              <w:top w:val="nil"/>
-              <w:left w:val="nil"/>
-              <w:bottom w:val="nil"/>
-              <w:right w:val="nil"/>
-            </w:tcBorders>
-          </w:tcPr>
-          <w:p>
-            <w:pPr>
-              <w:widowControl w:val="0"/>
-              <w:autoSpaceDE w:val="0"/>
-              <w:autoSpaceDN w:val="0"/>
-              <w:adjustRightInd w:val="0"/>
-              <w:spacing w:after="0" w:line="240" w:lineRule="auto"/>
-              <w:jc w:val="right"/>
-              <w:rPr>
-                <w:rFonts w:ascii="Times New Roman" w:hAnsi="Times New Roman" w:cs="Times New Roman"/>
-                <w:kern w:val="0"/>
-              </w:rPr>
-            </w:pPr>
-            <w:r>
-              <w:rPr>
-                <w:rFonts w:ascii="Times New Roman" w:hAnsi="Times New Roman" w:cs="Times New Roman"/>
-                <w:kern w:val="0"/>
-              </w:rPr>
-              <w:t>-.126</w:t>
-            </w:r>
-          </w:p>
-        </w:tc>
-        <w:tc>
-          <w:tcPr>
-            <w:tcW w:w="600" w:type="dxa"/>
-            <w:tcBorders>
-              <w:top w:val="nil"/>
-              <w:left w:val="nil"/>
-              <w:bottom w:val="nil"/>
-              <w:right w:val="nil"/>
-            </w:tcBorders>
-          </w:tcPr>
-          <w:p>
-            <w:pPr>
-              <w:widowControl w:val="0"/>
-              <w:autoSpaceDE w:val="0"/>
-              <w:autoSpaceDN w:val="0"/>
-              <w:adjustRightInd w:val="0"/>
-              <w:spacing w:after="0" w:line="240" w:lineRule="auto"/>
-              <w:jc w:val="right"/>
-              <w:rPr>
-                <w:rFonts w:ascii="Times New Roman" w:hAnsi="Times New Roman" w:cs="Times New Roman"/>
-                <w:kern w:val="0"/>
-              </w:rPr>
-            </w:pPr>
-            <w:r>
-              <w:rPr>
-                <w:rFonts w:ascii="Times New Roman" w:hAnsi="Times New Roman" w:cs="Times New Roman"/>
-                <w:kern w:val="0"/>
-              </w:rPr>
-              <w:t>***</w:t>
-            </w:r>
-          </w:p>
-        </w:tc>
-      </w:tr>
-      <w:tr>
-        <w:tblPrEx>
-          <w:tblCellMar>
-            <w:top w:w="0" w:type="dxa"/>
-            <w:bottom w:w="0" w:type="dxa"/>
-          </w:tblCellMar>
-        </w:tblPrEx>
-        <w:tc>
-          <w:tcPr>
-            <w:tcW w:w="1708" w:type="dxa"/>
-            <w:tcBorders>
-              <w:top w:val="nil"/>
-              <w:left w:val="nil"/>
-              <w:bottom w:val="nil"/>
-              <w:right w:val="nil"/>
-            </w:tcBorders>
-          </w:tcPr>
-          <w:p>
-            <w:pPr>
-              <w:widowControl w:val="0"/>
-              <w:autoSpaceDE w:val="0"/>
-              <w:autoSpaceDN w:val="0"/>
-              <w:adjustRightInd w:val="0"/>
-              <w:spacing w:after="0" w:line="240" w:lineRule="auto"/>
-              <w:rPr>
-                <w:rFonts w:ascii="Times New Roman" w:hAnsi="Times New Roman" w:cs="Times New Roman"/>
-                <w:kern w:val="0"/>
-              </w:rPr>
-            </w:pPr>
-            <w:r>
-              <w:rPr>
-                <w:rFonts w:ascii="Times New Roman" w:hAnsi="Times New Roman" w:cs="Times New Roman"/>
-                <w:kern w:val="0"/>
-              </w:rPr>
-              <w:t>L3</w:t>
-            </w:r>
-          </w:p>
-        </w:tc>
-        <w:tc>
-          <w:tcPr>
-            <w:tcW w:w="1200" w:type="dxa"/>
-            <w:gridSpan w:val="2"/>
-            <w:tcBorders>
-              <w:top w:val="nil"/>
-              <w:left w:val="nil"/>
-              <w:bottom w:val="nil"/>
-              <w:right w:val="nil"/>
-            </w:tcBorders>
-          </w:tcPr>
-          <w:p>
-            <w:pPr>
-              <w:widowControl w:val="0"/>
-              <w:autoSpaceDE w:val="0"/>
-              <w:autoSpaceDN w:val="0"/>
-              <w:adjustRightInd w:val="0"/>
-              <w:spacing w:after="0" w:line="240" w:lineRule="auto"/>
-              <w:jc w:val="right"/>
-              <w:rPr>
-                <w:rFonts w:ascii="Times New Roman" w:hAnsi="Times New Roman" w:cs="Times New Roman"/>
-                <w:kern w:val="0"/>
-              </w:rPr>
-            </w:pPr>
-            <w:r>
-              <w:rPr>
-                <w:rFonts w:ascii="Times New Roman" w:hAnsi="Times New Roman" w:cs="Times New Roman"/>
-                <w:kern w:val="0"/>
-              </w:rPr>
-              <w:t>.476</w:t>
-            </w:r>
-          </w:p>
-        </w:tc>
-        <w:tc>
-          <w:tcPr>
-            <w:tcW w:w="1200" w:type="dxa"/>
-            <w:tcBorders>
-              <w:top w:val="nil"/>
-              <w:left w:val="nil"/>
-              <w:bottom w:val="nil"/>
-              <w:right w:val="nil"/>
-            </w:tcBorders>
-          </w:tcPr>
-          <w:p>
-            <w:pPr>
-              <w:widowControl w:val="0"/>
-              <w:autoSpaceDE w:val="0"/>
-              <w:autoSpaceDN w:val="0"/>
-              <w:adjustRightInd w:val="0"/>
-              <w:spacing w:after="0" w:line="240" w:lineRule="auto"/>
-              <w:jc w:val="right"/>
-              <w:rPr>
-                <w:rFonts w:ascii="Times New Roman" w:hAnsi="Times New Roman" w:cs="Times New Roman"/>
-                <w:kern w:val="0"/>
-              </w:rPr>
-            </w:pPr>
-            <w:r>
-              <w:rPr>
-                <w:rFonts w:ascii="Times New Roman" w:hAnsi="Times New Roman" w:cs="Times New Roman"/>
-                <w:kern w:val="0"/>
-              </w:rPr>
-              <w:t>.116</w:t>
-            </w:r>
-          </w:p>
-        </w:tc>
-        <w:tc>
-          <w:tcPr>
-            <w:tcW w:w="850" w:type="dxa"/>
-            <w:gridSpan w:val="2"/>
-            <w:tcBorders>
-              <w:top w:val="nil"/>
-              <w:left w:val="nil"/>
-              <w:bottom w:val="nil"/>
-              <w:right w:val="nil"/>
-            </w:tcBorders>
-          </w:tcPr>
-          <w:p>
-            <w:pPr>
-              <w:widowControl w:val="0"/>
-              <w:autoSpaceDE w:val="0"/>
-              <w:autoSpaceDN w:val="0"/>
-              <w:adjustRightInd w:val="0"/>
-              <w:spacing w:after="0" w:line="240" w:lineRule="auto"/>
-              <w:jc w:val="right"/>
-              <w:rPr>
-                <w:rFonts w:ascii="Times New Roman" w:hAnsi="Times New Roman" w:cs="Times New Roman"/>
-                <w:kern w:val="0"/>
-              </w:rPr>
-            </w:pPr>
-            <w:r>
-              <w:rPr>
-                <w:rFonts w:ascii="Times New Roman" w:hAnsi="Times New Roman" w:cs="Times New Roman"/>
-                <w:kern w:val="0"/>
-              </w:rPr>
-              <w:t>4.11</w:t>
-            </w:r>
-          </w:p>
-        </w:tc>
-        <w:tc>
-          <w:tcPr>
-            <w:tcW w:w="900" w:type="dxa"/>
-            <w:tcBorders>
-              <w:top w:val="nil"/>
-              <w:left w:val="nil"/>
-              <w:bottom w:val="nil"/>
-              <w:right w:val="nil"/>
-            </w:tcBorders>
-          </w:tcPr>
-          <w:p>
-            <w:pPr>
-              <w:widowControl w:val="0"/>
-              <w:autoSpaceDE w:val="0"/>
-              <w:autoSpaceDN w:val="0"/>
-              <w:adjustRightInd w:val="0"/>
-              <w:spacing w:after="0" w:line="240" w:lineRule="auto"/>
-              <w:jc w:val="right"/>
-              <w:rPr>
-                <w:rFonts w:ascii="Times New Roman" w:hAnsi="Times New Roman" w:cs="Times New Roman"/>
-                <w:kern w:val="0"/>
-              </w:rPr>
-            </w:pPr>
-            <w:r>
-              <w:rPr>
-                <w:rFonts w:ascii="Times New Roman" w:hAnsi="Times New Roman" w:cs="Times New Roman"/>
-                <w:kern w:val="0"/>
-              </w:rPr>
-              <w:t>0</w:t>
-            </w:r>
-          </w:p>
-        </w:tc>
-        <w:tc>
-          <w:tcPr>
-            <w:tcW w:w="1200" w:type="dxa"/>
-            <w:gridSpan w:val="2"/>
-            <w:tcBorders>
-              <w:top w:val="nil"/>
-              <w:left w:val="nil"/>
-              <w:bottom w:val="nil"/>
-              <w:right w:val="nil"/>
-            </w:tcBorders>
-          </w:tcPr>
-          <w:p>
-            <w:pPr>
-              <w:widowControl w:val="0"/>
-              <w:autoSpaceDE w:val="0"/>
-              <w:autoSpaceDN w:val="0"/>
-              <w:adjustRightInd w:val="0"/>
-              <w:spacing w:after="0" w:line="240" w:lineRule="auto"/>
-              <w:jc w:val="right"/>
-              <w:rPr>
-                <w:rFonts w:ascii="Times New Roman" w:hAnsi="Times New Roman" w:cs="Times New Roman"/>
-                <w:kern w:val="0"/>
-              </w:rPr>
-            </w:pPr>
-            <w:r>
-              <w:rPr>
-                <w:rFonts w:ascii="Times New Roman" w:hAnsi="Times New Roman" w:cs="Times New Roman"/>
-                <w:kern w:val="0"/>
-              </w:rPr>
-              <w:t>.249</w:t>
-            </w:r>
-          </w:p>
-        </w:tc>
-        <w:tc>
-          <w:tcPr>
-            <w:tcW w:w="1200" w:type="dxa"/>
-            <w:gridSpan w:val="2"/>
-            <w:tcBorders>
-              <w:top w:val="nil"/>
-              <w:left w:val="nil"/>
-              <w:bottom w:val="nil"/>
-              <w:right w:val="nil"/>
-            </w:tcBorders>
-          </w:tcPr>
-          <w:p>
-            <w:pPr>
-              <w:widowControl w:val="0"/>
-              <w:autoSpaceDE w:val="0"/>
-              <w:autoSpaceDN w:val="0"/>
-              <w:adjustRightInd w:val="0"/>
-              <w:spacing w:after="0" w:line="240" w:lineRule="auto"/>
-              <w:jc w:val="right"/>
-              <w:rPr>
-                <w:rFonts w:ascii="Times New Roman" w:hAnsi="Times New Roman" w:cs="Times New Roman"/>
-                <w:kern w:val="0"/>
-              </w:rPr>
-            </w:pPr>
-            <w:r>
-              <w:rPr>
-                <w:rFonts w:ascii="Times New Roman" w:hAnsi="Times New Roman" w:cs="Times New Roman"/>
-                <w:kern w:val="0"/>
-              </w:rPr>
-              <w:t>.702</w:t>
-            </w:r>
-          </w:p>
-        </w:tc>
-        <w:tc>
-          <w:tcPr>
-            <w:tcW w:w="600" w:type="dxa"/>
-            <w:tcBorders>
-              <w:top w:val="nil"/>
-              <w:left w:val="nil"/>
-              <w:bottom w:val="nil"/>
-              <w:right w:val="nil"/>
-            </w:tcBorders>
-          </w:tcPr>
-          <w:p>
-            <w:pPr>
-              <w:widowControl w:val="0"/>
-              <w:autoSpaceDE w:val="0"/>
-              <w:autoSpaceDN w:val="0"/>
-              <w:adjustRightInd w:val="0"/>
-              <w:spacing w:after="0" w:line="240" w:lineRule="auto"/>
-              <w:jc w:val="right"/>
-              <w:rPr>
-                <w:rFonts w:ascii="Times New Roman" w:hAnsi="Times New Roman" w:cs="Times New Roman"/>
-                <w:kern w:val="0"/>
-              </w:rPr>
-            </w:pPr>
-            <w:r>
-              <w:rPr>
-                <w:rFonts w:ascii="Times New Roman" w:hAnsi="Times New Roman" w:cs="Times New Roman"/>
-                <w:kern w:val="0"/>
-              </w:rPr>
-              <w:t>***</w:t>
-            </w:r>
-          </w:p>
-        </w:tc>
-      </w:tr>
-      <w:tr>
-        <w:tblPrEx>
-          <w:tblCellMar>
-            <w:top w:w="0" w:type="dxa"/>
-            <w:bottom w:w="0" w:type="dxa"/>
-          </w:tblCellMar>
-        </w:tblPrEx>
-        <w:tc>
-          <w:tcPr>
-            <w:tcW w:w="1708" w:type="dxa"/>
-            <w:tcBorders>
-              <w:top w:val="nil"/>
-              <w:left w:val="nil"/>
-              <w:bottom w:val="nil"/>
-              <w:right w:val="nil"/>
-            </w:tcBorders>
-          </w:tcPr>
-          <w:p>
-            <w:pPr>
-              <w:widowControl w:val="0"/>
-              <w:autoSpaceDE w:val="0"/>
-              <w:autoSpaceDN w:val="0"/>
-              <w:adjustRightInd w:val="0"/>
-              <w:spacing w:after="0" w:line="240" w:lineRule="auto"/>
-              <w:rPr>
-                <w:rFonts w:ascii="Times New Roman" w:hAnsi="Times New Roman" w:cs="Times New Roman"/>
-                <w:kern w:val="0"/>
-              </w:rPr>
-            </w:pPr>
-            <w:r>
-              <w:rPr>
-                <w:rFonts w:ascii="Times New Roman" w:hAnsi="Times New Roman" w:cs="Times New Roman"/>
-                <w:kern w:val="0"/>
-              </w:rPr>
-              <w:t>Constant</w:t>
-            </w:r>
-          </w:p>
-        </w:tc>
-        <w:tc>
-          <w:tcPr>
-            <w:tcW w:w="1200" w:type="dxa"/>
-            <w:gridSpan w:val="2"/>
-            <w:tcBorders>
-              <w:top w:val="nil"/>
-              <w:left w:val="nil"/>
-              <w:bottom w:val="nil"/>
-              <w:right w:val="nil"/>
-            </w:tcBorders>
-          </w:tcPr>
-          <w:p>
-            <w:pPr>
-              <w:widowControl w:val="0"/>
-              <w:autoSpaceDE w:val="0"/>
-              <w:autoSpaceDN w:val="0"/>
-              <w:adjustRightInd w:val="0"/>
-              <w:spacing w:after="0" w:line="240" w:lineRule="auto"/>
-              <w:jc w:val="right"/>
-              <w:rPr>
-                <w:rFonts w:ascii="Times New Roman" w:hAnsi="Times New Roman" w:cs="Times New Roman"/>
-                <w:kern w:val="0"/>
-              </w:rPr>
-            </w:pPr>
-            <w:r>
-              <w:rPr>
-                <w:rFonts w:ascii="Times New Roman" w:hAnsi="Times New Roman" w:cs="Times New Roman"/>
-                <w:kern w:val="0"/>
-              </w:rPr>
-              <w:t>.828</w:t>
-            </w:r>
-          </w:p>
-        </w:tc>
-        <w:tc>
-          <w:tcPr>
-            <w:tcW w:w="1200" w:type="dxa"/>
-            <w:tcBorders>
-              <w:top w:val="nil"/>
-              <w:left w:val="nil"/>
-              <w:bottom w:val="nil"/>
-              <w:right w:val="nil"/>
-            </w:tcBorders>
-          </w:tcPr>
-          <w:p>
-            <w:pPr>
-              <w:widowControl w:val="0"/>
-              <w:autoSpaceDE w:val="0"/>
-              <w:autoSpaceDN w:val="0"/>
-              <w:adjustRightInd w:val="0"/>
-              <w:spacing w:after="0" w:line="240" w:lineRule="auto"/>
-              <w:jc w:val="right"/>
-              <w:rPr>
-                <w:rFonts w:ascii="Times New Roman" w:hAnsi="Times New Roman" w:cs="Times New Roman"/>
-                <w:kern w:val="0"/>
-              </w:rPr>
-            </w:pPr>
-            <w:r>
-              <w:rPr>
-                <w:rFonts w:ascii="Times New Roman" w:hAnsi="Times New Roman" w:cs="Times New Roman"/>
-                <w:kern w:val="0"/>
-              </w:rPr>
-              <w:t>.057</w:t>
-            </w:r>
-          </w:p>
-        </w:tc>
-        <w:tc>
-          <w:tcPr>
-            <w:tcW w:w="850" w:type="dxa"/>
-            <w:gridSpan w:val="2"/>
-            <w:tcBorders>
-              <w:top w:val="nil"/>
-              <w:left w:val="nil"/>
-              <w:bottom w:val="nil"/>
-              <w:right w:val="nil"/>
-            </w:tcBorders>
-          </w:tcPr>
-          <w:p>
-            <w:pPr>
-              <w:widowControl w:val="0"/>
-              <w:autoSpaceDE w:val="0"/>
-              <w:autoSpaceDN w:val="0"/>
-              <w:adjustRightInd w:val="0"/>
-              <w:spacing w:after="0" w:line="240" w:lineRule="auto"/>
-              <w:jc w:val="right"/>
-              <w:rPr>
-                <w:rFonts w:ascii="Times New Roman" w:hAnsi="Times New Roman" w:cs="Times New Roman"/>
-                <w:kern w:val="0"/>
-              </w:rPr>
-            </w:pPr>
-            <w:r>
-              <w:rPr>
-                <w:rFonts w:ascii="Times New Roman" w:hAnsi="Times New Roman" w:cs="Times New Roman"/>
-                <w:kern w:val="0"/>
-              </w:rPr>
-              <w:t>14.52</w:t>
-            </w:r>
-          </w:p>
-        </w:tc>
-        <w:tc>
-          <w:tcPr>
-            <w:tcW w:w="900" w:type="dxa"/>
-            <w:tcBorders>
-              <w:top w:val="nil"/>
-              <w:left w:val="nil"/>
-              <w:bottom w:val="nil"/>
-              <w:right w:val="nil"/>
-            </w:tcBorders>
-          </w:tcPr>
-          <w:p>
-            <w:pPr>
-              <w:widowControl w:val="0"/>
-              <w:autoSpaceDE w:val="0"/>
-              <w:autoSpaceDN w:val="0"/>
-              <w:adjustRightInd w:val="0"/>
-              <w:spacing w:after="0" w:line="240" w:lineRule="auto"/>
-              <w:jc w:val="right"/>
-              <w:rPr>
-                <w:rFonts w:ascii="Times New Roman" w:hAnsi="Times New Roman" w:cs="Times New Roman"/>
-                <w:kern w:val="0"/>
-              </w:rPr>
-            </w:pPr>
-            <w:r>
-              <w:rPr>
-                <w:rFonts w:ascii="Times New Roman" w:hAnsi="Times New Roman" w:cs="Times New Roman"/>
-                <w:kern w:val="0"/>
-              </w:rPr>
-              <w:t>0</w:t>
-            </w:r>
-          </w:p>
-        </w:tc>
-        <w:tc>
-          <w:tcPr>
-            <w:tcW w:w="1200" w:type="dxa"/>
-            <w:gridSpan w:val="2"/>
-            <w:tcBorders>
-              <w:top w:val="nil"/>
-              <w:left w:val="nil"/>
-              <w:bottom w:val="nil"/>
-              <w:right w:val="nil"/>
-            </w:tcBorders>
-          </w:tcPr>
-          <w:p>
-            <w:pPr>
-              <w:widowControl w:val="0"/>
-              <w:autoSpaceDE w:val="0"/>
-              <w:autoSpaceDN w:val="0"/>
-              <w:adjustRightInd w:val="0"/>
-              <w:spacing w:after="0" w:line="240" w:lineRule="auto"/>
-              <w:jc w:val="right"/>
-              <w:rPr>
-                <w:rFonts w:ascii="Times New Roman" w:hAnsi="Times New Roman" w:cs="Times New Roman"/>
-                <w:kern w:val="0"/>
-              </w:rPr>
-            </w:pPr>
-            <w:r>
-              <w:rPr>
-                <w:rFonts w:ascii="Times New Roman" w:hAnsi="Times New Roman" w:cs="Times New Roman"/>
-                <w:kern w:val="0"/>
-              </w:rPr>
-              <w:t>.716</w:t>
+              <w:t>.722</w:t>
             </w:r>
           </w:p>
         </w:tc>
@@ -5607,7 +5297,7 @@
                 <w:rFonts w:ascii="Times New Roman" w:hAnsi="Times New Roman" w:cs="Times New Roman"/>
                 <w:kern w:val="0"/>
               </w:rPr>
-              <w:t>867.399</w:t>
+              <w:t>380.697</w:t>
             </w:r>
           </w:p>
         </w:tc>
@@ -5749,7 +5439,7 @@
                 <w:rFonts w:ascii="Times New Roman" w:hAnsi="Times New Roman" w:cs="Times New Roman"/>
                 <w:kern w:val="0"/>
               </w:rPr>
-              <w:t>262.787</w:t>
+              <w:t>261.338</w:t>
             </w:r>
           </w:p>
         </w:tc>
@@ -5822,6 +5512,61 @@
               <w:adjustRightInd w:val="0"/>
               <w:spacing w:after="0" w:line="240" w:lineRule="auto"/>
               <w:rPr>
+                <w:rFonts w:ascii="Garamond" w:hAnsi="Garamond"/>
+                <w:kern w:val="0"/>
+                <w:sz w:val="20"/>
+                <w:szCs w:val="20"/>
+              </w:rPr>
+            </w:pPr>
+          </w:p>
+        </w:tc>
+      </w:tr>
+    </w:tbl>
+    <w:p>
+      <w:pPr>
+        <w:widowControl w:val="0"/>
+        <w:autoSpaceDE w:val="0"/>
+        <w:autoSpaceDN w:val="0"/>
+        <w:adjustRightInd w:val="0"/>
+        <w:spacing w:after="0" w:line="240" w:lineRule="auto"/>
+        <w:rPr>
+          <w:rFonts w:ascii="Garamond" w:hAnsi="Garamond"/>
+          <w:b/>
+          <w:bCs/>
+          <w:kern w:val="0"/>
+          <w:sz w:val="20"/>
+          <w:szCs w:val="20"/>
+        </w:rPr>
+      </w:pPr>
+    </w:p>
+    <w:tbl>
+      <w:tblPr>
+        <w:tblW w:w="0" w:type="auto"/>
+        <w:tblLayout w:type="fixed"/>
+        <w:tblLook w:val="0000" w:firstRow="0" w:lastRow="0" w:firstColumn="0" w:lastColumn="0" w:noHBand="0" w:noVBand="0"/>
+      </w:tblPr>
+      <w:tblGrid>
+        <w:gridCol w:w="8858"/>
+      </w:tblGrid>
+      <w:tr>
+        <w:tc>
+          <w:tcPr>
+            <w:tcW w:w="8858" w:type="dxa"/>
+            <w:tcBorders>
+              <w:top w:val="nil"/>
+              <w:left w:val="nil"/>
+              <w:bottom w:val="nil"/>
+              <w:right w:val="nil"/>
+            </w:tcBorders>
+          </w:tcPr>
+          <w:p>
+            <w:pPr>
+              <w:widowControl w:val="0"/>
+              <w:autoSpaceDE w:val="0"/>
+              <w:autoSpaceDN w:val="0"/>
+              <w:adjustRightInd w:val="0"/>
+              <w:spacing w:after="0" w:line="240" w:lineRule="auto"/>
+              <w:rPr>
                 <w:rFonts w:ascii="Times New Roman" w:hAnsi="Times New Roman" w:cs="Times New Roman"/>
                 <w:kern w:val="0"/>
               </w:rPr>
@@ -5832,20 +5577,11 @@
                 <w:noProof/>
                 <w:kern w:val="0"/>
               </w:rPr>
-              <w:lastRenderedPageBreak/>
               <w:drawing>
-                <wp:anchor distT="0" distB="0" distL="114300" distR="114300" simplePos="0" relativeHeight="251660288" behindDoc="0" locked="0" layoutInCell="1" allowOverlap="1" wp14:anchorId="18B3E591" wp14:editId="6C62A5EE">
-                  <wp:simplePos x="0" y="0"/>
-                  <wp:positionH relativeFrom="column">
-                    <wp:posOffset>-341</wp:posOffset>
-                  </wp:positionH>
-                  <wp:positionV relativeFrom="paragraph">
-                    <wp:posOffset>0</wp:posOffset>
-                  </wp:positionV>
+                <wp:inline distT="0" distB="0" distL="0" distR="0" wp14:anchorId="185F198D" wp14:editId="71D01247">
                   <wp:extent cx="5487670" cy="3992880"/>
                   <wp:effectExtent l="0" t="0" r="0" b="7620"/>
-                  <wp:wrapSquare wrapText="bothSides"/>
-                  <wp:docPr id="1192548176" name="Picture 2"/>
+                  <wp:docPr id="53254051" name="Picture 1"/>
                   <wp:cNvGraphicFramePr>
                     <a:graphicFrameLocks xmlns:a="http://schemas.openxmlformats.org/drawingml/2006/main" noChangeAspect="1"/>
                   </wp:cNvGraphicFramePr>
@@ -5853,7 +5589,7 @@
                     <a:graphicData uri="http://schemas.openxmlformats.org/drawingml/2006/picture">
                       <pic:pic xmlns:pic="http://schemas.openxmlformats.org/drawingml/2006/picture">
                         <pic:nvPicPr>
-                          <pic:cNvPr id="1192548176" name="Picture 1192548176"/>
+                          <pic:cNvPr id="53254051" name="Picture 53254051"/>
                           <pic:cNvPicPr/>
                         </pic:nvPicPr>
                         <pic:blipFill>
@@ -5880,7 +5616,7 @@
                       </pic:pic>
                     </a:graphicData>
                   </a:graphic>
-                </wp:anchor>
+                </wp:inline>
               </w:drawing>
             </w:r>
           </w:p>
@@ -5907,55 +5643,43 @@
         <w:rPr>
           <w:rFonts w:ascii="Times New Roman" w:hAnsi="Times New Roman" w:cs="Times New Roman"/>
         </w:rPr>
-        <w:t>After estimating the ARMA (</w:t>
-      </w:r>
-      <w:r>
-        <w:rPr>
-          <w:rFonts w:ascii="Times New Roman" w:hAnsi="Times New Roman" w:cs="Times New Roman"/>
-        </w:rPr>
-        <w:t>2</w:t>
-      </w:r>
-      <w:r>
-        <w:rPr>
-          <w:rFonts w:ascii="Times New Roman" w:hAnsi="Times New Roman" w:cs="Times New Roman"/>
-        </w:rPr>
-        <w:t>,</w:t>
-      </w:r>
-      <w:r>
-        <w:rPr>
-          <w:rFonts w:ascii="Times New Roman" w:hAnsi="Times New Roman" w:cs="Times New Roman"/>
-        </w:rPr>
-        <w:t>3</w:t>
-      </w:r>
-      <w:r>
-        <w:rPr>
-          <w:rFonts w:ascii="Times New Roman" w:hAnsi="Times New Roman" w:cs="Times New Roman"/>
-        </w:rPr>
-        <w:t>) model we can see all the lag coefficients of AR and MA process are statistically significant at 1% confidence intervals. And the roots diagram shows us that all the roots of AR and MA process are within the unit circle. So, we can say ARMA (</w:t>
-      </w:r>
-      <w:r>
-        <w:rPr>
-          <w:rFonts w:ascii="Times New Roman" w:hAnsi="Times New Roman" w:cs="Times New Roman"/>
-        </w:rPr>
-        <w:t>2</w:t>
-      </w:r>
-      <w:r>
-        <w:rPr>
-          <w:rFonts w:ascii="Times New Roman" w:hAnsi="Times New Roman" w:cs="Times New Roman"/>
-        </w:rPr>
-        <w:t>,</w:t>
-      </w:r>
-      <w:r>
-        <w:rPr>
-          <w:rFonts w:ascii="Times New Roman" w:hAnsi="Times New Roman" w:cs="Times New Roman"/>
-        </w:rPr>
-        <w:t>3</w:t>
-      </w:r>
-      <w:r>
-        <w:rPr>
-          <w:rFonts w:ascii="Times New Roman" w:hAnsi="Times New Roman" w:cs="Times New Roman"/>
-        </w:rPr>
-        <w:t xml:space="preserve">) model is acceptable for estimation. </w:t>
+        <w:t>After estimating the AR (</w:t>
+      </w:r>
+      <w:r>
+        <w:rPr>
+          <w:rFonts w:ascii="Times New Roman" w:hAnsi="Times New Roman" w:cs="Times New Roman"/>
+        </w:rPr>
+        <w:t>4</w:t>
+      </w:r>
+      <w:r>
+        <w:rPr>
+          <w:rFonts w:ascii="Times New Roman" w:hAnsi="Times New Roman" w:cs="Times New Roman"/>
+        </w:rPr>
+        <w:t>) model we can see all the lag coefficients of AR process are statistically significant at 1% confidence intervals. And the roots diagram shows us that all the roots of AR process are within the unit circle. So, we can say AR (</w:t>
+      </w:r>
+      <w:r>
+        <w:rPr>
+          <w:rFonts w:ascii="Times New Roman" w:hAnsi="Times New Roman" w:cs="Times New Roman"/>
+        </w:rPr>
+        <w:t>4</w:t>
+      </w:r>
+      <w:r>
+        <w:rPr>
+          <w:rFonts w:ascii="Times New Roman" w:hAnsi="Times New Roman" w:cs="Times New Roman"/>
+        </w:rPr>
+        <w:t>)</w:t>
+      </w:r>
+      <w:r>
+        <w:rPr>
+          <w:rFonts w:ascii="Times New Roman" w:hAnsi="Times New Roman" w:cs="Times New Roman"/>
+        </w:rPr>
+        <w:t xml:space="preserve"> or ARMA (4,0)</w:t>
+      </w:r>
+      <w:r>
+        <w:rPr>
+          <w:rFonts w:ascii="Times New Roman" w:hAnsi="Times New Roman" w:cs="Times New Roman"/>
+        </w:rPr>
+        <w:t xml:space="preserve"> model is acceptable for estimation. </w:t>
       </w:r>
     </w:p>
     <w:p>
@@ -6055,7 +5779,23 @@
               <w:rPr>
                 <w:rFonts w:ascii="Times New Roman" w:hAnsi="Times New Roman" w:cs="Times New Roman"/>
               </w:rPr>
-              <w:t>Portmanteau test for white noise</w:t>
+              <w:t xml:space="preserve">Portmanteau test for </w:t>
+            </w:r>
+            <w:r>
+              <w:rPr>
+                <w:rFonts w:ascii="Times New Roman" w:hAnsi="Times New Roman" w:cs="Times New Roman"/>
+                <w:i/>
+                <w:iCs/>
+              </w:rPr>
+              <w:t xml:space="preserve">H0: </w:t>
+            </w:r>
+            <w:r>
+              <w:rPr>
+                <w:rFonts w:ascii="Times New Roman" w:hAnsi="Times New Roman" w:cs="Times New Roman"/>
+                <w:i/>
+                <w:iCs/>
+              </w:rPr>
+              <w:t>white noise</w:t>
             </w:r>
           </w:p>
           <w:p>
@@ -6109,7 +5849,16 @@
               <w:rPr>
                 <w:rFonts w:ascii="Times New Roman" w:hAnsi="Times New Roman" w:cs="Times New Roman"/>
               </w:rPr>
-              <w:t xml:space="preserve"> 33.0943</w:t>
+              <w:t xml:space="preserve"> </w:t>
+            </w:r>
+            <w:r>
+              <w:t xml:space="preserve"> </w:t>
+            </w:r>
+            <w:r>
+              <w:rPr>
+                <w:rFonts w:ascii="Times New Roman" w:hAnsi="Times New Roman" w:cs="Times New Roman"/>
+              </w:rPr>
+              <w:t>33.9823</w:t>
             </w:r>
           </w:p>
           <w:p>
@@ -6157,34 +5906,59 @@
               <w:rPr>
                 <w:rFonts w:ascii="Times New Roman" w:hAnsi="Times New Roman" w:cs="Times New Roman"/>
               </w:rPr>
-              <w:t>7721</w:t>
-            </w:r>
-          </w:p>
-          <w:p>
-            <w:pPr>
-              <w:rPr>
-                <w:rFonts w:ascii="Times New Roman" w:hAnsi="Times New Roman" w:cs="Times New Roman"/>
-              </w:rPr>
-            </w:pPr>
-          </w:p>
-          <w:p>
-            <w:pPr>
-              <w:rPr>
-                <w:rFonts w:ascii="Times New Roman" w:hAnsi="Times New Roman" w:cs="Times New Roman"/>
-              </w:rPr>
-            </w:pPr>
-          </w:p>
-          <w:p>
-            <w:pPr>
-              <w:rPr>
-                <w:rFonts w:ascii="Times New Roman" w:hAnsi="Times New Roman" w:cs="Times New Roman"/>
-              </w:rPr>
-            </w:pPr>
-            <w:r>
-              <w:rPr>
-                <w:rFonts w:ascii="Times New Roman" w:hAnsi="Times New Roman" w:cs="Times New Roman"/>
-              </w:rPr>
-              <w:t xml:space="preserve">The Ljung-Box test or Q test at lag </w:t>
+              <w:t>7</w:t>
+            </w:r>
+            <w:r>
+              <w:rPr>
+                <w:rFonts w:ascii="Times New Roman" w:hAnsi="Times New Roman" w:cs="Times New Roman"/>
+              </w:rPr>
+              <w:t>370</w:t>
+            </w:r>
+          </w:p>
+          <w:p>
+            <w:pPr>
+              <w:rPr>
+                <w:rFonts w:ascii="Times New Roman" w:hAnsi="Times New Roman" w:cs="Times New Roman"/>
+              </w:rPr>
+            </w:pPr>
+          </w:p>
+          <w:p>
+            <w:pPr>
+              <w:rPr>
+                <w:rFonts w:ascii="Times New Roman" w:hAnsi="Times New Roman" w:cs="Times New Roman"/>
+              </w:rPr>
+            </w:pPr>
+          </w:p>
+          <w:p>
+            <w:pPr>
+              <w:rPr>
+                <w:rFonts w:ascii="Times New Roman" w:hAnsi="Times New Roman" w:cs="Times New Roman"/>
+              </w:rPr>
+            </w:pPr>
+            <w:r>
+              <w:rPr>
+                <w:rFonts w:ascii="Times New Roman" w:hAnsi="Times New Roman" w:cs="Times New Roman"/>
+              </w:rPr>
+              <w:t xml:space="preserve">The Ljung-Box test or Q test at lag 40 do not reject the Null Hypothesis of the residuals being white noise. The Autocorrelation and Partial Autocorrelation function of the residuals also justify this white noise process for lag </w:t>
+            </w:r>
+            <w:r>
+              <w:rPr>
+                <w:rFonts w:ascii="Times New Roman" w:hAnsi="Times New Roman" w:cs="Times New Roman"/>
+              </w:rPr>
+              <w:t>2</w:t>
+            </w:r>
+            <w:r>
+              <w:rPr>
+                <w:rFonts w:ascii="Times New Roman" w:hAnsi="Times New Roman" w:cs="Times New Roman"/>
+              </w:rPr>
+              <w:t xml:space="preserve">0. This diagnostic test satisfies the residuals being </w:t>
+            </w:r>
+            <w:r>
+              <w:rPr>
+                <w:rFonts w:ascii="Times New Roman" w:hAnsi="Times New Roman" w:cs="Times New Roman"/>
+              </w:rPr>
+              <w:lastRenderedPageBreak/>
+              <w:t>white noise and according to the steps of Box Jenkins Methodology AR (</w:t>
             </w:r>
             <w:r>
               <w:rPr>
@@ -6196,50 +5970,19 @@
               <w:rPr>
                 <w:rFonts w:ascii="Times New Roman" w:hAnsi="Times New Roman" w:cs="Times New Roman"/>
               </w:rPr>
-              <w:t xml:space="preserve">0 do not reject the Null Hypothesis of the residuals being white noise. The Autocorrelation and Partial Autocorrelation function of the residuals also justify this white noise process for lag </w:t>
-            </w:r>
-            <w:r>
-              <w:rPr>
-                <w:rFonts w:ascii="Times New Roman" w:hAnsi="Times New Roman" w:cs="Times New Roman"/>
-              </w:rPr>
-              <w:t>2</w:t>
-            </w:r>
-            <w:r>
-              <w:rPr>
-                <w:rFonts w:ascii="Times New Roman" w:hAnsi="Times New Roman" w:cs="Times New Roman"/>
-              </w:rPr>
-              <w:t xml:space="preserve">0. This diagnostic test satisfies the residuals being </w:t>
-            </w:r>
-            <w:r>
-              <w:rPr>
-                <w:rFonts w:ascii="Times New Roman" w:hAnsi="Times New Roman" w:cs="Times New Roman"/>
-              </w:rPr>
-              <w:lastRenderedPageBreak/>
-              <w:t>white noise and according to the steps of Box Jenkins Methodology ARMA (</w:t>
-            </w:r>
-            <w:r>
-              <w:rPr>
-                <w:rFonts w:ascii="Times New Roman" w:hAnsi="Times New Roman" w:cs="Times New Roman"/>
-              </w:rPr>
-              <w:t>2</w:t>
-            </w:r>
-            <w:r>
-              <w:rPr>
-                <w:rFonts w:ascii="Times New Roman" w:hAnsi="Times New Roman" w:cs="Times New Roman"/>
-              </w:rPr>
-              <w:t>,</w:t>
-            </w:r>
-            <w:r>
-              <w:rPr>
-                <w:rFonts w:ascii="Times New Roman" w:hAnsi="Times New Roman" w:cs="Times New Roman"/>
-              </w:rPr>
-              <w:t>3</w:t>
-            </w:r>
-            <w:r>
-              <w:rPr>
-                <w:rFonts w:ascii="Times New Roman" w:hAnsi="Times New Roman" w:cs="Times New Roman"/>
-              </w:rPr>
-              <w:t xml:space="preserve">) model is accepted as the univariate process of the </w:t>
+              <w:t>)</w:t>
+            </w:r>
+            <w:r>
+              <w:rPr>
+                <w:rFonts w:ascii="Times New Roman" w:hAnsi="Times New Roman" w:cs="Times New Roman"/>
+              </w:rPr>
+              <w:t xml:space="preserve"> or ARMA (4,0)</w:t>
+            </w:r>
+            <w:r>
+              <w:rPr>
+                <w:rFonts w:ascii="Times New Roman" w:hAnsi="Times New Roman" w:cs="Times New Roman"/>
+              </w:rPr>
+              <w:t xml:space="preserve"> model is accepted as the univariate process of the </w:t>
             </w:r>
             <w:r>
               <w:rPr>
@@ -6325,10 +6068,19 @@
           </w:p>
           <w:p>
             <w:pPr>
-              <w:rPr>
-                <w:rFonts w:ascii="Times New Roman" w:hAnsi="Times New Roman" w:cs="Times New Roman"/>
-              </w:rPr>
-            </w:pPr>
+              <w:tabs>
+                <w:tab w:val="left" w:pos="3127"/>
+              </w:tabs>
+              <w:rPr>
+                <w:rFonts w:ascii="Times New Roman" w:hAnsi="Times New Roman" w:cs="Times New Roman"/>
+              </w:rPr>
+            </w:pPr>
+            <w:r>
+              <w:rPr>
+                <w:rFonts w:ascii="Times New Roman" w:hAnsi="Times New Roman" w:cs="Times New Roman"/>
+              </w:rPr>
+              <w:tab/>
+            </w:r>
           </w:p>
         </w:tc>
       </w:tr>
@@ -6408,10 +6160,10 @@
           <w:szCs w:val="28"/>
         </w:rPr>
         <w:drawing>
-          <wp:inline distT="0" distB="0" distL="0" distR="0" wp14:anchorId="305BA3EC" wp14:editId="52530A8A">
+          <wp:inline distT="0" distB="0" distL="0" distR="0" wp14:anchorId="43B4D425" wp14:editId="3B887A4A">
             <wp:extent cx="5943600" cy="3658870"/>
             <wp:effectExtent l="0" t="0" r="0" b="0"/>
-            <wp:docPr id="1319797212" name="Picture 5"/>
+            <wp:docPr id="648976951" name="Picture 3"/>
             <wp:cNvGraphicFramePr>
               <a:graphicFrameLocks xmlns:a="http://schemas.openxmlformats.org/drawingml/2006/main" noChangeAspect="1"/>
             </wp:cNvGraphicFramePr>
@@ -6419,7 +6171,7 @@
               <a:graphicData uri="http://schemas.openxmlformats.org/drawingml/2006/picture">
                 <pic:pic xmlns:pic="http://schemas.openxmlformats.org/drawingml/2006/picture">
                   <pic:nvPicPr>
-                    <pic:cNvPr id="1319797212" name="Picture 1319797212"/>
+                    <pic:cNvPr id="648976951" name="Picture 648976951"/>
                     <pic:cNvPicPr/>
                   </pic:nvPicPr>
                   <pic:blipFill>
